--- a/valencia/UD07/2 DAM SGE UD 07 Desenvolupament de mòduls Controlador, Herència i Web Controllers.docx
+++ b/valencia/UD07/2 DAM SGE UD 07 Desenvolupament de mòduls Controlador, Herència i Web Controllers.docx
@@ -22,6 +22,7 @@
         <w:rPr>
           <w:rFonts w:ascii="Proxima Nova" w:cs="Proxima Nova" w:eastAsia="Proxima Nova" w:hAnsi="Proxima Nova"/>
           <w:b w:val="0"/>
+          <w:bCs w:val="0"/>
           <w:color w:val="669966"/>
           <w:sz w:val="48"/>
           <w:szCs w:val="48"/>
@@ -190,6 +191,7 @@
         <w:rPr>
           <w:rFonts w:ascii="Raleway" w:cs="Raleway" w:eastAsia="Raleway" w:hAnsi="Raleway"/>
           <w:b w:val="1"/>
+          <w:bCs w:val="1"/>
           <w:smallCaps w:val="0"/>
           <w:color w:val="1a1a1a"/>
           <w:sz w:val="40"/>
@@ -203,7 +205,7 @@
           <w:szCs w:val="32"/>
           <w:rtl w:val="0"/>
         </w:rPr>
-        <w:t xml:space="preserve">Actualitzat Desembre 2024</w:t>
+        <w:t xml:space="preserve">Actualitzat Novembre 2025</w:t>
       </w:r>
       <w:r>
         <w:rPr>
@@ -243,6 +245,7 @@
         <w:rPr>
           <w:rFonts w:ascii="Verdana" w:cs="Verdana" w:eastAsia="Verdana" w:hAnsi="Verdana"/>
           <w:b w:val="1"/>
+          <w:bCs w:val="1"/>
           <w:sz w:val="20"/>
           <w:szCs w:val="20"/>
         </w:rPr>
@@ -263,6 +266,7 @@
         <w:rPr>
           <w:rFonts w:ascii="Verdana" w:cs="Verdana" w:eastAsia="Verdana" w:hAnsi="Verdana"/>
           <w:b w:val="1"/>
+          <w:bCs w:val="1"/>
           <w:sz w:val="20"/>
           <w:szCs w:val="20"/>
           <w:rtl w:val="0"/>
@@ -296,12 +300,12 @@
             <wp:extent cx="837247" cy="294417"/>
             <wp:effectExtent b="0" l="0" r="0" t="0"/>
             <wp:wrapSquare wrapText="bothSides" distB="57150" distT="57150" distL="57150" distR="57150"/>
-            <wp:docPr id="1" name="image2.png"/>
+            <wp:docPr id="1" name="image3.png"/>
             <a:graphic>
               <a:graphicData uri="http://schemas.openxmlformats.org/drawingml/2006/picture">
                 <pic:pic>
                   <pic:nvPicPr>
-                    <pic:cNvPr id="0" name="image2.png"/>
+                    <pic:cNvPr id="0" name="image3.png"/>
                     <pic:cNvPicPr preferRelativeResize="0"/>
                   </pic:nvPicPr>
                   <pic:blipFill>
@@ -375,7 +379,9 @@
         <w:rPr>
           <w:rFonts w:ascii="Calibri" w:cs="Calibri" w:eastAsia="Calibri" w:hAnsi="Calibri"/>
           <w:b w:val="0"/>
+          <w:bCs w:val="0"/>
           <w:i w:val="0"/>
+          <w:iCs w:val="0"/>
           <w:smallCaps w:val="0"/>
           <w:strike w:val="0"/>
           <w:color w:val="000000"/>
@@ -421,7 +427,9 @@
         <w:rPr>
           <w:rFonts w:ascii="Calibri" w:cs="Calibri" w:eastAsia="Calibri" w:hAnsi="Calibri"/>
           <w:b w:val="0"/>
+          <w:bCs w:val="0"/>
           <w:i w:val="0"/>
+          <w:iCs w:val="0"/>
           <w:smallCaps w:val="0"/>
           <w:strike w:val="0"/>
           <w:color w:val="000000"/>
@@ -464,7 +472,9 @@
         <w:rPr>
           <w:rFonts w:ascii="Calibri" w:cs="Calibri" w:eastAsia="Calibri" w:hAnsi="Calibri"/>
           <w:b w:val="0"/>
+          <w:bCs w:val="0"/>
           <w:i w:val="0"/>
+          <w:iCs w:val="0"/>
           <w:smallCaps w:val="0"/>
           <w:strike w:val="0"/>
           <w:color w:val="000000"/>
@@ -495,11 +505,13 @@
         <w:ind w:left="566.9291338582675" w:right="57" w:firstLine="0"/>
         <w:rPr>
           <w:b w:val="1"/>
+          <w:bCs w:val="1"/>
         </w:rPr>
       </w:pPr>
       <w:r>
         <w:rPr>
           <w:b w:val="1"/>
+          <w:bCs w:val="1"/>
           <w:sz w:val="20"/>
           <w:szCs w:val="20"/>
           <w:rtl w:val="0"/>
@@ -509,6 +521,7 @@
       <w:r>
         <w:rPr>
           <w:b w:val="1"/>
+          <w:bCs w:val="1"/>
           <w:rtl w:val="0"/>
         </w:rPr>
         <w:t xml:space="preserve">Important</w:t>
@@ -539,12 +552,14 @@
         <w:ind w:left="566.9291338582675" w:right="57" w:firstLine="0"/>
         <w:rPr>
           <w:b w:val="1"/>
+          <w:bCs w:val="1"/>
         </w:rPr>
       </w:pPr>
       <w:r>
         <w:rPr>
           <w:rFonts w:ascii="Pacifico" w:cs="Pacifico" w:eastAsia="Pacifico" w:hAnsi="Pacifico"/>
           <w:b w:val="1"/>
+          <w:bCs w:val="1"/>
           <w:sz w:val="20"/>
           <w:szCs w:val="20"/>
           <w:rtl w:val="0"/>
@@ -555,6 +570,7 @@
         <w:rPr>
           <w:rFonts w:ascii="Arimo" w:cs="Arimo" w:eastAsia="Arimo" w:hAnsi="Arimo"/>
           <w:b w:val="1"/>
+          <w:bCs w:val="1"/>
           <w:sz w:val="20"/>
           <w:szCs w:val="20"/>
           <w:rtl w:val="0"/>
@@ -564,6 +580,7 @@
       <w:r>
         <w:rPr>
           <w:b w:val="1"/>
+          <w:bCs w:val="1"/>
           <w:rtl w:val="0"/>
         </w:rPr>
         <w:t xml:space="preserve">Atenció</w:t>
@@ -597,6 +614,7 @@
       <w:r>
         <w:rPr>
           <w:b w:val="1"/>
+          <w:bCs w:val="1"/>
           <w:sz w:val="20"/>
           <w:szCs w:val="20"/>
           <w:rtl w:val="0"/>
@@ -606,6 +624,7 @@
       <w:r>
         <w:rPr>
           <w:b w:val="1"/>
+          <w:bCs w:val="1"/>
           <w:rtl w:val="0"/>
         </w:rPr>
         <w:t xml:space="preserve"> Interessant</w:t>
@@ -636,6 +655,7 @@
         <w:rPr>
           <w:rFonts w:ascii="Arial" w:cs="Arial" w:eastAsia="Arial" w:hAnsi="Arial"/>
           <w:b w:val="1"/>
+          <w:bCs w:val="1"/>
           <w:smallCaps w:val="1"/>
           <w:sz w:val="32"/>
           <w:szCs w:val="32"/>
@@ -645,6 +665,7 @@
         <w:rPr>
           <w:rFonts w:ascii="Arial" w:cs="Arial" w:eastAsia="Arial" w:hAnsi="Arial"/>
           <w:b w:val="1"/>
+          <w:bCs w:val="1"/>
           <w:smallCaps w:val="1"/>
           <w:sz w:val="32"/>
           <w:szCs w:val="32"/>
@@ -656,7 +677,9 @@
         <w:rPr>
           <w:rFonts w:ascii="Arial" w:cs="Arial" w:eastAsia="Arial" w:hAnsi="Arial"/>
           <w:b w:val="1"/>
+          <w:bCs w:val="1"/>
           <w:i w:val="0"/>
+          <w:iCs w:val="0"/>
           <w:smallCaps w:val="1"/>
           <w:strike w:val="0"/>
           <w:color w:val="000000"/>
@@ -673,6 +696,7 @@
         <w:rPr>
           <w:rFonts w:ascii="Arial" w:cs="Arial" w:eastAsia="Arial" w:hAnsi="Arial"/>
           <w:b w:val="1"/>
+          <w:bCs w:val="1"/>
           <w:smallCaps w:val="1"/>
           <w:sz w:val="32"/>
           <w:szCs w:val="32"/>
@@ -683,6 +707,7 @@
     </w:p>
     <w:sdt>
       <w:sdtPr>
+        <w:id w:val="-2114968391"/>
         <w:docPartObj>
           <w:docPartGallery w:val="Table of Contents"/>
           <w:docPartUnique w:val="1"/>
@@ -698,6 +723,7 @@
             <w:jc w:val="left"/>
             <w:rPr>
               <w:b w:val="1"/>
+              <w:bCs w:val="1"/>
               <w:color w:val="000000"/>
               <w:u w:val="none"/>
             </w:rPr>
@@ -712,7 +738,9 @@
               <w:rPr>
                 <w:rFonts w:ascii="Verdana" w:cs="Verdana" w:eastAsia="Verdana" w:hAnsi="Verdana"/>
                 <w:b w:val="1"/>
+                <w:bCs w:val="1"/>
                 <w:i w:val="0"/>
+                <w:iCs w:val="0"/>
                 <w:smallCaps w:val="0"/>
                 <w:strike w:val="0"/>
                 <w:color w:val="000000"/>
@@ -752,7 +780,9 @@
               <w:rPr>
                 <w:rFonts w:ascii="Verdana" w:cs="Verdana" w:eastAsia="Verdana" w:hAnsi="Verdana"/>
                 <w:b w:val="1"/>
+                <w:bCs w:val="1"/>
                 <w:i w:val="0"/>
+                <w:iCs w:val="0"/>
                 <w:smallCaps w:val="0"/>
                 <w:strike w:val="0"/>
                 <w:color w:val="000000"/>
@@ -792,7 +822,9 @@
               <w:rPr>
                 <w:rFonts w:ascii="Verdana" w:cs="Verdana" w:eastAsia="Verdana" w:hAnsi="Verdana"/>
                 <w:b w:val="1"/>
+                <w:bCs w:val="1"/>
                 <w:i w:val="0"/>
+                <w:iCs w:val="0"/>
                 <w:smallCaps w:val="0"/>
                 <w:strike w:val="0"/>
                 <w:color w:val="000000"/>
@@ -832,7 +864,9 @@
               <w:rPr>
                 <w:rFonts w:ascii="Verdana" w:cs="Verdana" w:eastAsia="Verdana" w:hAnsi="Verdana"/>
                 <w:b w:val="1"/>
+                <w:bCs w:val="1"/>
                 <w:i w:val="0"/>
+                <w:iCs w:val="0"/>
                 <w:smallCaps w:val="0"/>
                 <w:strike w:val="0"/>
                 <w:color w:val="000000"/>
@@ -863,6 +897,7 @@
             <w:jc w:val="left"/>
             <w:rPr>
               <w:b w:val="1"/>
+              <w:bCs w:val="1"/>
               <w:color w:val="000000"/>
               <w:u w:val="none"/>
             </w:rPr>
@@ -872,7 +907,9 @@
               <w:rPr>
                 <w:rFonts w:ascii="Verdana" w:cs="Verdana" w:eastAsia="Verdana" w:hAnsi="Verdana"/>
                 <w:b w:val="1"/>
+                <w:bCs w:val="1"/>
                 <w:i w:val="0"/>
+                <w:iCs w:val="0"/>
                 <w:smallCaps w:val="0"/>
                 <w:strike w:val="0"/>
                 <w:color w:val="000000"/>
@@ -903,6 +940,7 @@
             <w:jc w:val="left"/>
             <w:rPr>
               <w:b w:val="1"/>
+              <w:bCs w:val="1"/>
               <w:color w:val="000000"/>
               <w:u w:val="none"/>
             </w:rPr>
@@ -912,7 +950,9 @@
               <w:rPr>
                 <w:rFonts w:ascii="Verdana" w:cs="Verdana" w:eastAsia="Verdana" w:hAnsi="Verdana"/>
                 <w:b w:val="1"/>
+                <w:bCs w:val="1"/>
                 <w:i w:val="0"/>
+                <w:iCs w:val="0"/>
                 <w:smallCaps w:val="0"/>
                 <w:strike w:val="0"/>
                 <w:color w:val="000000"/>
@@ -943,6 +983,7 @@
             <w:jc w:val="left"/>
             <w:rPr>
               <w:b w:val="1"/>
+              <w:bCs w:val="1"/>
               <w:color w:val="000000"/>
               <w:u w:val="none"/>
             </w:rPr>
@@ -952,7 +993,9 @@
               <w:rPr>
                 <w:rFonts w:ascii="Verdana" w:cs="Verdana" w:eastAsia="Verdana" w:hAnsi="Verdana"/>
                 <w:b w:val="1"/>
+                <w:bCs w:val="1"/>
                 <w:i w:val="0"/>
+                <w:iCs w:val="0"/>
                 <w:smallCaps w:val="0"/>
                 <w:strike w:val="0"/>
                 <w:color w:val="000000"/>
@@ -983,6 +1026,7 @@
             <w:jc w:val="left"/>
             <w:rPr>
               <w:b w:val="1"/>
+              <w:bCs w:val="1"/>
               <w:color w:val="000000"/>
               <w:u w:val="none"/>
             </w:rPr>
@@ -992,7 +1036,9 @@
               <w:rPr>
                 <w:rFonts w:ascii="Verdana" w:cs="Verdana" w:eastAsia="Verdana" w:hAnsi="Verdana"/>
                 <w:b w:val="1"/>
+                <w:bCs w:val="1"/>
                 <w:i w:val="0"/>
+                <w:iCs w:val="0"/>
                 <w:smallCaps w:val="0"/>
                 <w:strike w:val="0"/>
                 <w:color w:val="000000"/>
@@ -1023,6 +1069,7 @@
             <w:jc w:val="left"/>
             <w:rPr>
               <w:b w:val="1"/>
+              <w:bCs w:val="1"/>
               <w:color w:val="000000"/>
               <w:u w:val="none"/>
             </w:rPr>
@@ -1032,7 +1079,9 @@
               <w:rPr>
                 <w:rFonts w:ascii="Verdana" w:cs="Verdana" w:eastAsia="Verdana" w:hAnsi="Verdana"/>
                 <w:b w:val="1"/>
+                <w:bCs w:val="1"/>
                 <w:i w:val="0"/>
+                <w:iCs w:val="0"/>
                 <w:smallCaps w:val="0"/>
                 <w:strike w:val="0"/>
                 <w:color w:val="000000"/>
@@ -1063,6 +1112,7 @@
             <w:jc w:val="left"/>
             <w:rPr>
               <w:b w:val="1"/>
+              <w:bCs w:val="1"/>
               <w:color w:val="000000"/>
               <w:u w:val="none"/>
             </w:rPr>
@@ -1072,7 +1122,9 @@
               <w:rPr>
                 <w:rFonts w:ascii="Verdana" w:cs="Verdana" w:eastAsia="Verdana" w:hAnsi="Verdana"/>
                 <w:b w:val="1"/>
+                <w:bCs w:val="1"/>
                 <w:i w:val="0"/>
+                <w:iCs w:val="0"/>
                 <w:smallCaps w:val="0"/>
                 <w:strike w:val="0"/>
                 <w:color w:val="000000"/>
@@ -1103,6 +1155,7 @@
             <w:jc w:val="left"/>
             <w:rPr>
               <w:b w:val="1"/>
+              <w:bCs w:val="1"/>
               <w:color w:val="000000"/>
               <w:u w:val="none"/>
             </w:rPr>
@@ -1112,7 +1165,9 @@
               <w:rPr>
                 <w:rFonts w:ascii="Verdana" w:cs="Verdana" w:eastAsia="Verdana" w:hAnsi="Verdana"/>
                 <w:b w:val="1"/>
+                <w:bCs w:val="1"/>
                 <w:i w:val="0"/>
+                <w:iCs w:val="0"/>
                 <w:smallCaps w:val="0"/>
                 <w:strike w:val="0"/>
                 <w:color w:val="000000"/>
@@ -1152,7 +1207,9 @@
               <w:rPr>
                 <w:rFonts w:ascii="Verdana" w:cs="Verdana" w:eastAsia="Verdana" w:hAnsi="Verdana"/>
                 <w:b w:val="1"/>
+                <w:bCs w:val="1"/>
                 <w:i w:val="0"/>
+                <w:iCs w:val="0"/>
                 <w:smallCaps w:val="0"/>
                 <w:strike w:val="0"/>
                 <w:color w:val="000000"/>
@@ -1192,7 +1249,9 @@
               <w:rPr>
                 <w:rFonts w:ascii="Verdana" w:cs="Verdana" w:eastAsia="Verdana" w:hAnsi="Verdana"/>
                 <w:b w:val="1"/>
+                <w:bCs w:val="1"/>
                 <w:i w:val="0"/>
+                <w:iCs w:val="0"/>
                 <w:smallCaps w:val="0"/>
                 <w:strike w:val="0"/>
                 <w:color w:val="000000"/>
@@ -1232,7 +1291,9 @@
               <w:rPr>
                 <w:rFonts w:ascii="Verdana" w:cs="Verdana" w:eastAsia="Verdana" w:hAnsi="Verdana"/>
                 <w:b w:val="1"/>
+                <w:bCs w:val="1"/>
                 <w:i w:val="0"/>
+                <w:iCs w:val="0"/>
                 <w:smallCaps w:val="0"/>
                 <w:strike w:val="0"/>
                 <w:color w:val="000000"/>
@@ -1263,6 +1324,7 @@
             <w:jc w:val="left"/>
             <w:rPr>
               <w:b w:val="1"/>
+              <w:bCs w:val="1"/>
               <w:color w:val="000000"/>
               <w:u w:val="none"/>
             </w:rPr>
@@ -1272,7 +1334,9 @@
               <w:rPr>
                 <w:rFonts w:ascii="Verdana" w:cs="Verdana" w:eastAsia="Verdana" w:hAnsi="Verdana"/>
                 <w:b w:val="1"/>
+                <w:bCs w:val="1"/>
                 <w:i w:val="0"/>
+                <w:iCs w:val="0"/>
                 <w:smallCaps w:val="0"/>
                 <w:strike w:val="0"/>
                 <w:color w:val="000000"/>
@@ -1303,6 +1367,7 @@
             <w:jc w:val="left"/>
             <w:rPr>
               <w:b w:val="1"/>
+              <w:bCs w:val="1"/>
               <w:color w:val="000000"/>
               <w:u w:val="none"/>
             </w:rPr>
@@ -1312,7 +1377,9 @@
               <w:rPr>
                 <w:rFonts w:ascii="Verdana" w:cs="Verdana" w:eastAsia="Verdana" w:hAnsi="Verdana"/>
                 <w:b w:val="1"/>
+                <w:bCs w:val="1"/>
                 <w:i w:val="0"/>
+                <w:iCs w:val="0"/>
                 <w:smallCaps w:val="0"/>
                 <w:strike w:val="0"/>
                 <w:color w:val="000000"/>
@@ -1343,6 +1410,7 @@
             <w:jc w:val="left"/>
             <w:rPr>
               <w:b w:val="1"/>
+              <w:bCs w:val="1"/>
               <w:color w:val="000000"/>
               <w:u w:val="none"/>
             </w:rPr>
@@ -1352,7 +1420,9 @@
               <w:rPr>
                 <w:rFonts w:ascii="Verdana" w:cs="Verdana" w:eastAsia="Verdana" w:hAnsi="Verdana"/>
                 <w:b w:val="1"/>
+                <w:bCs w:val="1"/>
                 <w:i w:val="0"/>
+                <w:iCs w:val="0"/>
                 <w:smallCaps w:val="0"/>
                 <w:strike w:val="0"/>
                 <w:color w:val="000000"/>
@@ -1383,6 +1453,7 @@
             <w:jc w:val="left"/>
             <w:rPr>
               <w:b w:val="1"/>
+              <w:bCs w:val="1"/>
               <w:color w:val="000000"/>
               <w:u w:val="none"/>
             </w:rPr>
@@ -1392,7 +1463,9 @@
               <w:rPr>
                 <w:rFonts w:ascii="Verdana" w:cs="Verdana" w:eastAsia="Verdana" w:hAnsi="Verdana"/>
                 <w:b w:val="1"/>
+                <w:bCs w:val="1"/>
                 <w:i w:val="0"/>
+                <w:iCs w:val="0"/>
                 <w:smallCaps w:val="0"/>
                 <w:strike w:val="0"/>
                 <w:color w:val="000000"/>
@@ -1423,6 +1496,7 @@
             <w:jc w:val="left"/>
             <w:rPr>
               <w:b w:val="1"/>
+              <w:bCs w:val="1"/>
               <w:color w:val="000000"/>
               <w:u w:val="none"/>
             </w:rPr>
@@ -1432,7 +1506,9 @@
               <w:rPr>
                 <w:rFonts w:ascii="Verdana" w:cs="Verdana" w:eastAsia="Verdana" w:hAnsi="Verdana"/>
                 <w:b w:val="1"/>
+                <w:bCs w:val="1"/>
                 <w:i w:val="0"/>
+                <w:iCs w:val="0"/>
                 <w:smallCaps w:val="0"/>
                 <w:strike w:val="0"/>
                 <w:color w:val="000000"/>
@@ -1463,6 +1539,7 @@
             <w:jc w:val="left"/>
             <w:rPr>
               <w:b w:val="1"/>
+              <w:bCs w:val="1"/>
               <w:color w:val="000000"/>
               <w:u w:val="none"/>
             </w:rPr>
@@ -1472,7 +1549,9 @@
               <w:rPr>
                 <w:rFonts w:ascii="Verdana" w:cs="Verdana" w:eastAsia="Verdana" w:hAnsi="Verdana"/>
                 <w:b w:val="1"/>
+                <w:bCs w:val="1"/>
                 <w:i w:val="0"/>
+                <w:iCs w:val="0"/>
                 <w:smallCaps w:val="0"/>
                 <w:strike w:val="0"/>
                 <w:color w:val="000000"/>
@@ -1503,6 +1582,7 @@
             <w:jc w:val="left"/>
             <w:rPr>
               <w:b w:val="1"/>
+              <w:bCs w:val="1"/>
               <w:color w:val="000000"/>
               <w:u w:val="none"/>
             </w:rPr>
@@ -1512,7 +1592,9 @@
               <w:rPr>
                 <w:rFonts w:ascii="Verdana" w:cs="Verdana" w:eastAsia="Verdana" w:hAnsi="Verdana"/>
                 <w:b w:val="1"/>
+                <w:bCs w:val="1"/>
                 <w:i w:val="0"/>
+                <w:iCs w:val="0"/>
                 <w:smallCaps w:val="0"/>
                 <w:strike w:val="0"/>
                 <w:color w:val="000000"/>
@@ -1543,6 +1625,7 @@
             <w:jc w:val="left"/>
             <w:rPr>
               <w:b w:val="1"/>
+              <w:bCs w:val="1"/>
               <w:color w:val="000000"/>
               <w:u w:val="none"/>
             </w:rPr>
@@ -1552,7 +1635,9 @@
               <w:rPr>
                 <w:rFonts w:ascii="Verdana" w:cs="Verdana" w:eastAsia="Verdana" w:hAnsi="Verdana"/>
                 <w:b w:val="1"/>
+                <w:bCs w:val="1"/>
                 <w:i w:val="0"/>
+                <w:iCs w:val="0"/>
                 <w:smallCaps w:val="0"/>
                 <w:strike w:val="0"/>
                 <w:color w:val="000000"/>
@@ -1599,6 +1684,7 @@
         <w:rPr>
           <w:rFonts w:ascii="Arial" w:cs="Arial" w:eastAsia="Arial" w:hAnsi="Arial"/>
           <w:b w:val="1"/>
+          <w:bCs w:val="1"/>
           <w:smallCaps w:val="1"/>
           <w:sz w:val="32"/>
           <w:szCs w:val="32"/>
@@ -1638,6 +1724,7 @@
         <w:rPr>
           <w:rFonts w:ascii="Calibri" w:cs="Calibri" w:eastAsia="Calibri" w:hAnsi="Calibri"/>
           <w:i w:val="0"/>
+          <w:iCs w:val="0"/>
           <w:smallCaps w:val="1"/>
           <w:strike w:val="0"/>
           <w:color w:val="336633"/>
@@ -1692,7 +1779,7 @@
         <w:pStyle w:val="Heading1"/>
         <w:numPr>
           <w:ilvl w:val="0"/>
-          <w:numId w:val="6"/>
+          <w:numId w:val="8"/>
         </w:numPr>
         <w:ind w:left="432"/>
         <w:rPr>
@@ -1779,6 +1866,7 @@
         <w:rPr>
           <w:rFonts w:ascii="Pacifico" w:cs="Pacifico" w:eastAsia="Pacifico" w:hAnsi="Pacifico"/>
           <w:b w:val="1"/>
+          <w:bCs w:val="1"/>
           <w:sz w:val="20"/>
           <w:szCs w:val="20"/>
           <w:rtl w:val="0"/>
@@ -1789,6 +1877,7 @@
         <w:rPr>
           <w:rFonts w:ascii="Arimo" w:cs="Arimo" w:eastAsia="Arimo" w:hAnsi="Arimo"/>
           <w:b w:val="1"/>
+          <w:bCs w:val="1"/>
           <w:sz w:val="20"/>
           <w:szCs w:val="20"/>
           <w:rtl w:val="0"/>
@@ -1798,6 +1887,7 @@
       <w:r>
         <w:rPr>
           <w:b w:val="1"/>
+          <w:bCs w:val="1"/>
           <w:rtl w:val="0"/>
         </w:rPr>
         <w:t xml:space="preserve">Atenció: </w:t>
@@ -1848,6 +1938,7 @@
       <w:r>
         <w:rPr>
           <w:b w:val="1"/>
+          <w:bCs w:val="1"/>
           <w:sz w:val="20"/>
           <w:szCs w:val="20"/>
           <w:rtl w:val="0"/>
@@ -1857,6 +1948,7 @@
       <w:r>
         <w:rPr>
           <w:b w:val="1"/>
+          <w:bCs w:val="1"/>
           <w:rtl w:val="0"/>
         </w:rPr>
         <w:t xml:space="preserve"> Interessant: </w:t>
@@ -1908,12 +2000,14 @@
         <w:ind w:left="566.9291338582675" w:right="57" w:firstLine="0"/>
         <w:rPr>
           <w:b w:val="1"/>
+          <w:bCs w:val="1"/>
           <w:u w:val="single"/>
         </w:rPr>
       </w:pPr>
       <w:r>
         <w:rPr>
           <w:b w:val="1"/>
+          <w:bCs w:val="1"/>
           <w:u w:val="single"/>
           <w:rtl w:val="0"/>
         </w:rPr>
@@ -2027,6 +2121,7 @@
               <w:rPr>
                 <w:rFonts w:ascii="Consolas" w:cs="Consolas" w:eastAsia="Consolas" w:hAnsi="Consolas"/>
                 <w:b w:val="1"/>
+                <w:bCs w:val="1"/>
                 <w:color w:val="333333"/>
                 <w:sz w:val="18"/>
                 <w:szCs w:val="18"/>
@@ -2050,6 +2145,7 @@
               <w:rPr>
                 <w:rFonts w:ascii="Consolas" w:cs="Consolas" w:eastAsia="Consolas" w:hAnsi="Consolas"/>
                 <w:b w:val="1"/>
+                <w:bCs w:val="1"/>
                 <w:color w:val="990000"/>
                 <w:sz w:val="18"/>
                 <w:szCs w:val="18"/>
@@ -2075,6 +2171,7 @@
               <w:rPr>
                 <w:rFonts w:ascii="Consolas" w:cs="Consolas" w:eastAsia="Consolas" w:hAnsi="Consolas"/>
                 <w:b w:val="1"/>
+                <w:bCs w:val="1"/>
                 <w:color w:val="333333"/>
                 <w:sz w:val="18"/>
                 <w:szCs w:val="18"/>
@@ -2098,6 +2195,7 @@
               <w:rPr>
                 <w:rFonts w:ascii="Consolas" w:cs="Consolas" w:eastAsia="Consolas" w:hAnsi="Consolas"/>
                 <w:i w:val="1"/>
+                <w:iCs w:val="1"/>
                 <w:color w:val="999988"/>
                 <w:sz w:val="18"/>
                 <w:szCs w:val="18"/>
@@ -2122,6 +2220,7 @@
               <w:rPr>
                 <w:rFonts w:ascii="Consolas" w:cs="Consolas" w:eastAsia="Consolas" w:hAnsi="Consolas"/>
                 <w:b w:val="1"/>
+                <w:bCs w:val="1"/>
                 <w:color w:val="333333"/>
                 <w:sz w:val="18"/>
                 <w:szCs w:val="18"/>
@@ -2145,6 +2244,7 @@
               <w:rPr>
                 <w:rFonts w:ascii="Consolas" w:cs="Consolas" w:eastAsia="Consolas" w:hAnsi="Consolas"/>
                 <w:b w:val="1"/>
+                <w:bCs w:val="1"/>
                 <w:color w:val="333333"/>
                 <w:sz w:val="18"/>
                 <w:szCs w:val="18"/>
@@ -2170,6 +2270,7 @@
               <w:rPr>
                 <w:rFonts w:ascii="Consolas" w:cs="Consolas" w:eastAsia="Consolas" w:hAnsi="Consolas"/>
                 <w:b w:val="1"/>
+                <w:bCs w:val="1"/>
                 <w:color w:val="333333"/>
                 <w:sz w:val="18"/>
                 <w:szCs w:val="18"/>
@@ -2193,6 +2294,7 @@
               <w:rPr>
                 <w:rFonts w:ascii="Consolas" w:cs="Consolas" w:eastAsia="Consolas" w:hAnsi="Consolas"/>
                 <w:i w:val="1"/>
+                <w:iCs w:val="1"/>
                 <w:color w:val="999988"/>
                 <w:sz w:val="18"/>
                 <w:szCs w:val="18"/>
@@ -2296,6 +2398,7 @@
               <w:rPr>
                 <w:rFonts w:ascii="Consolas" w:cs="Consolas" w:eastAsia="Consolas" w:hAnsi="Consolas"/>
                 <w:b w:val="1"/>
+                <w:bCs w:val="1"/>
                 <w:color w:val="999999"/>
                 <w:sz w:val="20"/>
                 <w:szCs w:val="20"/>
@@ -2366,6 +2469,7 @@
               <w:rPr>
                 <w:rFonts w:ascii="Consolas" w:cs="Consolas" w:eastAsia="Consolas" w:hAnsi="Consolas"/>
                 <w:b w:val="1"/>
+                <w:bCs w:val="1"/>
                 <w:color w:val="999999"/>
                 <w:sz w:val="20"/>
                 <w:szCs w:val="20"/>
@@ -2378,6 +2482,7 @@
               <w:rPr>
                 <w:rFonts w:ascii="Consolas" w:cs="Consolas" w:eastAsia="Consolas" w:hAnsi="Consolas"/>
                 <w:b w:val="1"/>
+                <w:bCs w:val="1"/>
                 <w:color w:val="333333"/>
                 <w:sz w:val="20"/>
                 <w:szCs w:val="20"/>
@@ -2401,6 +2506,7 @@
               <w:rPr>
                 <w:rFonts w:ascii="Consolas" w:cs="Consolas" w:eastAsia="Consolas" w:hAnsi="Consolas"/>
                 <w:b w:val="1"/>
+                <w:bCs w:val="1"/>
                 <w:color w:val="333333"/>
                 <w:sz w:val="20"/>
                 <w:szCs w:val="20"/>
@@ -2425,6 +2531,7 @@
               <w:rPr>
                 <w:rFonts w:ascii="Consolas" w:cs="Consolas" w:eastAsia="Consolas" w:hAnsi="Consolas"/>
                 <w:b w:val="1"/>
+                <w:bCs w:val="1"/>
                 <w:color w:val="999999"/>
                 <w:sz w:val="20"/>
                 <w:szCs w:val="20"/>
@@ -2495,6 +2602,7 @@
               <w:rPr>
                 <w:rFonts w:ascii="Consolas" w:cs="Consolas" w:eastAsia="Consolas" w:hAnsi="Consolas"/>
                 <w:b w:val="1"/>
+                <w:bCs w:val="1"/>
                 <w:color w:val="999999"/>
                 <w:sz w:val="20"/>
                 <w:szCs w:val="20"/>
@@ -2600,6 +2708,7 @@
               <w:rPr>
                 <w:rFonts w:ascii="Consolas" w:cs="Consolas" w:eastAsia="Consolas" w:hAnsi="Consolas"/>
                 <w:b w:val="1"/>
+                <w:bCs w:val="1"/>
                 <w:color w:val="999999"/>
                 <w:sz w:val="18"/>
                 <w:szCs w:val="18"/>
@@ -2782,13 +2891,14 @@
       <w:pPr>
         <w:numPr>
           <w:ilvl w:val="0"/>
-          <w:numId w:val="7"/>
+          <w:numId w:val="4"/>
         </w:numPr>
         <w:ind w:left="720" w:hanging="360"/>
       </w:pPr>
       <w:r>
         <w:rPr>
           <w:b w:val="1"/>
+          <w:bCs w:val="1"/>
           <w:rtl w:val="0"/>
         </w:rPr>
         <w:t xml:space="preserve">record in set:  </w:t>
@@ -2809,13 +2919,14 @@
       <w:pPr>
         <w:numPr>
           <w:ilvl w:val="0"/>
-          <w:numId w:val="7"/>
+          <w:numId w:val="4"/>
         </w:numPr>
         <w:ind w:left="720" w:hanging="360"/>
       </w:pPr>
       <w:r>
         <w:rPr>
           <w:b w:val="1"/>
+          <w:bCs w:val="1"/>
           <w:rtl w:val="0"/>
         </w:rPr>
         <w:t xml:space="preserve">set1 | set2: </w:t>
@@ -2836,13 +2947,14 @@
       <w:pPr>
         <w:numPr>
           <w:ilvl w:val="0"/>
-          <w:numId w:val="7"/>
+          <w:numId w:val="4"/>
         </w:numPr>
         <w:ind w:left="720" w:hanging="360"/>
       </w:pPr>
       <w:r>
         <w:rPr>
           <w:b w:val="1"/>
+          <w:bCs w:val="1"/>
           <w:rtl w:val="0"/>
         </w:rPr>
         <w:t xml:space="preserve">set1 &amp; set2: </w:t>
@@ -2863,13 +2975,14 @@
       <w:pPr>
         <w:numPr>
           <w:ilvl w:val="0"/>
-          <w:numId w:val="7"/>
+          <w:numId w:val="4"/>
         </w:numPr>
         <w:ind w:left="720" w:hanging="360"/>
       </w:pPr>
       <w:r>
         <w:rPr>
           <w:b w:val="1"/>
+          <w:bCs w:val="1"/>
           <w:rtl w:val="0"/>
         </w:rPr>
         <w:t xml:space="preserve">set1 - set2:  </w:t>
@@ -2901,11 +3014,13 @@
       <w:pPr>
         <w:rPr>
           <w:b w:val="1"/>
+          <w:bCs w:val="1"/>
         </w:rPr>
       </w:pPr>
       <w:r>
         <w:rPr>
           <w:b w:val="1"/>
+          <w:bCs w:val="1"/>
           <w:rtl w:val="0"/>
         </w:rPr>
         <w:t xml:space="preserve">filtered()</w:t>
@@ -2998,6 +3113,7 @@
               <w:rPr>
                 <w:rFonts w:ascii="Consolas" w:cs="Consolas" w:eastAsia="Consolas" w:hAnsi="Consolas"/>
                 <w:b w:val="1"/>
+                <w:bCs w:val="1"/>
                 <w:color w:val="333333"/>
                 <w:sz w:val="18"/>
                 <w:szCs w:val="18"/>
@@ -3054,11 +3170,13 @@
       <w:pPr>
         <w:rPr>
           <w:b w:val="1"/>
+          <w:bCs w:val="1"/>
         </w:rPr>
       </w:pPr>
       <w:r>
         <w:rPr>
           <w:b w:val="1"/>
+          <w:bCs w:val="1"/>
           <w:rtl w:val="0"/>
         </w:rPr>
         <w:t xml:space="preserve">sorted()</w:t>
@@ -3139,6 +3257,7 @@
               <w:rPr>
                 <w:rFonts w:ascii="Consolas" w:cs="Consolas" w:eastAsia="Consolas" w:hAnsi="Consolas"/>
                 <w:i w:val="1"/>
+                <w:iCs w:val="1"/>
                 <w:color w:val="999988"/>
                 <w:sz w:val="18"/>
                 <w:szCs w:val="18"/>
@@ -3163,6 +3282,7 @@
               <w:rPr>
                 <w:rFonts w:ascii="Consolas" w:cs="Consolas" w:eastAsia="Consolas" w:hAnsi="Consolas"/>
                 <w:b w:val="1"/>
+                <w:bCs w:val="1"/>
                 <w:color w:val="333333"/>
                 <w:sz w:val="18"/>
                 <w:szCs w:val="18"/>
@@ -3188,6 +3308,7 @@
               <w:rPr>
                 <w:rFonts w:ascii="Consolas" w:cs="Consolas" w:eastAsia="Consolas" w:hAnsi="Consolas"/>
                 <w:b w:val="1"/>
+                <w:bCs w:val="1"/>
                 <w:color w:val="333333"/>
                 <w:sz w:val="18"/>
                 <w:szCs w:val="18"/>
@@ -3211,6 +3332,7 @@
               <w:rPr>
                 <w:rFonts w:ascii="Consolas" w:cs="Consolas" w:eastAsia="Consolas" w:hAnsi="Consolas"/>
                 <w:b w:val="1"/>
+                <w:bCs w:val="1"/>
                 <w:color w:val="333333"/>
                 <w:sz w:val="18"/>
                 <w:szCs w:val="18"/>
@@ -3243,11 +3365,13 @@
       <w:pPr>
         <w:rPr>
           <w:b w:val="1"/>
+          <w:bCs w:val="1"/>
         </w:rPr>
       </w:pPr>
       <w:r>
         <w:rPr>
           <w:b w:val="1"/>
+          <w:bCs w:val="1"/>
           <w:rtl w:val="0"/>
         </w:rPr>
         <w:t xml:space="preserve">mapped()</w:t>
@@ -3328,6 +3452,7 @@
               <w:rPr>
                 <w:rFonts w:ascii="Consolas" w:cs="Consolas" w:eastAsia="Consolas" w:hAnsi="Consolas"/>
                 <w:i w:val="1"/>
+                <w:iCs w:val="1"/>
                 <w:color w:val="999988"/>
                 <w:sz w:val="18"/>
                 <w:szCs w:val="18"/>
@@ -3352,6 +3477,7 @@
               <w:rPr>
                 <w:rFonts w:ascii="Consolas" w:cs="Consolas" w:eastAsia="Consolas" w:hAnsi="Consolas"/>
                 <w:b w:val="1"/>
+                <w:bCs w:val="1"/>
                 <w:color w:val="333333"/>
                 <w:sz w:val="18"/>
                 <w:szCs w:val="18"/>
@@ -3376,6 +3502,7 @@
               <w:rPr>
                 <w:rFonts w:ascii="Consolas" w:cs="Consolas" w:eastAsia="Consolas" w:hAnsi="Consolas"/>
                 <w:i w:val="1"/>
+                <w:iCs w:val="1"/>
                 <w:color w:val="999988"/>
                 <w:sz w:val="18"/>
                 <w:szCs w:val="18"/>
@@ -3423,6 +3550,7 @@
               <w:rPr>
                 <w:rFonts w:ascii="Consolas" w:cs="Consolas" w:eastAsia="Consolas" w:hAnsi="Consolas"/>
                 <w:i w:val="1"/>
+                <w:iCs w:val="1"/>
                 <w:color w:val="999988"/>
                 <w:sz w:val="18"/>
                 <w:szCs w:val="18"/>
@@ -3470,6 +3598,7 @@
               <w:rPr>
                 <w:rFonts w:ascii="Consolas" w:cs="Consolas" w:eastAsia="Consolas" w:hAnsi="Consolas"/>
                 <w:i w:val="1"/>
+                <w:iCs w:val="1"/>
                 <w:color w:val="999988"/>
                 <w:sz w:val="18"/>
                 <w:szCs w:val="18"/>
@@ -3526,7 +3655,7 @@
         <w:pStyle w:val="Heading2"/>
         <w:numPr>
           <w:ilvl w:val="1"/>
-          <w:numId w:val="6"/>
+          <w:numId w:val="8"/>
         </w:numPr>
         <w:ind w:left="576"/>
         <w:rPr/>
@@ -3631,6 +3760,7 @@
               <w:rPr>
                 <w:rFonts w:ascii="Consolas" w:cs="Consolas" w:eastAsia="Consolas" w:hAnsi="Consolas"/>
                 <w:b w:val="1"/>
+                <w:bCs w:val="1"/>
                 <w:color w:val="999999"/>
                 <w:sz w:val="18"/>
                 <w:szCs w:val="18"/>
@@ -3679,6 +3809,7 @@
               <w:rPr>
                 <w:rFonts w:ascii="Consolas" w:cs="Consolas" w:eastAsia="Consolas" w:hAnsi="Consolas"/>
                 <w:b w:val="1"/>
+                <w:bCs w:val="1"/>
                 <w:color w:val="999999"/>
                 <w:sz w:val="18"/>
                 <w:szCs w:val="18"/>
@@ -3768,6 +3899,7 @@
               <w:rPr>
                 <w:rFonts w:ascii="Consolas" w:cs="Consolas" w:eastAsia="Consolas" w:hAnsi="Consolas"/>
                 <w:b w:val="1"/>
+                <w:bCs w:val="1"/>
                 <w:color w:val="333333"/>
                 <w:sz w:val="18"/>
                 <w:szCs w:val="18"/>
@@ -3835,6 +3967,7 @@
               <w:rPr>
                 <w:rFonts w:ascii="Consolas" w:cs="Consolas" w:eastAsia="Consolas" w:hAnsi="Consolas"/>
                 <w:b w:val="1"/>
+                <w:bCs w:val="1"/>
                 <w:color w:val="333333"/>
                 <w:sz w:val="18"/>
                 <w:szCs w:val="18"/>
@@ -4357,6 +4490,7 @@
               <w:rPr>
                 <w:rFonts w:ascii="Consolas" w:cs="Consolas" w:eastAsia="Consolas" w:hAnsi="Consolas"/>
                 <w:b w:val="1"/>
+                <w:bCs w:val="1"/>
                 <w:color w:val="999999"/>
                 <w:sz w:val="18"/>
                 <w:szCs w:val="18"/>
@@ -4488,6 +4622,7 @@
       <w:r>
         <w:rPr>
           <w:b w:val="1"/>
+          <w:bCs w:val="1"/>
           <w:rtl w:val="0"/>
         </w:rPr>
         <w:t xml:space="preserve">context</w:t>
@@ -4516,6 +4651,7 @@
       <w:r>
         <w:rPr>
           <w:b w:val="1"/>
+          <w:bCs w:val="1"/>
           <w:rtl w:val="0"/>
         </w:rPr>
         <w:t xml:space="preserve">active_id</w:t>
@@ -4529,6 +4665,7 @@
       <w:r>
         <w:rPr>
           <w:b w:val="1"/>
+          <w:bCs w:val="1"/>
           <w:rtl w:val="0"/>
         </w:rPr>
         <w:t xml:space="preserve">context="{'default_&lt;field many2one&gt;':active_id}"</w:t>
@@ -4557,6 +4694,7 @@
       <w:r>
         <w:rPr>
           <w:b w:val="1"/>
+          <w:bCs w:val="1"/>
           <w:rtl w:val="0"/>
         </w:rPr>
         <w:t xml:space="preserve">default_&lt;field&gt;”. </w:t>
@@ -4590,6 +4728,7 @@
       <w:r>
         <w:rPr>
           <w:b w:val="1"/>
+          <w:bCs w:val="1"/>
           <w:u w:val="single"/>
           <w:rtl w:val="0"/>
         </w:rPr>
@@ -4613,6 +4752,7 @@
       <w:r>
         <w:rPr>
           <w:b w:val="1"/>
+          <w:bCs w:val="1"/>
           <w:rtl w:val="0"/>
         </w:rPr>
         <w:t xml:space="preserve">group_by”</w:t>
@@ -4626,6 +4766,7 @@
       <w:r>
         <w:rPr>
           <w:b w:val="1"/>
+          <w:bCs w:val="1"/>
           <w:rtl w:val="0"/>
         </w:rPr>
         <w:t xml:space="preserve">context”</w:t>
@@ -4642,7 +4783,7 @@
         <w:pStyle w:val="Heading2"/>
         <w:numPr>
           <w:ilvl w:val="1"/>
-          <w:numId w:val="6"/>
+          <w:numId w:val="8"/>
         </w:numPr>
         <w:ind w:left="576"/>
         <w:rPr/>
@@ -4680,11 +4821,13 @@
         <w:ind w:left="0" w:firstLine="0"/>
         <w:rPr>
           <w:b w:val="1"/>
+          <w:bCs w:val="1"/>
         </w:rPr>
       </w:pPr>
       <w:r>
         <w:rPr>
           <w:b w:val="1"/>
+          <w:bCs w:val="1"/>
           <w:rtl w:val="0"/>
         </w:rPr>
         <w:t xml:space="preserve">search():</w:t>
@@ -4767,6 +4910,7 @@
               <w:rPr>
                 <w:rFonts w:ascii="Consolas" w:cs="Consolas" w:eastAsia="Consolas" w:hAnsi="Consolas"/>
                 <w:b w:val="1"/>
+                <w:bCs w:val="1"/>
                 <w:color w:val="999999"/>
                 <w:sz w:val="18"/>
                 <w:szCs w:val="18"/>
@@ -4779,6 +4923,7 @@
               <w:rPr>
                 <w:rFonts w:ascii="Consolas" w:cs="Consolas" w:eastAsia="Consolas" w:hAnsi="Consolas"/>
                 <w:i w:val="1"/>
+                <w:iCs w:val="1"/>
                 <w:color w:val="999988"/>
                 <w:sz w:val="18"/>
                 <w:szCs w:val="18"/>
@@ -4802,6 +4947,7 @@
               <w:rPr>
                 <w:rFonts w:ascii="Consolas" w:cs="Consolas" w:eastAsia="Consolas" w:hAnsi="Consolas"/>
                 <w:b w:val="1"/>
+                <w:bCs w:val="1"/>
                 <w:color w:val="999999"/>
                 <w:sz w:val="18"/>
                 <w:szCs w:val="18"/>
@@ -4869,6 +5015,7 @@
               <w:rPr>
                 <w:rFonts w:ascii="Consolas" w:cs="Consolas" w:eastAsia="Consolas" w:hAnsi="Consolas"/>
                 <w:b w:val="1"/>
+                <w:bCs w:val="1"/>
                 <w:color w:val="333333"/>
                 <w:sz w:val="18"/>
                 <w:szCs w:val="18"/>
@@ -4936,6 +5083,7 @@
               <w:rPr>
                 <w:rFonts w:ascii="Consolas" w:cs="Consolas" w:eastAsia="Consolas" w:hAnsi="Consolas"/>
                 <w:b w:val="1"/>
+                <w:bCs w:val="1"/>
                 <w:color w:val="333333"/>
                 <w:sz w:val="18"/>
                 <w:szCs w:val="18"/>
@@ -5380,6 +5528,7 @@
               <w:rPr>
                 <w:rFonts w:ascii="Consolas" w:cs="Consolas" w:eastAsia="Consolas" w:hAnsi="Consolas"/>
                 <w:b w:val="1"/>
+                <w:bCs w:val="1"/>
                 <w:color w:val="999999"/>
                 <w:sz w:val="18"/>
                 <w:szCs w:val="18"/>
@@ -5447,6 +5596,7 @@
               <w:rPr>
                 <w:rFonts w:ascii="Consolas" w:cs="Consolas" w:eastAsia="Consolas" w:hAnsi="Consolas"/>
                 <w:b w:val="1"/>
+                <w:bCs w:val="1"/>
                 <w:color w:val="333333"/>
                 <w:sz w:val="18"/>
                 <w:szCs w:val="18"/>
@@ -5536,6 +5686,7 @@
       <w:r>
         <w:rPr>
           <w:b w:val="1"/>
+          <w:bCs w:val="1"/>
           <w:rtl w:val="0"/>
         </w:rPr>
         <w:t xml:space="preserve">search_count()”</w:t>
@@ -5565,7 +5716,7 @@
         <w:pageBreakBefore w:val="0"/>
         <w:numPr>
           <w:ilvl w:val="0"/>
-          <w:numId w:val="13"/>
+          <w:numId w:val="3"/>
         </w:numPr>
         <w:spacing w:after="0" w:afterAutospacing="0"/>
         <w:ind w:left="720" w:hanging="360"/>
@@ -5576,6 +5727,7 @@
       <w:r>
         <w:rPr>
           <w:b w:val="1"/>
+          <w:bCs w:val="1"/>
           <w:rtl w:val="0"/>
         </w:rPr>
         <w:t xml:space="preserve">args:</w:t>
@@ -5592,7 +5744,7 @@
         <w:pageBreakBefore w:val="0"/>
         <w:numPr>
           <w:ilvl w:val="0"/>
-          <w:numId w:val="13"/>
+          <w:numId w:val="3"/>
         </w:numPr>
         <w:spacing w:after="0" w:afterAutospacing="0" w:before="0" w:beforeAutospacing="0"/>
         <w:ind w:left="720" w:hanging="360"/>
@@ -5603,6 +5755,7 @@
       <w:r>
         <w:rPr>
           <w:b w:val="1"/>
+          <w:bCs w:val="1"/>
           <w:rtl w:val="0"/>
         </w:rPr>
         <w:t xml:space="preserve">offset (int):</w:t>
@@ -5619,7 +5772,7 @@
         <w:pageBreakBefore w:val="0"/>
         <w:numPr>
           <w:ilvl w:val="0"/>
-          <w:numId w:val="13"/>
+          <w:numId w:val="3"/>
         </w:numPr>
         <w:spacing w:after="0" w:afterAutospacing="0" w:before="0" w:beforeAutospacing="0"/>
         <w:ind w:left="720" w:hanging="360"/>
@@ -5630,6 +5783,7 @@
       <w:r>
         <w:rPr>
           <w:b w:val="1"/>
+          <w:bCs w:val="1"/>
           <w:rtl w:val="0"/>
         </w:rPr>
         <w:t xml:space="preserve">limit (int):</w:t>
@@ -5646,7 +5800,7 @@
         <w:pageBreakBefore w:val="0"/>
         <w:numPr>
           <w:ilvl w:val="0"/>
-          <w:numId w:val="13"/>
+          <w:numId w:val="3"/>
         </w:numPr>
         <w:spacing w:after="0" w:afterAutospacing="0" w:before="0" w:beforeAutospacing="0"/>
         <w:ind w:left="720" w:hanging="360"/>
@@ -5657,6 +5811,7 @@
       <w:r>
         <w:rPr>
           <w:b w:val="1"/>
+          <w:bCs w:val="1"/>
           <w:rtl w:val="0"/>
         </w:rPr>
         <w:t xml:space="preserve">order (str):</w:t>
@@ -5670,6 +5825,7 @@
       <w:r>
         <w:rPr>
           <w:b w:val="1"/>
+          <w:bCs w:val="1"/>
           <w:u w:val="single"/>
           <w:rtl w:val="0"/>
         </w:rPr>
@@ -5687,7 +5843,7 @@
         <w:pageBreakBefore w:val="0"/>
         <w:numPr>
           <w:ilvl w:val="0"/>
-          <w:numId w:val="13"/>
+          <w:numId w:val="3"/>
         </w:numPr>
         <w:spacing w:before="0" w:beforeAutospacing="0"/>
         <w:ind w:left="720" w:hanging="360"/>
@@ -5698,6 +5854,7 @@
       <w:r>
         <w:rPr>
           <w:b w:val="1"/>
+          <w:bCs w:val="1"/>
           <w:rtl w:val="0"/>
         </w:rPr>
         <w:t xml:space="preserve">count (bool):</w:t>
@@ -5711,6 +5868,7 @@
       <w:r>
         <w:rPr>
           <w:b w:val="1"/>
+          <w:bCs w:val="1"/>
           <w:rtl w:val="0"/>
         </w:rPr>
         <w:t xml:space="preserve">search_count()</w:t>
@@ -5728,11 +5886,13 @@
         <w:ind w:left="0" w:firstLine="0"/>
         <w:rPr>
           <w:b w:val="1"/>
+          <w:bCs w:val="1"/>
         </w:rPr>
       </w:pPr>
       <w:r>
         <w:rPr>
           <w:b w:val="1"/>
+          <w:bCs w:val="1"/>
           <w:rtl w:val="0"/>
         </w:rPr>
         <w:t xml:space="preserve">create():</w:t>
@@ -5815,6 +5975,7 @@
               <w:rPr>
                 <w:rFonts w:ascii="Consolas" w:cs="Consolas" w:eastAsia="Consolas" w:hAnsi="Consolas"/>
                 <w:b w:val="1"/>
+                <w:bCs w:val="1"/>
                 <w:color w:val="999999"/>
                 <w:sz w:val="18"/>
                 <w:szCs w:val="18"/>
@@ -5917,11 +6078,13 @@
         <w:ind w:left="0" w:firstLine="0"/>
         <w:rPr>
           <w:b w:val="1"/>
+          <w:bCs w:val="1"/>
         </w:rPr>
       </w:pPr>
       <w:r>
         <w:rPr>
           <w:b w:val="1"/>
+          <w:bCs w:val="1"/>
           <w:rtl w:val="0"/>
         </w:rPr>
         <w:t xml:space="preserve">write():</w:t>
@@ -6077,6 +6240,7 @@
       <w:r>
         <w:rPr>
           <w:b w:val="1"/>
+          <w:bCs w:val="1"/>
           <w:rtl w:val="0"/>
         </w:rPr>
         <w:t xml:space="preserve">write()”</w:t>
@@ -6090,6 +6254,7 @@
       <w:r>
         <w:rPr>
           <w:b w:val="1"/>
+          <w:bCs w:val="1"/>
           <w:rtl w:val="0"/>
         </w:rPr>
         <w:t xml:space="preserve">Many2many”</w:t>
@@ -6390,7 +6555,7 @@
         <w:pageBreakBefore w:val="0"/>
         <w:numPr>
           <w:ilvl w:val="0"/>
-          <w:numId w:val="1"/>
+          <w:numId w:val="11"/>
         </w:numPr>
         <w:spacing w:after="0" w:afterAutospacing="0" w:before="0" w:lineRule="auto"/>
         <w:ind w:left="720" w:hanging="360"/>
@@ -6399,6 +6564,7 @@
       <w:r>
         <w:rPr>
           <w:b w:val="1"/>
+          <w:bCs w:val="1"/>
           <w:rtl w:val="0"/>
         </w:rPr>
         <w:t xml:space="preserve">(0,_ ,{'field': value}):</w:t>
@@ -6415,7 +6581,7 @@
         <w:pageBreakBefore w:val="0"/>
         <w:numPr>
           <w:ilvl w:val="0"/>
-          <w:numId w:val="1"/>
+          <w:numId w:val="11"/>
         </w:numPr>
         <w:spacing w:after="0" w:afterAutospacing="0" w:before="0" w:lineRule="auto"/>
         <w:ind w:left="720" w:hanging="360"/>
@@ -6424,6 +6590,7 @@
       <w:r>
         <w:rPr>
           <w:b w:val="1"/>
+          <w:bCs w:val="1"/>
           <w:rtl w:val="0"/>
         </w:rPr>
         <w:t xml:space="preserve">(1,id,{'field': value}):</w:t>
@@ -6440,7 +6607,7 @@
         <w:pageBreakBefore w:val="0"/>
         <w:numPr>
           <w:ilvl w:val="0"/>
-          <w:numId w:val="1"/>
+          <w:numId w:val="11"/>
         </w:numPr>
         <w:spacing w:after="0" w:afterAutospacing="0" w:before="0" w:lineRule="auto"/>
         <w:ind w:left="720" w:hanging="360"/>
@@ -6449,6 +6616,7 @@
       <w:r>
         <w:rPr>
           <w:b w:val="1"/>
+          <w:bCs w:val="1"/>
           <w:rtl w:val="0"/>
         </w:rPr>
         <w:t xml:space="preserve">(2,id,_):</w:t>
@@ -6465,7 +6633,7 @@
         <w:pageBreakBefore w:val="0"/>
         <w:numPr>
           <w:ilvl w:val="0"/>
-          <w:numId w:val="1"/>
+          <w:numId w:val="11"/>
         </w:numPr>
         <w:spacing w:after="0" w:afterAutospacing="0" w:before="0" w:lineRule="auto"/>
         <w:ind w:left="720" w:hanging="360"/>
@@ -6474,6 +6642,7 @@
       <w:r>
         <w:rPr>
           <w:b w:val="1"/>
+          <w:bCs w:val="1"/>
           <w:rtl w:val="0"/>
         </w:rPr>
         <w:t xml:space="preserve">(3,id,_):</w:t>
@@ -6490,7 +6659,7 @@
         <w:pageBreakBefore w:val="0"/>
         <w:numPr>
           <w:ilvl w:val="0"/>
-          <w:numId w:val="1"/>
+          <w:numId w:val="11"/>
         </w:numPr>
         <w:spacing w:after="0" w:afterAutospacing="0" w:before="0" w:lineRule="auto"/>
         <w:ind w:left="720" w:hanging="360"/>
@@ -6499,6 +6668,7 @@
       <w:r>
         <w:rPr>
           <w:b w:val="1"/>
+          <w:bCs w:val="1"/>
           <w:rtl w:val="0"/>
         </w:rPr>
         <w:t xml:space="preserve">(4,id,_):</w:t>
@@ -6515,7 +6685,7 @@
         <w:pageBreakBefore w:val="0"/>
         <w:numPr>
           <w:ilvl w:val="0"/>
-          <w:numId w:val="1"/>
+          <w:numId w:val="11"/>
         </w:numPr>
         <w:spacing w:after="0" w:afterAutospacing="0" w:before="0" w:lineRule="auto"/>
         <w:ind w:left="720" w:hanging="360"/>
@@ -6524,6 +6694,7 @@
       <w:r>
         <w:rPr>
           <w:b w:val="1"/>
+          <w:bCs w:val="1"/>
           <w:rtl w:val="0"/>
         </w:rPr>
         <w:t xml:space="preserve">(5,_,_):</w:t>
@@ -6540,7 +6711,7 @@
         <w:pageBreakBefore w:val="0"/>
         <w:numPr>
           <w:ilvl w:val="0"/>
-          <w:numId w:val="1"/>
+          <w:numId w:val="11"/>
         </w:numPr>
         <w:spacing w:after="240" w:before="0" w:lineRule="auto"/>
         <w:ind w:left="720" w:hanging="360"/>
@@ -6549,6 +6720,7 @@
       <w:r>
         <w:rPr>
           <w:b w:val="1"/>
+          <w:bCs w:val="1"/>
           <w:rtl w:val="0"/>
         </w:rPr>
         <w:t xml:space="preserve">(6,_,[ids]): </w:t>
@@ -6572,11 +6744,13 @@
         <w:ind w:left="0" w:firstLine="0"/>
         <w:rPr>
           <w:b w:val="1"/>
+          <w:bCs w:val="1"/>
         </w:rPr>
       </w:pPr>
       <w:r>
         <w:rPr>
           <w:b w:val="1"/>
+          <w:bCs w:val="1"/>
           <w:rtl w:val="0"/>
         </w:rPr>
         <w:t xml:space="preserve">browse():</w:t>
@@ -6657,6 +6831,7 @@
               <w:rPr>
                 <w:rFonts w:ascii="Consolas" w:cs="Consolas" w:eastAsia="Consolas" w:hAnsi="Consolas"/>
                 <w:b w:val="1"/>
+                <w:bCs w:val="1"/>
                 <w:color w:val="999999"/>
                 <w:sz w:val="18"/>
                 <w:szCs w:val="18"/>
@@ -6825,6 +7000,7 @@
         <w:ind w:left="0" w:firstLine="0"/>
         <w:rPr>
           <w:b w:val="1"/>
+          <w:bCs w:val="1"/>
         </w:rPr>
       </w:pPr>
       <w:r>
@@ -6839,11 +7015,13 @@
         <w:ind w:left="0" w:firstLine="0"/>
         <w:rPr>
           <w:b w:val="1"/>
+          <w:bCs w:val="1"/>
         </w:rPr>
       </w:pPr>
       <w:r>
         <w:rPr>
           <w:b w:val="1"/>
+          <w:bCs w:val="1"/>
           <w:rtl w:val="0"/>
         </w:rPr>
         <w:t xml:space="preserve">exists():</w:t>
@@ -6873,11 +7051,13 @@
         <w:ind w:left="0" w:firstLine="0"/>
         <w:rPr>
           <w:b w:val="1"/>
+          <w:bCs w:val="1"/>
         </w:rPr>
       </w:pPr>
       <w:r>
         <w:rPr>
           <w:b w:val="1"/>
+          <w:bCs w:val="1"/>
           <w:rtl w:val="0"/>
         </w:rPr>
         <w:t xml:space="preserve">ref():</w:t>
@@ -6958,6 +7138,7 @@
               <w:rPr>
                 <w:rFonts w:ascii="Consolas" w:cs="Consolas" w:eastAsia="Consolas" w:hAnsi="Consolas"/>
                 <w:b w:val="1"/>
+                <w:bCs w:val="1"/>
                 <w:color w:val="999999"/>
                 <w:sz w:val="18"/>
                 <w:szCs w:val="18"/>
@@ -7049,6 +7230,7 @@
       <w:r>
         <w:rPr>
           <w:b w:val="1"/>
+          <w:bCs w:val="1"/>
           <w:sz w:val="20"/>
           <w:szCs w:val="20"/>
           <w:rtl w:val="0"/>
@@ -7058,6 +7240,7 @@
       <w:r>
         <w:rPr>
           <w:b w:val="1"/>
+          <w:bCs w:val="1"/>
           <w:rtl w:val="0"/>
         </w:rPr>
         <w:t xml:space="preserve"> Interessant: </w:t>
@@ -7086,11 +7269,13 @@
         <w:ind w:left="0" w:firstLine="0"/>
         <w:rPr>
           <w:b w:val="1"/>
+          <w:bCs w:val="1"/>
         </w:rPr>
       </w:pPr>
       <w:r>
         <w:rPr>
           <w:b w:val="1"/>
+          <w:bCs w:val="1"/>
           <w:rtl w:val="0"/>
         </w:rPr>
         <w:t xml:space="preserve">ensure_one():</w:t>
@@ -7120,11 +7305,13 @@
         <w:ind w:left="0" w:firstLine="0"/>
         <w:rPr>
           <w:b w:val="1"/>
+          <w:bCs w:val="1"/>
         </w:rPr>
       </w:pPr>
       <w:r>
         <w:rPr>
           <w:b w:val="1"/>
+          <w:bCs w:val="1"/>
           <w:rtl w:val="0"/>
         </w:rPr>
         <w:t xml:space="preserve">unlink():</w:t>
@@ -7205,6 +7392,7 @@
               <w:rPr>
                 <w:rFonts w:ascii="Consolas" w:cs="Consolas" w:eastAsia="Consolas" w:hAnsi="Consolas"/>
                 <w:b w:val="1"/>
+                <w:bCs w:val="1"/>
                 <w:color w:val="999999"/>
                 <w:sz w:val="18"/>
                 <w:szCs w:val="18"/>
@@ -7229,6 +7417,7 @@
               <w:rPr>
                 <w:rFonts w:ascii="Consolas" w:cs="Consolas" w:eastAsia="Consolas" w:hAnsi="Consolas"/>
                 <w:b w:val="1"/>
+                <w:bCs w:val="1"/>
                 <w:color w:val="333333"/>
                 <w:sz w:val="18"/>
                 <w:szCs w:val="18"/>
@@ -7252,6 +7441,7 @@
               <w:rPr>
                 <w:rFonts w:ascii="Consolas" w:cs="Consolas" w:eastAsia="Consolas" w:hAnsi="Consolas"/>
                 <w:b w:val="1"/>
+                <w:bCs w:val="1"/>
                 <w:color w:val="990000"/>
                 <w:sz w:val="18"/>
                 <w:szCs w:val="18"/>
@@ -7277,6 +7467,7 @@
               <w:rPr>
                 <w:rFonts w:ascii="Consolas" w:cs="Consolas" w:eastAsia="Consolas" w:hAnsi="Consolas"/>
                 <w:b w:val="1"/>
+                <w:bCs w:val="1"/>
                 <w:color w:val="333333"/>
                 <w:sz w:val="18"/>
                 <w:szCs w:val="18"/>
@@ -7300,6 +7491,7 @@
               <w:rPr>
                 <w:rFonts w:ascii="Consolas" w:cs="Consolas" w:eastAsia="Consolas" w:hAnsi="Consolas"/>
                 <w:b w:val="1"/>
+                <w:bCs w:val="1"/>
                 <w:color w:val="333333"/>
                 <w:sz w:val="18"/>
                 <w:szCs w:val="18"/>
@@ -7327,6 +7519,7 @@
               <w:rPr>
                 <w:rFonts w:ascii="Consolas" w:cs="Consolas" w:eastAsia="Consolas" w:hAnsi="Consolas"/>
                 <w:b w:val="1"/>
+                <w:bCs w:val="1"/>
                 <w:color w:val="333333"/>
                 <w:sz w:val="18"/>
                 <w:szCs w:val="18"/>
@@ -7374,11 +7567,13 @@
         <w:ind w:left="0" w:firstLine="0"/>
         <w:rPr>
           <w:b w:val="1"/>
+          <w:bCs w:val="1"/>
         </w:rPr>
       </w:pPr>
       <w:r>
         <w:rPr>
           <w:b w:val="1"/>
+          <w:bCs w:val="1"/>
           <w:rtl w:val="0"/>
         </w:rPr>
         <w:t xml:space="preserve">ids:</w:t>
@@ -7411,6 +7606,7 @@
       <w:r>
         <w:rPr>
           <w:b w:val="1"/>
+          <w:bCs w:val="1"/>
           <w:rtl w:val="0"/>
         </w:rPr>
         <w:t xml:space="preserve">copy()</w:t>
@@ -7445,7 +7641,7 @@
         <w:pStyle w:val="Heading2"/>
         <w:numPr>
           <w:ilvl w:val="1"/>
-          <w:numId w:val="6"/>
+          <w:numId w:val="8"/>
         </w:numPr>
         <w:ind w:left="576"/>
         <w:rPr/>
@@ -7472,6 +7668,7 @@
       <w:r>
         <w:rPr>
           <w:b w:val="1"/>
+          <w:bCs w:val="1"/>
           <w:rtl w:val="0"/>
         </w:rPr>
         <w:t xml:space="preserve">“@api.onchange”</w:t>
@@ -7511,6 +7708,7 @@
       <w:r>
         <w:rPr>
           <w:b w:val="1"/>
+          <w:bCs w:val="1"/>
           <w:sz w:val="20"/>
           <w:szCs w:val="20"/>
           <w:rtl w:val="0"/>
@@ -7520,6 +7718,7 @@
       <w:r>
         <w:rPr>
           <w:b w:val="1"/>
+          <w:bCs w:val="1"/>
           <w:rtl w:val="0"/>
         </w:rPr>
         <w:t xml:space="preserve"> Interessant:</w:t>
@@ -7641,6 +7840,7 @@
               <w:rPr>
                 <w:rFonts w:ascii="Consolas" w:cs="Consolas" w:eastAsia="Consolas" w:hAnsi="Consolas"/>
                 <w:b w:val="1"/>
+                <w:bCs w:val="1"/>
                 <w:color w:val="999999"/>
                 <w:sz w:val="18"/>
                 <w:szCs w:val="18"/>
@@ -7664,6 +7864,7 @@
               <w:rPr>
                 <w:rFonts w:ascii="Consolas" w:cs="Consolas" w:eastAsia="Consolas" w:hAnsi="Consolas"/>
                 <w:b w:val="1"/>
+                <w:bCs w:val="1"/>
                 <w:color w:val="333333"/>
                 <w:sz w:val="18"/>
                 <w:szCs w:val="18"/>
@@ -7687,6 +7888,7 @@
               <w:rPr>
                 <w:rFonts w:ascii="Consolas" w:cs="Consolas" w:eastAsia="Consolas" w:hAnsi="Consolas"/>
                 <w:b w:val="1"/>
+                <w:bCs w:val="1"/>
                 <w:color w:val="990000"/>
                 <w:sz w:val="18"/>
                 <w:szCs w:val="18"/>
@@ -7712,6 +7914,7 @@
               <w:rPr>
                 <w:rFonts w:ascii="Consolas" w:cs="Consolas" w:eastAsia="Consolas" w:hAnsi="Consolas"/>
                 <w:i w:val="1"/>
+                <w:iCs w:val="1"/>
                 <w:color w:val="999988"/>
                 <w:sz w:val="18"/>
                 <w:szCs w:val="18"/>
@@ -7738,6 +7941,7 @@
               <w:rPr>
                 <w:rFonts w:ascii="Consolas" w:cs="Consolas" w:eastAsia="Consolas" w:hAnsi="Consolas"/>
                 <w:i w:val="1"/>
+                <w:iCs w:val="1"/>
                 <w:color w:val="999988"/>
                 <w:sz w:val="18"/>
                 <w:szCs w:val="18"/>
@@ -7762,6 +7966,7 @@
               <w:rPr>
                 <w:rFonts w:ascii="Consolas" w:cs="Consolas" w:eastAsia="Consolas" w:hAnsi="Consolas"/>
                 <w:b w:val="1"/>
+                <w:bCs w:val="1"/>
                 <w:color w:val="333333"/>
                 <w:sz w:val="18"/>
                 <w:szCs w:val="18"/>
@@ -7969,6 +8174,7 @@
       <w:r>
         <w:rPr>
           <w:b w:val="1"/>
+          <w:bCs w:val="1"/>
           <w:rtl w:val="0"/>
         </w:rPr>
         <w:t xml:space="preserve">‘type’:’notification’</w:t>
@@ -8037,6 +8243,7 @@
               <w:rPr>
                 <w:rFonts w:ascii="Consolas" w:cs="Consolas" w:eastAsia="Consolas" w:hAnsi="Consolas"/>
                 <w:b w:val="1"/>
+                <w:bCs w:val="1"/>
                 <w:color w:val="999999"/>
                 <w:sz w:val="18"/>
                 <w:szCs w:val="18"/>
@@ -8060,6 +8267,7 @@
               <w:rPr>
                 <w:rFonts w:ascii="Consolas" w:cs="Consolas" w:eastAsia="Consolas" w:hAnsi="Consolas"/>
                 <w:b w:val="1"/>
+                <w:bCs w:val="1"/>
                 <w:color w:val="333333"/>
                 <w:sz w:val="18"/>
                 <w:szCs w:val="18"/>
@@ -8083,6 +8291,7 @@
               <w:rPr>
                 <w:rFonts w:ascii="Consolas" w:cs="Consolas" w:eastAsia="Consolas" w:hAnsi="Consolas"/>
                 <w:b w:val="1"/>
+                <w:bCs w:val="1"/>
                 <w:color w:val="990000"/>
                 <w:sz w:val="18"/>
                 <w:szCs w:val="18"/>
@@ -8108,6 +8317,7 @@
               <w:rPr>
                 <w:rFonts w:ascii="Consolas" w:cs="Consolas" w:eastAsia="Consolas" w:hAnsi="Consolas"/>
                 <w:b w:val="1"/>
+                <w:bCs w:val="1"/>
                 <w:color w:val="333333"/>
                 <w:sz w:val="18"/>
                 <w:szCs w:val="18"/>
@@ -8155,6 +8365,7 @@
               <w:rPr>
                 <w:rFonts w:ascii="Consolas" w:cs="Consolas" w:eastAsia="Consolas" w:hAnsi="Consolas"/>
                 <w:b w:val="1"/>
+                <w:bCs w:val="1"/>
                 <w:color w:val="333333"/>
                 <w:sz w:val="18"/>
                 <w:szCs w:val="18"/>
@@ -8298,6 +8509,7 @@
               <w:rPr>
                 <w:rFonts w:ascii="Consolas" w:cs="Consolas" w:eastAsia="Consolas" w:hAnsi="Consolas"/>
                 <w:b w:val="1"/>
+                <w:bCs w:val="1"/>
                 <w:color w:val="333333"/>
                 <w:sz w:val="18"/>
                 <w:szCs w:val="18"/>
@@ -8323,6 +8535,7 @@
               <w:rPr>
                 <w:rFonts w:ascii="Consolas" w:cs="Consolas" w:eastAsia="Consolas" w:hAnsi="Consolas"/>
                 <w:b w:val="1"/>
+                <w:bCs w:val="1"/>
                 <w:color w:val="333333"/>
                 <w:sz w:val="18"/>
                 <w:szCs w:val="18"/>
@@ -8549,6 +8762,7 @@
               <w:rPr>
                 <w:rFonts w:ascii="Consolas" w:cs="Consolas" w:eastAsia="Consolas" w:hAnsi="Consolas"/>
                 <w:b w:val="1"/>
+                <w:bCs w:val="1"/>
                 <w:color w:val="999999"/>
                 <w:sz w:val="18"/>
                 <w:szCs w:val="18"/>
@@ -8572,6 +8786,7 @@
               <w:rPr>
                 <w:rFonts w:ascii="Consolas" w:cs="Consolas" w:eastAsia="Consolas" w:hAnsi="Consolas"/>
                 <w:b w:val="1"/>
+                <w:bCs w:val="1"/>
                 <w:color w:val="333333"/>
                 <w:sz w:val="18"/>
                 <w:szCs w:val="18"/>
@@ -8595,6 +8810,7 @@
               <w:rPr>
                 <w:rFonts w:ascii="Consolas" w:cs="Consolas" w:eastAsia="Consolas" w:hAnsi="Consolas"/>
                 <w:b w:val="1"/>
+                <w:bCs w:val="1"/>
                 <w:color w:val="990000"/>
                 <w:sz w:val="18"/>
                 <w:szCs w:val="18"/>
@@ -8623,6 +8839,7 @@
               <w:rPr>
                 <w:rFonts w:ascii="Consolas" w:cs="Consolas" w:eastAsia="Consolas" w:hAnsi="Consolas"/>
                 <w:b w:val="1"/>
+                <w:bCs w:val="1"/>
                 <w:color w:val="333333"/>
                 <w:sz w:val="18"/>
                 <w:szCs w:val="18"/>
@@ -8766,6 +8983,7 @@
       <w:r>
         <w:rPr>
           <w:b w:val="1"/>
+          <w:bCs w:val="1"/>
           <w:rtl w:val="0"/>
         </w:rPr>
         <w:t xml:space="preserve">domain”</w:t>
@@ -8794,6 +9012,7 @@
       <w:r>
         <w:rPr>
           <w:b w:val="1"/>
+          <w:bCs w:val="1"/>
           <w:sz w:val="20"/>
           <w:szCs w:val="20"/>
           <w:rtl w:val="0"/>
@@ -8803,6 +9022,7 @@
       <w:r>
         <w:rPr>
           <w:b w:val="1"/>
+          <w:bCs w:val="1"/>
           <w:rtl w:val="0"/>
         </w:rPr>
         <w:t xml:space="preserve"> Interessant:</w:t>
@@ -8832,7 +9052,7 @@
         <w:pStyle w:val="Heading1"/>
         <w:numPr>
           <w:ilvl w:val="0"/>
-          <w:numId w:val="6"/>
+          <w:numId w:val="8"/>
         </w:numPr>
         <w:ind w:left="432"/>
       </w:pPr>
@@ -9241,6 +9461,7 @@
       <w:r>
         <w:rPr>
           <w:b w:val="1"/>
+          <w:bCs w:val="1"/>
           <w:rtl w:val="0"/>
         </w:rPr>
         <w:t xml:space="preserve">id</w:t>
@@ -9254,6 +9475,7 @@
       <w:r>
         <w:rPr>
           <w:b w:val="1"/>
+          <w:bCs w:val="1"/>
           <w:rtl w:val="0"/>
         </w:rPr>
         <w:t xml:space="preserve">External ID</w:t>
@@ -9324,6 +9546,7 @@
       <w:r>
         <w:rPr>
           <w:b w:val="1"/>
+          <w:bCs w:val="1"/>
           <w:u w:val="single"/>
           <w:rtl w:val="0"/>
         </w:rPr>
@@ -9351,6 +9574,7 @@
       <w:r>
         <w:rPr>
           <w:b w:val="1"/>
+          <w:bCs w:val="1"/>
           <w:rtl w:val="0"/>
         </w:rPr>
         <w:t xml:space="preserve">External ID</w:t>
@@ -9364,6 +9588,7 @@
       <w:r>
         <w:rPr>
           <w:b w:val="1"/>
+          <w:bCs w:val="1"/>
           <w:u w:val="single"/>
           <w:rtl w:val="0"/>
         </w:rPr>
@@ -9391,6 +9616,7 @@
       <w:r>
         <w:rPr>
           <w:b w:val="1"/>
+          <w:bCs w:val="1"/>
           <w:rtl w:val="0"/>
         </w:rPr>
         <w:t xml:space="preserve">“school.teacher_view_form”</w:t>
@@ -9404,6 +9630,7 @@
       <w:r>
         <w:rPr>
           <w:b w:val="1"/>
+          <w:bCs w:val="1"/>
           <w:rtl w:val="0"/>
         </w:rPr>
         <w:t xml:space="preserve">“school”</w:t>
@@ -9431,6 +9658,7 @@
       <w:r>
         <w:rPr>
           <w:b w:val="1"/>
+          <w:bCs w:val="1"/>
           <w:sz w:val="20"/>
           <w:szCs w:val="20"/>
           <w:rtl w:val="0"/>
@@ -9440,35 +9668,21 @@
       <w:r>
         <w:rPr>
           <w:b w:val="1"/>
-          <w:rtl w:val="0"/>
-        </w:rPr>
-        <w:t xml:space="preserve"> Interessant</w:t>
-      </w:r>
-      <w:del w:author="ALFREDO OLTRA ORENGO" w:id="0" w:date="2022-08-08T22:44:37Z">
-        <w:r>
-          <w:rPr>
-            <w:b w:val="1"/>
-            <w:rtl w:val="0"/>
-          </w:rPr>
-          <w:delText xml:space="preserve">e</w:delText>
-        </w:r>
-      </w:del>
+          <w:bCs w:val="1"/>
+          <w:rtl w:val="0"/>
+        </w:rPr>
+        <w:t xml:space="preserve"> Interessant: </w:t>
+      </w:r>
+      <w:r>
+        <w:rPr>
+          <w:rtl w:val="0"/>
+        </w:rPr>
+        <w:t xml:space="preserve">podem buscar els identificadors externs directament en el mode desenvolupador d’Odoo en l’apartat </w:t>
+      </w:r>
       <w:r>
         <w:rPr>
           <w:b w:val="1"/>
-          <w:rtl w:val="0"/>
-        </w:rPr>
-        <w:t xml:space="preserve">: </w:t>
-      </w:r>
-      <w:r>
-        <w:rPr>
-          <w:rtl w:val="0"/>
-        </w:rPr>
-        <w:t xml:space="preserve">podem buscar els identificadors externs directament en el mode desenvolupador d’Odoo en l’apartat </w:t>
-      </w:r>
-      <w:r>
-        <w:rPr>
-          <w:b w:val="1"/>
+          <w:bCs w:val="1"/>
           <w:u w:val="single"/>
           <w:rtl w:val="0"/>
         </w:rPr>
@@ -9507,6 +9721,7 @@
       <w:r>
         <w:rPr>
           <w:b w:val="1"/>
+          <w:bCs w:val="1"/>
           <w:rtl w:val="0"/>
         </w:rPr>
         <w:t xml:space="preserve">Base64</w:t>
@@ -10332,13 +10547,14 @@
       <w:pPr>
         <w:numPr>
           <w:ilvl w:val="0"/>
-          <w:numId w:val="3"/>
+          <w:numId w:val="12"/>
         </w:numPr>
         <w:ind w:left="720" w:hanging="360"/>
       </w:pPr>
       <w:r>
         <w:rPr>
           <w:b w:val="1"/>
+          <w:bCs w:val="1"/>
           <w:rtl w:val="0"/>
         </w:rPr>
         <w:t xml:space="preserve">0,_ ,{'field': value}): </w:t>
@@ -10359,13 +10575,14 @@
       <w:pPr>
         <w:numPr>
           <w:ilvl w:val="0"/>
-          <w:numId w:val="3"/>
+          <w:numId w:val="12"/>
         </w:numPr>
         <w:ind w:left="720" w:hanging="360"/>
       </w:pPr>
       <w:r>
         <w:rPr>
           <w:b w:val="1"/>
+          <w:bCs w:val="1"/>
           <w:rtl w:val="0"/>
         </w:rPr>
         <w:t xml:space="preserve">(1,id,{'field': value}):</w:t>
@@ -10381,13 +10598,14 @@
       <w:pPr>
         <w:numPr>
           <w:ilvl w:val="0"/>
-          <w:numId w:val="3"/>
+          <w:numId w:val="12"/>
         </w:numPr>
         <w:ind w:left="720" w:hanging="360"/>
       </w:pPr>
       <w:r>
         <w:rPr>
           <w:b w:val="1"/>
+          <w:bCs w:val="1"/>
           <w:rtl w:val="0"/>
         </w:rPr>
         <w:t xml:space="preserve">(2,id,_):</w:t>
@@ -10403,13 +10621,14 @@
       <w:pPr>
         <w:numPr>
           <w:ilvl w:val="0"/>
-          <w:numId w:val="3"/>
+          <w:numId w:val="12"/>
         </w:numPr>
         <w:ind w:left="720" w:hanging="360"/>
       </w:pPr>
       <w:r>
         <w:rPr>
           <w:b w:val="1"/>
+          <w:bCs w:val="1"/>
           <w:rtl w:val="0"/>
         </w:rPr>
         <w:t xml:space="preserve">(3,id,_): </w:t>
@@ -10431,13 +10650,14 @@
       <w:pPr>
         <w:numPr>
           <w:ilvl w:val="0"/>
-          <w:numId w:val="3"/>
+          <w:numId w:val="12"/>
         </w:numPr>
         <w:ind w:left="720" w:hanging="360"/>
       </w:pPr>
       <w:r>
         <w:rPr>
           <w:b w:val="1"/>
+          <w:bCs w:val="1"/>
           <w:rtl w:val="0"/>
         </w:rPr>
         <w:t xml:space="preserve">(4,id,_): </w:t>
@@ -10459,13 +10679,14 @@
       <w:pPr>
         <w:numPr>
           <w:ilvl w:val="0"/>
-          <w:numId w:val="3"/>
+          <w:numId w:val="12"/>
         </w:numPr>
         <w:ind w:left="720" w:hanging="360"/>
       </w:pPr>
       <w:r>
         <w:rPr>
           <w:b w:val="1"/>
+          <w:bCs w:val="1"/>
           <w:rtl w:val="0"/>
         </w:rPr>
         <w:t xml:space="preserve">(5,_,_): </w:t>
@@ -10487,13 +10708,14 @@
       <w:pPr>
         <w:numPr>
           <w:ilvl w:val="0"/>
-          <w:numId w:val="3"/>
+          <w:numId w:val="12"/>
         </w:numPr>
         <w:ind w:left="720" w:hanging="360"/>
       </w:pPr>
       <w:r>
         <w:rPr>
           <w:b w:val="1"/>
+          <w:bCs w:val="1"/>
           <w:rtl w:val="0"/>
         </w:rPr>
         <w:t xml:space="preserve">(6,_,[ids]):</w:t>
@@ -10691,7 +10913,7 @@
         <w:pStyle w:val="Heading1"/>
         <w:numPr>
           <w:ilvl w:val="0"/>
-          <w:numId w:val="6"/>
+          <w:numId w:val="8"/>
         </w:numPr>
         <w:ind w:left="432"/>
       </w:pPr>
@@ -10728,6 +10950,7 @@
       <w:r>
         <w:rPr>
           <w:b w:val="1"/>
+          <w:bCs w:val="1"/>
           <w:rtl w:val="0"/>
         </w:rPr>
         <w:t xml:space="preserve">wkhtmltopdf</w:t>
@@ -10752,6 +10975,7 @@
       <w:r>
         <w:rPr>
           <w:b w:val="1"/>
+          <w:bCs w:val="1"/>
           <w:rtl w:val="0"/>
         </w:rPr>
         <w:t xml:space="preserve">ir.actions.report”. </w:t>
@@ -10791,6 +11015,7 @@
       <w:r>
         <w:rPr>
           <w:b w:val="1"/>
+          <w:bCs w:val="1"/>
           <w:sz w:val="20"/>
           <w:szCs w:val="20"/>
           <w:rtl w:val="0"/>
@@ -10800,6 +11025,7 @@
       <w:r>
         <w:rPr>
           <w:b w:val="1"/>
+          <w:bCs w:val="1"/>
           <w:rtl w:val="0"/>
         </w:rPr>
         <w:t xml:space="preserve"> Interessant: </w:t>
@@ -12209,7 +12435,7 @@
         <w:pStyle w:val="Heading1"/>
         <w:numPr>
           <w:ilvl w:val="0"/>
-          <w:numId w:val="6"/>
+          <w:numId w:val="8"/>
         </w:numPr>
         <w:ind w:left="432"/>
       </w:pPr>
@@ -12306,11 +12532,13 @@
               <w:jc w:val="left"/>
               <w:rPr>
                 <w:b w:val="1"/>
+                <w:bCs w:val="1"/>
               </w:rPr>
             </w:pPr>
             <w:r>
               <w:rPr>
                 <w:b w:val="1"/>
+                <w:bCs w:val="1"/>
                 <w:rtl w:val="0"/>
               </w:rPr>
               <w:t xml:space="preserve">De Classe</w:t>
@@ -12508,6 +12736,7 @@
               <w:ind w:left="0" w:right="0" w:firstLine="0"/>
               <w:rPr>
                 <w:b w:val="1"/>
+                <w:bCs w:val="1"/>
               </w:rPr>
             </w:pPr>
             <w:r>
@@ -12519,6 +12748,7 @@
             <w:r>
               <w:rPr>
                 <w:b w:val="1"/>
+                <w:bCs w:val="1"/>
                 <w:rtl w:val="0"/>
               </w:rPr>
               <w:t xml:space="preserve">_inherit</w:t>
@@ -12532,6 +12762,7 @@
             <w:r>
               <w:rPr>
                 <w:b w:val="1"/>
+                <w:bCs w:val="1"/>
                 <w:rtl w:val="0"/>
               </w:rPr>
               <w:t xml:space="preserve">_inherit = obj</w:t>
@@ -12579,6 +12810,7 @@
               <w:ind w:left="0" w:right="0" w:firstLine="0"/>
               <w:rPr>
                 <w:b w:val="1"/>
+                <w:bCs w:val="1"/>
               </w:rPr>
             </w:pPr>
             <w:r>
@@ -12590,6 +12822,7 @@
             <w:r>
               <w:rPr>
                 <w:b w:val="1"/>
+                <w:bCs w:val="1"/>
                 <w:rtl w:val="0"/>
               </w:rPr>
               <w:t xml:space="preserve">_name = obj</w:t>
@@ -12632,11 +12865,13 @@
               <w:jc w:val="left"/>
               <w:rPr>
                 <w:b w:val="1"/>
+                <w:bCs w:val="1"/>
               </w:rPr>
             </w:pPr>
             <w:r>
               <w:rPr>
                 <w:b w:val="1"/>
+                <w:bCs w:val="1"/>
                 <w:rtl w:val="0"/>
               </w:rPr>
               <w:t xml:space="preserve">Per Prototip</w:t>
@@ -12859,6 +13094,7 @@
               <w:ind w:left="0" w:right="0" w:firstLine="0"/>
               <w:rPr>
                 <w:b w:val="1"/>
+                <w:bCs w:val="1"/>
               </w:rPr>
             </w:pPr>
             <w:r>
@@ -12870,6 +13106,7 @@
             <w:r>
               <w:rPr>
                 <w:b w:val="1"/>
+                <w:bCs w:val="1"/>
                 <w:rtl w:val="0"/>
               </w:rPr>
               <w:t xml:space="preserve">_inherit</w:t>
@@ -12883,6 +13120,7 @@
             <w:r>
               <w:rPr>
                 <w:b w:val="1"/>
+                <w:bCs w:val="1"/>
                 <w:rtl w:val="0"/>
               </w:rPr>
               <w:t xml:space="preserve">_inherit = obj</w:t>
@@ -12930,6 +13168,7 @@
               <w:ind w:left="0" w:right="0" w:firstLine="0"/>
               <w:rPr>
                 <w:b w:val="1"/>
+                <w:bCs w:val="1"/>
               </w:rPr>
             </w:pPr>
             <w:r>
@@ -12941,6 +13180,7 @@
             <w:r>
               <w:rPr>
                 <w:b w:val="1"/>
+                <w:bCs w:val="1"/>
                 <w:rtl w:val="0"/>
               </w:rPr>
               <w:t xml:space="preserve">_name = nuevo_nombre</w:t>
@@ -12983,11 +13223,13 @@
               <w:jc w:val="left"/>
               <w:rPr>
                 <w:b w:val="1"/>
+                <w:bCs w:val="1"/>
               </w:rPr>
             </w:pPr>
             <w:r>
               <w:rPr>
                 <w:b w:val="1"/>
+                <w:bCs w:val="1"/>
                 <w:rtl w:val="0"/>
               </w:rPr>
               <w:t xml:space="preserve">Per Delegació</w:t>
@@ -13210,6 +13452,7 @@
               <w:ind w:left="0" w:right="0" w:firstLine="0"/>
               <w:rPr>
                 <w:b w:val="1"/>
+                <w:bCs w:val="1"/>
               </w:rPr>
             </w:pPr>
             <w:r>
@@ -13221,6 +13464,7 @@
             <w:r>
               <w:rPr>
                 <w:b w:val="1"/>
+                <w:bCs w:val="1"/>
                 <w:rtl w:val="0"/>
               </w:rPr>
               <w:t xml:space="preserve">_inherits </w:t>
@@ -13240,6 +13484,7 @@
             <w:r>
               <w:rPr>
                 <w:b w:val="1"/>
+                <w:bCs w:val="1"/>
                 <w:rtl w:val="0"/>
               </w:rPr>
               <w:t xml:space="preserve">_inherits = ...</w:t>
@@ -13287,6 +13532,7 @@
               <w:ind w:left="0" w:right="0" w:firstLine="0"/>
               <w:rPr>
                 <w:b w:val="1"/>
+                <w:bCs w:val="1"/>
               </w:rPr>
             </w:pPr>
             <w:r>
@@ -13298,6 +13544,7 @@
             <w:r>
               <w:rPr>
                 <w:b w:val="1"/>
+                <w:bCs w:val="1"/>
                 <w:rtl w:val="0"/>
               </w:rPr>
               <w:t xml:space="preserve">_name = nuevo_nombre</w:t>
@@ -13334,7 +13581,7 @@
         <w:pageBreakBefore w:val="0"/>
         <w:numPr>
           <w:ilvl w:val="0"/>
-          <w:numId w:val="11"/>
+          <w:numId w:val="9"/>
         </w:numPr>
         <w:spacing w:after="0" w:afterAutospacing="0"/>
         <w:ind w:left="720" w:hanging="360"/>
@@ -13351,6 +13598,7 @@
       <w:r>
         <w:rPr>
           <w:b w:val="1"/>
+          <w:bCs w:val="1"/>
           <w:u w:val="single"/>
           <w:rtl w:val="0"/>
         </w:rPr>
@@ -13368,7 +13616,7 @@
         <w:pageBreakBefore w:val="0"/>
         <w:numPr>
           <w:ilvl w:val="0"/>
-          <w:numId w:val="11"/>
+          <w:numId w:val="9"/>
         </w:numPr>
         <w:spacing w:after="0" w:afterAutospacing="0" w:before="0" w:beforeAutospacing="0"/>
         <w:ind w:left="720" w:hanging="360"/>
@@ -13388,7 +13636,7 @@
         <w:pageBreakBefore w:val="0"/>
         <w:numPr>
           <w:ilvl w:val="0"/>
-          <w:numId w:val="11"/>
+          <w:numId w:val="9"/>
         </w:numPr>
         <w:spacing w:after="0" w:afterAutospacing="0" w:before="0" w:beforeAutospacing="0"/>
         <w:ind w:left="720" w:hanging="360"/>
@@ -13408,7 +13656,7 @@
         <w:pageBreakBefore w:val="0"/>
         <w:numPr>
           <w:ilvl w:val="1"/>
-          <w:numId w:val="11"/>
+          <w:numId w:val="9"/>
         </w:numPr>
         <w:spacing w:after="0" w:afterAutospacing="0" w:before="0" w:beforeAutospacing="0"/>
         <w:ind w:left="1440" w:hanging="360"/>
@@ -13427,7 +13675,7 @@
       <w:pPr>
         <w:numPr>
           <w:ilvl w:val="1"/>
-          <w:numId w:val="11"/>
+          <w:numId w:val="9"/>
         </w:numPr>
         <w:spacing w:before="0" w:beforeAutospacing="0"/>
         <w:ind w:left="1440" w:hanging="360"/>
@@ -13560,6 +13808,7 @@
               <w:rPr>
                 <w:rFonts w:ascii="Consolas" w:cs="Consolas" w:eastAsia="Consolas" w:hAnsi="Consolas"/>
                 <w:b w:val="1"/>
+                <w:bCs w:val="1"/>
                 <w:color w:val="333333"/>
                 <w:sz w:val="18"/>
                 <w:szCs w:val="18"/>
@@ -13583,6 +13832,7 @@
               <w:rPr>
                 <w:rFonts w:ascii="Consolas" w:cs="Consolas" w:eastAsia="Consolas" w:hAnsi="Consolas"/>
                 <w:b w:val="1"/>
+                <w:bCs w:val="1"/>
                 <w:color w:val="445588"/>
                 <w:sz w:val="18"/>
                 <w:szCs w:val="18"/>
@@ -13606,6 +13856,7 @@
               <w:rPr>
                 <w:rFonts w:ascii="Consolas" w:cs="Consolas" w:eastAsia="Consolas" w:hAnsi="Consolas"/>
                 <w:i w:val="1"/>
+                <w:iCs w:val="1"/>
                 <w:color w:val="999988"/>
                 <w:sz w:val="18"/>
                 <w:szCs w:val="18"/>
@@ -13701,6 +13952,7 @@
               <w:rPr>
                 <w:rFonts w:ascii="Consolas" w:cs="Consolas" w:eastAsia="Consolas" w:hAnsi="Consolas"/>
                 <w:b w:val="1"/>
+                <w:bCs w:val="1"/>
                 <w:color w:val="333333"/>
                 <w:sz w:val="18"/>
                 <w:szCs w:val="18"/>
@@ -13724,6 +13976,7 @@
               <w:rPr>
                 <w:rFonts w:ascii="Consolas" w:cs="Consolas" w:eastAsia="Consolas" w:hAnsi="Consolas"/>
                 <w:b w:val="1"/>
+                <w:bCs w:val="1"/>
                 <w:color w:val="445588"/>
                 <w:sz w:val="18"/>
                 <w:szCs w:val="18"/>
@@ -13747,6 +14000,7 @@
               <w:rPr>
                 <w:rFonts w:ascii="Consolas" w:cs="Consolas" w:eastAsia="Consolas" w:hAnsi="Consolas"/>
                 <w:i w:val="1"/>
+                <w:iCs w:val="1"/>
                 <w:color w:val="999988"/>
                 <w:sz w:val="18"/>
                 <w:szCs w:val="18"/>
@@ -13793,6 +14047,7 @@
               <w:rPr>
                 <w:rFonts w:ascii="Consolas" w:cs="Consolas" w:eastAsia="Consolas" w:hAnsi="Consolas"/>
                 <w:b w:val="1"/>
+                <w:bCs w:val="1"/>
                 <w:color w:val="999999"/>
                 <w:sz w:val="18"/>
                 <w:szCs w:val="18"/>
@@ -13817,6 +14072,7 @@
               <w:rPr>
                 <w:rFonts w:ascii="Consolas" w:cs="Consolas" w:eastAsia="Consolas" w:hAnsi="Consolas"/>
                 <w:b w:val="1"/>
+                <w:bCs w:val="1"/>
                 <w:color w:val="333333"/>
                 <w:sz w:val="18"/>
                 <w:szCs w:val="18"/>
@@ -13840,6 +14096,7 @@
               <w:rPr>
                 <w:rFonts w:ascii="Consolas" w:cs="Consolas" w:eastAsia="Consolas" w:hAnsi="Consolas"/>
                 <w:b w:val="1"/>
+                <w:bCs w:val="1"/>
                 <w:color w:val="445588"/>
                 <w:sz w:val="18"/>
                 <w:szCs w:val="18"/>
@@ -13863,6 +14120,7 @@
               <w:rPr>
                 <w:rFonts w:ascii="Consolas" w:cs="Consolas" w:eastAsia="Consolas" w:hAnsi="Consolas"/>
                 <w:i w:val="1"/>
+                <w:iCs w:val="1"/>
                 <w:color w:val="999988"/>
                 <w:sz w:val="18"/>
                 <w:szCs w:val="18"/>
@@ -13932,6 +14190,7 @@
               <w:rPr>
                 <w:rFonts w:ascii="Consolas" w:cs="Consolas" w:eastAsia="Consolas" w:hAnsi="Consolas"/>
                 <w:b w:val="1"/>
+                <w:bCs w:val="1"/>
                 <w:color w:val="999999"/>
                 <w:sz w:val="18"/>
                 <w:szCs w:val="18"/>
@@ -13955,6 +14214,7 @@
               <w:rPr>
                 <w:rFonts w:ascii="Consolas" w:cs="Consolas" w:eastAsia="Consolas" w:hAnsi="Consolas"/>
                 <w:b w:val="1"/>
+                <w:bCs w:val="1"/>
                 <w:color w:val="333333"/>
                 <w:sz w:val="18"/>
                 <w:szCs w:val="18"/>
@@ -13978,6 +14238,7 @@
               <w:rPr>
                 <w:rFonts w:ascii="Consolas" w:cs="Consolas" w:eastAsia="Consolas" w:hAnsi="Consolas"/>
                 <w:b w:val="1"/>
+                <w:bCs w:val="1"/>
                 <w:color w:val="445588"/>
                 <w:sz w:val="18"/>
                 <w:szCs w:val="18"/>
@@ -14001,6 +14262,7 @@
               <w:rPr>
                 <w:rFonts w:ascii="Consolas" w:cs="Consolas" w:eastAsia="Consolas" w:hAnsi="Consolas"/>
                 <w:i w:val="1"/>
+                <w:iCs w:val="1"/>
                 <w:color w:val="999988"/>
                 <w:sz w:val="18"/>
                 <w:szCs w:val="18"/>
@@ -14317,13 +14579,14 @@
       <w:pPr>
         <w:numPr>
           <w:ilvl w:val="0"/>
-          <w:numId w:val="2"/>
+          <w:numId w:val="13"/>
         </w:numPr>
         <w:ind w:left="720" w:hanging="360"/>
       </w:pPr>
       <w:r>
         <w:rPr>
           <w:b w:val="1"/>
+          <w:bCs w:val="1"/>
           <w:rtl w:val="0"/>
         </w:rPr>
         <w:t xml:space="preserve">inside (per defecte):</w:t>
@@ -14339,13 +14602,14 @@
       <w:pPr>
         <w:numPr>
           <w:ilvl w:val="0"/>
-          <w:numId w:val="2"/>
+          <w:numId w:val="13"/>
         </w:numPr>
         <w:ind w:left="720" w:hanging="360"/>
       </w:pPr>
       <w:r>
         <w:rPr>
           <w:b w:val="1"/>
+          <w:bCs w:val="1"/>
           <w:rtl w:val="0"/>
         </w:rPr>
         <w:t xml:space="preserve">after:</w:t>
@@ -14361,13 +14625,14 @@
       <w:pPr>
         <w:numPr>
           <w:ilvl w:val="0"/>
-          <w:numId w:val="2"/>
+          <w:numId w:val="13"/>
         </w:numPr>
         <w:ind w:left="720" w:hanging="360"/>
       </w:pPr>
       <w:r>
         <w:rPr>
           <w:b w:val="1"/>
+          <w:bCs w:val="1"/>
           <w:rtl w:val="0"/>
         </w:rPr>
         <w:t xml:space="preserve">before:</w:t>
@@ -14383,13 +14648,14 @@
       <w:pPr>
         <w:numPr>
           <w:ilvl w:val="0"/>
-          <w:numId w:val="2"/>
+          <w:numId w:val="13"/>
         </w:numPr>
         <w:ind w:left="720" w:hanging="360"/>
       </w:pPr>
       <w:r>
         <w:rPr>
           <w:b w:val="1"/>
+          <w:bCs w:val="1"/>
           <w:rtl w:val="0"/>
         </w:rPr>
         <w:t xml:space="preserve">replace:</w:t>
@@ -14405,13 +14671,14 @@
       <w:pPr>
         <w:numPr>
           <w:ilvl w:val="0"/>
-          <w:numId w:val="2"/>
+          <w:numId w:val="13"/>
         </w:numPr>
         <w:ind w:left="720" w:hanging="360"/>
       </w:pPr>
       <w:r>
         <w:rPr>
           <w:b w:val="1"/>
+          <w:bCs w:val="1"/>
           <w:rtl w:val="0"/>
         </w:rPr>
         <w:t xml:space="preserve">attributes:</w:t>
@@ -15822,7 +16089,7 @@
         <w:pageBreakBefore w:val="0"/>
         <w:numPr>
           <w:ilvl w:val="0"/>
-          <w:numId w:val="6"/>
+          <w:numId w:val="8"/>
         </w:numPr>
         <w:ind w:left="432" w:right="0"/>
         <w:rPr/>
@@ -15874,6 +16141,7 @@
       <w:r>
         <w:rPr>
           <w:b w:val="1"/>
+          <w:bCs w:val="1"/>
           <w:rtl w:val="0"/>
         </w:rPr>
         <w:t xml:space="preserve">TransientModel</w:t>
@@ -15916,6 +16184,7 @@
       <w:r>
         <w:rPr>
           <w:b w:val="1"/>
+          <w:bCs w:val="1"/>
           <w:sz w:val="20"/>
           <w:szCs w:val="20"/>
           <w:rtl w:val="0"/>
@@ -15925,6 +16194,7 @@
       <w:r>
         <w:rPr>
           <w:b w:val="1"/>
+          <w:bCs w:val="1"/>
           <w:rtl w:val="0"/>
         </w:rPr>
         <w:t xml:space="preserve"> Interessant:</w:t>
@@ -15986,7 +16256,7 @@
         <w:pageBreakBefore w:val="0"/>
         <w:numPr>
           <w:ilvl w:val="0"/>
-          <w:numId w:val="5"/>
+          <w:numId w:val="2"/>
         </w:numPr>
         <w:spacing w:after="0" w:afterAutospacing="0"/>
         <w:ind w:left="720" w:hanging="360"/>
@@ -16006,7 +16276,7 @@
         <w:pageBreakBefore w:val="0"/>
         <w:numPr>
           <w:ilvl w:val="0"/>
-          <w:numId w:val="5"/>
+          <w:numId w:val="2"/>
         </w:numPr>
         <w:spacing w:after="0" w:afterAutospacing="0" w:before="0" w:beforeAutospacing="0"/>
         <w:ind w:left="720" w:hanging="360"/>
@@ -16025,7 +16295,7 @@
       <w:pPr>
         <w:numPr>
           <w:ilvl w:val="0"/>
-          <w:numId w:val="5"/>
+          <w:numId w:val="2"/>
         </w:numPr>
         <w:spacing w:before="0" w:beforeAutospacing="0"/>
         <w:ind w:left="720" w:hanging="360"/>
@@ -16122,6 +16392,7 @@
               <w:rPr>
                 <w:rFonts w:ascii="Consolas" w:cs="Consolas" w:eastAsia="Consolas" w:hAnsi="Consolas"/>
                 <w:b w:val="1"/>
+                <w:bCs w:val="1"/>
                 <w:color w:val="333333"/>
                 <w:sz w:val="18"/>
                 <w:szCs w:val="18"/>
@@ -16145,6 +16416,7 @@
               <w:rPr>
                 <w:rFonts w:ascii="Consolas" w:cs="Consolas" w:eastAsia="Consolas" w:hAnsi="Consolas"/>
                 <w:b w:val="1"/>
+                <w:bCs w:val="1"/>
                 <w:color w:val="445588"/>
                 <w:sz w:val="18"/>
                 <w:szCs w:val="18"/>
@@ -16661,6 +16933,7 @@
               <w:rPr>
                 <w:rFonts w:ascii="Consolas" w:cs="Consolas" w:eastAsia="Consolas" w:hAnsi="Consolas"/>
                 <w:b w:val="1"/>
+                <w:bCs w:val="1"/>
                 <w:color w:val="999999"/>
                 <w:sz w:val="18"/>
                 <w:szCs w:val="18"/>
@@ -16686,6 +16959,7 @@
               <w:rPr>
                 <w:rFonts w:ascii="Consolas" w:cs="Consolas" w:eastAsia="Consolas" w:hAnsi="Consolas"/>
                 <w:b w:val="1"/>
+                <w:bCs w:val="1"/>
                 <w:color w:val="333333"/>
                 <w:sz w:val="18"/>
                 <w:szCs w:val="18"/>
@@ -16709,6 +16983,7 @@
               <w:rPr>
                 <w:rFonts w:ascii="Consolas" w:cs="Consolas" w:eastAsia="Consolas" w:hAnsi="Consolas"/>
                 <w:b w:val="1"/>
+                <w:bCs w:val="1"/>
                 <w:color w:val="990000"/>
                 <w:sz w:val="18"/>
                 <w:szCs w:val="18"/>
@@ -16784,6 +17059,7 @@
               <w:rPr>
                 <w:rFonts w:ascii="Consolas" w:cs="Consolas" w:eastAsia="Consolas" w:hAnsi="Consolas"/>
                 <w:b w:val="1"/>
+                <w:bCs w:val="1"/>
                 <w:color w:val="333333"/>
                 <w:sz w:val="18"/>
                 <w:szCs w:val="18"/>
@@ -16810,6 +17086,7 @@
               <w:rPr>
                 <w:rFonts w:ascii="Consolas" w:cs="Consolas" w:eastAsia="Consolas" w:hAnsi="Consolas"/>
                 <w:b w:val="1"/>
+                <w:bCs w:val="1"/>
                 <w:color w:val="333333"/>
                 <w:sz w:val="18"/>
                 <w:szCs w:val="18"/>
@@ -16833,6 +17110,7 @@
               <w:rPr>
                 <w:rFonts w:ascii="Consolas" w:cs="Consolas" w:eastAsia="Consolas" w:hAnsi="Consolas"/>
                 <w:b w:val="1"/>
+                <w:bCs w:val="1"/>
                 <w:color w:val="990000"/>
                 <w:sz w:val="18"/>
                 <w:szCs w:val="18"/>
@@ -16860,6 +17138,7 @@
               <w:rPr>
                 <w:rFonts w:ascii="Consolas" w:cs="Consolas" w:eastAsia="Consolas" w:hAnsi="Consolas"/>
                 <w:b w:val="1"/>
+                <w:bCs w:val="1"/>
                 <w:color w:val="333333"/>
                 <w:sz w:val="18"/>
                 <w:szCs w:val="18"/>
@@ -16934,6 +17213,7 @@
               <w:rPr>
                 <w:rFonts w:ascii="Consolas" w:cs="Consolas" w:eastAsia="Consolas" w:hAnsi="Consolas"/>
                 <w:b w:val="1"/>
+                <w:bCs w:val="1"/>
                 <w:color w:val="333333"/>
                 <w:sz w:val="18"/>
                 <w:szCs w:val="18"/>
@@ -17008,6 +17288,7 @@
               <w:rPr>
                 <w:rFonts w:ascii="Consolas" w:cs="Consolas" w:eastAsia="Consolas" w:hAnsi="Consolas"/>
                 <w:b w:val="1"/>
+                <w:bCs w:val="1"/>
                 <w:color w:val="333333"/>
                 <w:sz w:val="18"/>
                 <w:szCs w:val="18"/>
@@ -17082,6 +17363,7 @@
               <w:rPr>
                 <w:rFonts w:ascii="Consolas" w:cs="Consolas" w:eastAsia="Consolas" w:hAnsi="Consolas"/>
                 <w:b w:val="1"/>
+                <w:bCs w:val="1"/>
                 <w:color w:val="333333"/>
                 <w:sz w:val="18"/>
                 <w:szCs w:val="18"/>
@@ -17302,6 +17584,7 @@
               <w:rPr>
                 <w:rFonts w:ascii="Consolas" w:cs="Consolas" w:eastAsia="Consolas" w:hAnsi="Consolas"/>
                 <w:b w:val="1"/>
+                <w:bCs w:val="1"/>
                 <w:color w:val="333333"/>
                 <w:sz w:val="18"/>
                 <w:szCs w:val="18"/>
@@ -17325,6 +17608,7 @@
               <w:rPr>
                 <w:rFonts w:ascii="Consolas" w:cs="Consolas" w:eastAsia="Consolas" w:hAnsi="Consolas"/>
                 <w:b w:val="1"/>
+                <w:bCs w:val="1"/>
                 <w:color w:val="990000"/>
                 <w:sz w:val="18"/>
                 <w:szCs w:val="18"/>
@@ -17352,6 +17636,7 @@
               <w:rPr>
                 <w:rFonts w:ascii="Consolas" w:cs="Consolas" w:eastAsia="Consolas" w:hAnsi="Consolas"/>
                 <w:b w:val="1"/>
+                <w:bCs w:val="1"/>
                 <w:color w:val="333333"/>
                 <w:sz w:val="18"/>
                 <w:szCs w:val="18"/>
@@ -17426,6 +17711,7 @@
               <w:rPr>
                 <w:rFonts w:ascii="Consolas" w:cs="Consolas" w:eastAsia="Consolas" w:hAnsi="Consolas"/>
                 <w:b w:val="1"/>
+                <w:bCs w:val="1"/>
                 <w:color w:val="333333"/>
                 <w:sz w:val="18"/>
                 <w:szCs w:val="18"/>
@@ -17500,6 +17786,7 @@
               <w:rPr>
                 <w:rFonts w:ascii="Consolas" w:cs="Consolas" w:eastAsia="Consolas" w:hAnsi="Consolas"/>
                 <w:b w:val="1"/>
+                <w:bCs w:val="1"/>
                 <w:color w:val="333333"/>
                 <w:sz w:val="18"/>
                 <w:szCs w:val="18"/>
@@ -17574,6 +17861,7 @@
               <w:rPr>
                 <w:rFonts w:ascii="Consolas" w:cs="Consolas" w:eastAsia="Consolas" w:hAnsi="Consolas"/>
                 <w:b w:val="1"/>
+                <w:bCs w:val="1"/>
                 <w:color w:val="333333"/>
                 <w:sz w:val="18"/>
                 <w:szCs w:val="18"/>
@@ -17795,6 +18083,7 @@
               <w:rPr>
                 <w:rFonts w:ascii="Consolas" w:cs="Consolas" w:eastAsia="Consolas" w:hAnsi="Consolas"/>
                 <w:b w:val="1"/>
+                <w:bCs w:val="1"/>
                 <w:color w:val="333333"/>
                 <w:sz w:val="18"/>
                 <w:szCs w:val="18"/>
@@ -17818,6 +18107,7 @@
               <w:rPr>
                 <w:rFonts w:ascii="Consolas" w:cs="Consolas" w:eastAsia="Consolas" w:hAnsi="Consolas"/>
                 <w:b w:val="1"/>
+                <w:bCs w:val="1"/>
                 <w:color w:val="990000"/>
                 <w:sz w:val="18"/>
                 <w:szCs w:val="18"/>
@@ -17845,6 +18135,7 @@
               <w:rPr>
                 <w:rFonts w:ascii="Consolas" w:cs="Consolas" w:eastAsia="Consolas" w:hAnsi="Consolas"/>
                 <w:b w:val="1"/>
+                <w:bCs w:val="1"/>
                 <w:color w:val="333333"/>
                 <w:sz w:val="18"/>
                 <w:szCs w:val="18"/>
@@ -17868,6 +18159,7 @@
               <w:rPr>
                 <w:rFonts w:ascii="Consolas" w:cs="Consolas" w:eastAsia="Consolas" w:hAnsi="Consolas"/>
                 <w:b w:val="1"/>
+                <w:bCs w:val="1"/>
                 <w:color w:val="333333"/>
                 <w:sz w:val="18"/>
                 <w:szCs w:val="18"/>
@@ -18009,6 +18301,7 @@
               <w:rPr>
                 <w:rFonts w:ascii="Consolas" w:cs="Consolas" w:eastAsia="Consolas" w:hAnsi="Consolas"/>
                 <w:b w:val="1"/>
+                <w:bCs w:val="1"/>
                 <w:color w:val="333333"/>
                 <w:sz w:val="18"/>
                 <w:szCs w:val="18"/>
@@ -18230,6 +18523,7 @@
               <w:rPr>
                 <w:rFonts w:ascii="Consolas" w:cs="Consolas" w:eastAsia="Consolas" w:hAnsi="Consolas"/>
                 <w:b w:val="1"/>
+                <w:bCs w:val="1"/>
                 <w:color w:val="333333"/>
                 <w:sz w:val="18"/>
                 <w:szCs w:val="18"/>
@@ -18253,6 +18547,7 @@
               <w:rPr>
                 <w:rFonts w:ascii="Consolas" w:cs="Consolas" w:eastAsia="Consolas" w:hAnsi="Consolas"/>
                 <w:b w:val="1"/>
+                <w:bCs w:val="1"/>
                 <w:color w:val="990000"/>
                 <w:sz w:val="18"/>
                 <w:szCs w:val="18"/>
@@ -18280,6 +18575,7 @@
               <w:rPr>
                 <w:rFonts w:ascii="Consolas" w:cs="Consolas" w:eastAsia="Consolas" w:hAnsi="Consolas"/>
                 <w:b w:val="1"/>
+                <w:bCs w:val="1"/>
                 <w:color w:val="333333"/>
                 <w:sz w:val="18"/>
                 <w:szCs w:val="18"/>
@@ -18303,6 +18599,7 @@
               <w:rPr>
                 <w:rFonts w:ascii="Consolas" w:cs="Consolas" w:eastAsia="Consolas" w:hAnsi="Consolas"/>
                 <w:b w:val="1"/>
+                <w:bCs w:val="1"/>
                 <w:color w:val="333333"/>
                 <w:sz w:val="18"/>
                 <w:szCs w:val="18"/>
@@ -18468,6 +18765,7 @@
               <w:rPr>
                 <w:rFonts w:ascii="Consolas" w:cs="Consolas" w:eastAsia="Consolas" w:hAnsi="Consolas"/>
                 <w:b w:val="1"/>
+                <w:bCs w:val="1"/>
                 <w:color w:val="333333"/>
                 <w:sz w:val="18"/>
                 <w:szCs w:val="18"/>
@@ -18753,6 +19051,7 @@
               <w:rPr>
                 <w:rFonts w:ascii="Consolas" w:cs="Consolas" w:eastAsia="Consolas" w:hAnsi="Consolas"/>
                 <w:b w:val="1"/>
+                <w:bCs w:val="1"/>
                 <w:color w:val="333333"/>
                 <w:sz w:val="18"/>
                 <w:szCs w:val="18"/>
@@ -18776,6 +19075,7 @@
               <w:rPr>
                 <w:rFonts w:ascii="Consolas" w:cs="Consolas" w:eastAsia="Consolas" w:hAnsi="Consolas"/>
                 <w:b w:val="1"/>
+                <w:bCs w:val="1"/>
                 <w:color w:val="990000"/>
                 <w:sz w:val="18"/>
                 <w:szCs w:val="18"/>
@@ -18803,6 +19103,7 @@
               <w:rPr>
                 <w:rFonts w:ascii="Consolas" w:cs="Consolas" w:eastAsia="Consolas" w:hAnsi="Consolas"/>
                 <w:b w:val="1"/>
+                <w:bCs w:val="1"/>
                 <w:color w:val="333333"/>
                 <w:sz w:val="18"/>
                 <w:szCs w:val="18"/>
@@ -19024,6 +19325,7 @@
               <w:rPr>
                 <w:rFonts w:ascii="Consolas" w:cs="Consolas" w:eastAsia="Consolas" w:hAnsi="Consolas"/>
                 <w:b w:val="1"/>
+                <w:bCs w:val="1"/>
                 <w:color w:val="333333"/>
                 <w:sz w:val="18"/>
                 <w:szCs w:val="18"/>
@@ -19047,6 +19349,7 @@
               <w:rPr>
                 <w:rFonts w:ascii="Consolas" w:cs="Consolas" w:eastAsia="Consolas" w:hAnsi="Consolas"/>
                 <w:b w:val="1"/>
+                <w:bCs w:val="1"/>
                 <w:color w:val="990000"/>
                 <w:sz w:val="18"/>
                 <w:szCs w:val="18"/>
@@ -19074,6 +19377,7 @@
               <w:rPr>
                 <w:rFonts w:ascii="Consolas" w:cs="Consolas" w:eastAsia="Consolas" w:hAnsi="Consolas"/>
                 <w:b w:val="1"/>
+                <w:bCs w:val="1"/>
                 <w:color w:val="333333"/>
                 <w:sz w:val="18"/>
                 <w:szCs w:val="18"/>
@@ -19097,6 +19401,7 @@
               <w:rPr>
                 <w:rFonts w:ascii="Consolas" w:cs="Consolas" w:eastAsia="Consolas" w:hAnsi="Consolas"/>
                 <w:b w:val="1"/>
+                <w:bCs w:val="1"/>
                 <w:color w:val="333333"/>
                 <w:sz w:val="18"/>
                 <w:szCs w:val="18"/>
@@ -19175,6 +19480,7 @@
               <w:rPr>
                 <w:rFonts w:ascii="Consolas" w:cs="Consolas" w:eastAsia="Consolas" w:hAnsi="Consolas"/>
                 <w:b w:val="1"/>
+                <w:bCs w:val="1"/>
                 <w:color w:val="333333"/>
                 <w:sz w:val="18"/>
                 <w:szCs w:val="18"/>
@@ -19198,6 +19504,7 @@
               <w:rPr>
                 <w:rFonts w:ascii="Consolas" w:cs="Consolas" w:eastAsia="Consolas" w:hAnsi="Consolas"/>
                 <w:b w:val="1"/>
+                <w:bCs w:val="1"/>
                 <w:color w:val="333333"/>
                 <w:sz w:val="18"/>
                 <w:szCs w:val="18"/>
@@ -19318,6 +19625,7 @@
               <w:rPr>
                 <w:rFonts w:ascii="Consolas" w:cs="Consolas" w:eastAsia="Consolas" w:hAnsi="Consolas"/>
                 <w:b w:val="1"/>
+                <w:bCs w:val="1"/>
                 <w:color w:val="333333"/>
                 <w:sz w:val="18"/>
                 <w:szCs w:val="18"/>
@@ -19341,6 +19649,7 @@
               <w:rPr>
                 <w:rFonts w:ascii="Consolas" w:cs="Consolas" w:eastAsia="Consolas" w:hAnsi="Consolas"/>
                 <w:b w:val="1"/>
+                <w:bCs w:val="1"/>
                 <w:color w:val="333333"/>
                 <w:sz w:val="18"/>
                 <w:szCs w:val="18"/>
@@ -19487,6 +19796,7 @@
               <w:rPr>
                 <w:rFonts w:ascii="Consolas" w:cs="Consolas" w:eastAsia="Consolas" w:hAnsi="Consolas"/>
                 <w:b w:val="1"/>
+                <w:bCs w:val="1"/>
                 <w:color w:val="333333"/>
                 <w:sz w:val="18"/>
                 <w:szCs w:val="18"/>
@@ -19618,6 +19928,7 @@
               <w:rPr>
                 <w:rFonts w:ascii="Consolas" w:cs="Consolas" w:eastAsia="Consolas" w:hAnsi="Consolas"/>
                 <w:b w:val="1"/>
+                <w:bCs w:val="1"/>
                 <w:color w:val="333333"/>
                 <w:sz w:val="18"/>
                 <w:szCs w:val="18"/>
@@ -19861,6 +20172,7 @@
               <w:rPr>
                 <w:rFonts w:ascii="Consolas" w:cs="Consolas" w:eastAsia="Consolas" w:hAnsi="Consolas"/>
                 <w:b w:val="1"/>
+                <w:bCs w:val="1"/>
                 <w:color w:val="333333"/>
                 <w:sz w:val="18"/>
                 <w:szCs w:val="18"/>
@@ -19884,6 +20196,7 @@
               <w:rPr>
                 <w:rFonts w:ascii="Consolas" w:cs="Consolas" w:eastAsia="Consolas" w:hAnsi="Consolas"/>
                 <w:b w:val="1"/>
+                <w:bCs w:val="1"/>
                 <w:color w:val="445588"/>
                 <w:sz w:val="18"/>
                 <w:szCs w:val="18"/>
@@ -20074,6 +20387,7 @@
               <w:rPr>
                 <w:rFonts w:ascii="Consolas" w:cs="Consolas" w:eastAsia="Consolas" w:hAnsi="Consolas"/>
                 <w:b w:val="1"/>
+                <w:bCs w:val="1"/>
                 <w:color w:val="333333"/>
                 <w:sz w:val="18"/>
                 <w:szCs w:val="18"/>
@@ -20097,6 +20411,7 @@
               <w:rPr>
                 <w:rFonts w:ascii="Consolas" w:cs="Consolas" w:eastAsia="Consolas" w:hAnsi="Consolas"/>
                 <w:b w:val="1"/>
+                <w:bCs w:val="1"/>
                 <w:color w:val="445588"/>
                 <w:sz w:val="18"/>
                 <w:szCs w:val="18"/>
@@ -20241,6 +20556,7 @@
               <w:rPr>
                 <w:rFonts w:ascii="Consolas" w:cs="Consolas" w:eastAsia="Consolas" w:hAnsi="Consolas"/>
                 <w:b w:val="1"/>
+                <w:bCs w:val="1"/>
                 <w:color w:val="333333"/>
                 <w:sz w:val="18"/>
                 <w:szCs w:val="18"/>
@@ -26468,6 +26784,7 @@
               <w:rPr>
                 <w:rFonts w:ascii="Consolas" w:cs="Consolas" w:eastAsia="Consolas" w:hAnsi="Consolas"/>
                 <w:b w:val="1"/>
+                <w:bCs w:val="1"/>
                 <w:color w:val="333333"/>
                 <w:sz w:val="18"/>
                 <w:szCs w:val="18"/>
@@ -26491,6 +26808,7 @@
               <w:rPr>
                 <w:rFonts w:ascii="Consolas" w:cs="Consolas" w:eastAsia="Consolas" w:hAnsi="Consolas"/>
                 <w:b w:val="1"/>
+                <w:bCs w:val="1"/>
                 <w:color w:val="445588"/>
                 <w:sz w:val="18"/>
                 <w:szCs w:val="18"/>
@@ -26515,6 +26833,7 @@
               <w:rPr>
                 <w:rFonts w:ascii="Consolas" w:cs="Consolas" w:eastAsia="Consolas" w:hAnsi="Consolas"/>
                 <w:b w:val="1"/>
+                <w:bCs w:val="1"/>
                 <w:color w:val="999999"/>
                 <w:sz w:val="18"/>
                 <w:szCs w:val="18"/>
@@ -26539,6 +26858,7 @@
               <w:rPr>
                 <w:rFonts w:ascii="Consolas" w:cs="Consolas" w:eastAsia="Consolas" w:hAnsi="Consolas"/>
                 <w:b w:val="1"/>
+                <w:bCs w:val="1"/>
                 <w:color w:val="333333"/>
                 <w:sz w:val="18"/>
                 <w:szCs w:val="18"/>
@@ -26562,6 +26882,7 @@
               <w:rPr>
                 <w:rFonts w:ascii="Consolas" w:cs="Consolas" w:eastAsia="Consolas" w:hAnsi="Consolas"/>
                 <w:b w:val="1"/>
+                <w:bCs w:val="1"/>
                 <w:color w:val="990000"/>
                 <w:sz w:val="18"/>
                 <w:szCs w:val="18"/>
@@ -26587,6 +26908,7 @@
               <w:rPr>
                 <w:rFonts w:ascii="Consolas" w:cs="Consolas" w:eastAsia="Consolas" w:hAnsi="Consolas"/>
                 <w:b w:val="1"/>
+                <w:bCs w:val="1"/>
                 <w:color w:val="333333"/>
                 <w:sz w:val="18"/>
                 <w:szCs w:val="18"/>
@@ -26685,7 +27007,7 @@
         <w:pStyle w:val="Heading1"/>
         <w:numPr>
           <w:ilvl w:val="0"/>
-          <w:numId w:val="6"/>
+          <w:numId w:val="8"/>
         </w:numPr>
         <w:ind w:left="432"/>
         <w:rPr>
@@ -26835,7 +27157,7 @@
       <w:pPr>
         <w:numPr>
           <w:ilvl w:val="0"/>
-          <w:numId w:val="8"/>
+          <w:numId w:val="5"/>
         </w:numPr>
         <w:spacing w:after="0" w:afterAutospacing="0"/>
         <w:ind w:left="720" w:hanging="360"/>
@@ -26843,6 +27165,7 @@
       <w:r>
         <w:rPr>
           <w:b w:val="1"/>
+          <w:bCs w:val="1"/>
           <w:rtl w:val="0"/>
         </w:rPr>
         <w:t xml:space="preserve">Volem un canvi menor en l'aparença:</w:t>
@@ -26858,7 +27181,7 @@
       <w:pPr>
         <w:numPr>
           <w:ilvl w:val="0"/>
-          <w:numId w:val="8"/>
+          <w:numId w:val="5"/>
         </w:numPr>
         <w:spacing w:after="0" w:afterAutospacing="0" w:before="0" w:beforeAutospacing="0"/>
         <w:ind w:left="720" w:hanging="360"/>
@@ -26866,6 +27189,7 @@
       <w:r>
         <w:rPr>
           <w:b w:val="1"/>
+          <w:bCs w:val="1"/>
           <w:rtl w:val="0"/>
         </w:rPr>
         <w:t xml:space="preserve">Una nova manera de visualitzar o editar les dades:</w:t>
@@ -26881,7 +27205,7 @@
       <w:pPr>
         <w:numPr>
           <w:ilvl w:val="0"/>
-          <w:numId w:val="8"/>
+          <w:numId w:val="5"/>
         </w:numPr>
         <w:spacing w:after="0" w:afterAutospacing="0" w:before="0" w:beforeAutospacing="0"/>
         <w:ind w:left="720" w:hanging="360"/>
@@ -26889,6 +27213,7 @@
       <w:r>
         <w:rPr>
           <w:b w:val="1"/>
+          <w:bCs w:val="1"/>
           <w:rtl w:val="0"/>
         </w:rPr>
         <w:t xml:space="preserve">Una nova manera de visualitzar o editar un registre sencer:</w:t>
@@ -26904,7 +27229,7 @@
       <w:pPr>
         <w:numPr>
           <w:ilvl w:val="0"/>
-          <w:numId w:val="8"/>
+          <w:numId w:val="5"/>
         </w:numPr>
         <w:spacing w:after="0" w:afterAutospacing="0" w:before="0" w:beforeAutospacing="0"/>
         <w:ind w:left="720" w:hanging="360"/>
@@ -26912,6 +27237,7 @@
       <w:r>
         <w:rPr>
           <w:b w:val="1"/>
+          <w:bCs w:val="1"/>
           <w:rtl w:val="0"/>
         </w:rPr>
         <w:t xml:space="preserve">Comunicar una pàgina web feta amb PHP amb Odoo:</w:t>
@@ -26927,7 +27253,7 @@
       <w:pPr>
         <w:numPr>
           <w:ilvl w:val="0"/>
-          <w:numId w:val="8"/>
+          <w:numId w:val="5"/>
         </w:numPr>
         <w:spacing w:after="0" w:afterAutospacing="0" w:before="0" w:beforeAutospacing="0"/>
         <w:ind w:left="720" w:hanging="360"/>
@@ -26935,6 +27261,7 @@
       <w:r>
         <w:rPr>
           <w:b w:val="1"/>
+          <w:bCs w:val="1"/>
           <w:rtl w:val="0"/>
         </w:rPr>
         <w:t xml:space="preserve">Fer una web: </w:t>
@@ -26956,7 +27283,7 @@
       <w:pPr>
         <w:numPr>
           <w:ilvl w:val="0"/>
-          <w:numId w:val="8"/>
+          <w:numId w:val="5"/>
         </w:numPr>
         <w:spacing w:after="0" w:afterAutospacing="0" w:before="0" w:beforeAutospacing="0"/>
         <w:ind w:left="720" w:hanging="360"/>
@@ -26964,6 +27291,7 @@
       <w:r>
         <w:rPr>
           <w:b w:val="1"/>
+          <w:bCs w:val="1"/>
           <w:rtl w:val="0"/>
         </w:rPr>
         <w:t xml:space="preserve">Fer una app amb Java que es connecta al servidor Odoo:</w:t>
@@ -26979,7 +27307,7 @@
       <w:pPr>
         <w:numPr>
           <w:ilvl w:val="0"/>
-          <w:numId w:val="8"/>
+          <w:numId w:val="5"/>
         </w:numPr>
         <w:spacing w:after="0" w:afterAutospacing="0" w:before="0" w:beforeAutospacing="0"/>
         <w:ind w:left="720" w:hanging="360"/>
@@ -26987,6 +27315,7 @@
       <w:r>
         <w:rPr>
           <w:b w:val="1"/>
+          <w:bCs w:val="1"/>
           <w:rtl w:val="0"/>
         </w:rPr>
         <w:t xml:space="preserve">Fer una web estàtica des de zero:</w:t>
@@ -27002,7 +27331,7 @@
       <w:pPr>
         <w:numPr>
           <w:ilvl w:val="0"/>
-          <w:numId w:val="8"/>
+          <w:numId w:val="5"/>
         </w:numPr>
         <w:spacing w:before="0" w:beforeAutospacing="0"/>
         <w:ind w:left="720" w:hanging="360"/>
@@ -27010,6 +27339,7 @@
       <w:r>
         <w:rPr>
           <w:b w:val="1"/>
+          <w:bCs w:val="1"/>
           <w:rtl w:val="0"/>
         </w:rPr>
         <w:t xml:space="preserve">Fer una SPA des de zero amb Vue, React o Angular:</w:t>
@@ -27047,7 +27377,7 @@
         <w:pStyle w:val="Heading1"/>
         <w:numPr>
           <w:ilvl w:val="1"/>
-          <w:numId w:val="6"/>
+          <w:numId w:val="8"/>
         </w:numPr>
         <w:ind w:left="576"/>
         <w:rPr>
@@ -27178,6 +27508,7 @@
               <w:rPr>
                 <w:rFonts w:ascii="Consolas" w:cs="Consolas" w:eastAsia="Consolas" w:hAnsi="Consolas"/>
                 <w:b w:val="1"/>
+                <w:bCs w:val="1"/>
                 <w:color w:val="333333"/>
                 <w:sz w:val="18"/>
                 <w:szCs w:val="18"/>
@@ -27201,6 +27532,7 @@
               <w:rPr>
                 <w:rFonts w:ascii="Consolas" w:cs="Consolas" w:eastAsia="Consolas" w:hAnsi="Consolas"/>
                 <w:b w:val="1"/>
+                <w:bCs w:val="1"/>
                 <w:color w:val="445588"/>
                 <w:sz w:val="18"/>
                 <w:szCs w:val="18"/>
@@ -27225,6 +27557,7 @@
               <w:rPr>
                 <w:rFonts w:ascii="Consolas" w:cs="Consolas" w:eastAsia="Consolas" w:hAnsi="Consolas"/>
                 <w:b w:val="1"/>
+                <w:bCs w:val="1"/>
                 <w:color w:val="999999"/>
                 <w:sz w:val="18"/>
                 <w:szCs w:val="18"/>
@@ -27250,6 +27583,7 @@
               <w:rPr>
                 <w:rFonts w:ascii="Consolas" w:cs="Consolas" w:eastAsia="Consolas" w:hAnsi="Consolas"/>
                 <w:b w:val="1"/>
+                <w:bCs w:val="1"/>
                 <w:color w:val="333333"/>
                 <w:sz w:val="18"/>
                 <w:szCs w:val="18"/>
@@ -27273,6 +27607,7 @@
               <w:rPr>
                 <w:rFonts w:ascii="Consolas" w:cs="Consolas" w:eastAsia="Consolas" w:hAnsi="Consolas"/>
                 <w:b w:val="1"/>
+                <w:bCs w:val="1"/>
                 <w:color w:val="990000"/>
                 <w:sz w:val="18"/>
                 <w:szCs w:val="18"/>
@@ -27322,6 +27657,7 @@
       <w:r>
         <w:rPr>
           <w:b w:val="1"/>
+          <w:bCs w:val="1"/>
           <w:rtl w:val="0"/>
         </w:rPr>
         <w:t xml:space="preserve">http.controller”</w:t>
@@ -27335,6 +27671,7 @@
       <w:r>
         <w:rPr>
           <w:b w:val="1"/>
+          <w:bCs w:val="1"/>
           <w:rtl w:val="0"/>
         </w:rPr>
         <w:t xml:space="preserve">models.Model</w:t>
@@ -27370,6 +27707,7 @@
       <w:r>
         <w:rPr>
           <w:b w:val="1"/>
+          <w:bCs w:val="1"/>
           <w:rtl w:val="0"/>
         </w:rPr>
         <w:t xml:space="preserve">@http.route”</w:t>
@@ -27385,7 +27723,7 @@
       <w:pPr>
         <w:numPr>
           <w:ilvl w:val="0"/>
-          <w:numId w:val="9"/>
+          <w:numId w:val="6"/>
         </w:numPr>
         <w:spacing w:after="0" w:afterAutospacing="0"/>
         <w:ind w:left="720" w:hanging="360"/>
@@ -27401,7 +27739,7 @@
       <w:pPr>
         <w:numPr>
           <w:ilvl w:val="0"/>
-          <w:numId w:val="9"/>
+          <w:numId w:val="6"/>
         </w:numPr>
         <w:spacing w:after="0" w:afterAutospacing="0" w:before="0" w:beforeAutospacing="0"/>
         <w:ind w:left="720" w:hanging="360"/>
@@ -27415,6 +27753,7 @@
       <w:r>
         <w:rPr>
           <w:b w:val="1"/>
+          <w:bCs w:val="1"/>
           <w:rtl w:val="0"/>
         </w:rPr>
         <w:t xml:space="preserve">auth</w:t>
@@ -27428,6 +27767,7 @@
       <w:r>
         <w:rPr>
           <w:b w:val="1"/>
+          <w:bCs w:val="1"/>
           <w:rtl w:val="0"/>
         </w:rPr>
         <w:t xml:space="preserve">users</w:t>
@@ -27441,6 +27781,7 @@
       <w:r>
         <w:rPr>
           <w:b w:val="1"/>
+          <w:bCs w:val="1"/>
           <w:rtl w:val="0"/>
         </w:rPr>
         <w:t xml:space="preserve">public</w:t>
@@ -27454,6 +27795,7 @@
       <w:r>
         <w:rPr>
           <w:b w:val="1"/>
+          <w:bCs w:val="1"/>
           <w:rtl w:val="0"/>
         </w:rPr>
         <w:t xml:space="preserve">none</w:t>
@@ -27469,7 +27811,7 @@
       <w:pPr>
         <w:numPr>
           <w:ilvl w:val="0"/>
-          <w:numId w:val="9"/>
+          <w:numId w:val="6"/>
         </w:numPr>
         <w:spacing w:after="0" w:afterAutospacing="0" w:before="0" w:beforeAutospacing="0"/>
         <w:ind w:left="720" w:hanging="360"/>
@@ -27483,6 +27825,7 @@
       <w:r>
         <w:rPr>
           <w:b w:val="1"/>
+          <w:bCs w:val="1"/>
           <w:u w:val="single"/>
           <w:rtl w:val="0"/>
         </w:rPr>
@@ -27497,6 +27840,7 @@
       <w:r>
         <w:rPr>
           <w:b w:val="1"/>
+          <w:bCs w:val="1"/>
           <w:rtl w:val="0"/>
         </w:rPr>
         <w:t xml:space="preserve">type=”http”</w:t>
@@ -27516,6 +27860,7 @@
       <w:r>
         <w:rPr>
           <w:b w:val="1"/>
+          <w:bCs w:val="1"/>
           <w:rtl w:val="0"/>
         </w:rPr>
         <w:t xml:space="preserve">type=”json”</w:t>
@@ -27531,7 +27876,7 @@
       <w:pPr>
         <w:numPr>
           <w:ilvl w:val="0"/>
-          <w:numId w:val="9"/>
+          <w:numId w:val="6"/>
         </w:numPr>
         <w:spacing w:after="0" w:afterAutospacing="0" w:before="0" w:beforeAutospacing="0"/>
         <w:ind w:left="720" w:hanging="360"/>
@@ -27545,6 +27890,7 @@
       <w:r>
         <w:rPr>
           <w:b w:val="1"/>
+          <w:bCs w:val="1"/>
           <w:rtl w:val="0"/>
         </w:rPr>
         <w:t xml:space="preserve">methods=.</w:t>
@@ -27554,7 +27900,7 @@
       <w:pPr>
         <w:numPr>
           <w:ilvl w:val="0"/>
-          <w:numId w:val="9"/>
+          <w:numId w:val="6"/>
         </w:numPr>
         <w:spacing w:after="0" w:afterAutospacing="0" w:before="0" w:beforeAutospacing="0"/>
         <w:ind w:left="720" w:hanging="360"/>
@@ -27574,6 +27920,7 @@
       <w:r>
         <w:rPr>
           <w:b w:val="1"/>
+          <w:bCs w:val="1"/>
           <w:rtl w:val="0"/>
         </w:rPr>
         <w:t xml:space="preserve">cors</w:t>
@@ -27589,7 +27936,7 @@
       <w:pPr>
         <w:numPr>
           <w:ilvl w:val="0"/>
-          <w:numId w:val="9"/>
+          <w:numId w:val="6"/>
         </w:numPr>
         <w:spacing w:before="0" w:beforeAutospacing="0"/>
         <w:ind w:left="720" w:hanging="360"/>
@@ -27603,6 +27950,7 @@
       <w:r>
         <w:rPr>
           <w:b w:val="1"/>
+          <w:bCs w:val="1"/>
           <w:rtl w:val="0"/>
         </w:rPr>
         <w:t xml:space="preserve">csrf</w:t>
@@ -27642,6 +27990,7 @@
       <w:r>
         <w:rPr>
           <w:b w:val="1"/>
+          <w:bCs w:val="1"/>
           <w:u w:val="single"/>
           <w:rtl w:val="0"/>
         </w:rPr>
@@ -27656,6 +28005,7 @@
       <w:r>
         <w:rPr>
           <w:b w:val="1"/>
+          <w:bCs w:val="1"/>
           <w:rtl w:val="0"/>
         </w:rPr>
         <w:t xml:space="preserve">cors='*', csrf=False, </w:t>
@@ -27695,6 +28045,7 @@
       <w:r>
         <w:rPr>
           <w:b w:val="1"/>
+          <w:bCs w:val="1"/>
           <w:rtl w:val="0"/>
         </w:rPr>
         <w:t xml:space="preserve">type=’json’</w:t>
@@ -27708,6 +28059,7 @@
       <w:r>
         <w:rPr>
           <w:b w:val="1"/>
+          <w:bCs w:val="1"/>
           <w:rtl w:val="0"/>
         </w:rPr>
         <w:t xml:space="preserve">type=’http’</w:t>
@@ -27743,6 +28095,7 @@
       <w:r>
         <w:rPr>
           <w:b w:val="1"/>
+          <w:bCs w:val="1"/>
           <w:u w:val="single"/>
           <w:rtl w:val="0"/>
         </w:rPr>
@@ -27823,6 +28176,7 @@
               <w:rPr>
                 <w:rFonts w:ascii="Consolas" w:cs="Consolas" w:eastAsia="Consolas" w:hAnsi="Consolas"/>
                 <w:b w:val="1"/>
+                <w:bCs w:val="1"/>
                 <w:color w:val="999999"/>
                 <w:sz w:val="18"/>
                 <w:szCs w:val="18"/>
@@ -27846,6 +28200,7 @@
               <w:rPr>
                 <w:rFonts w:ascii="Consolas" w:cs="Consolas" w:eastAsia="Consolas" w:hAnsi="Consolas"/>
                 <w:b w:val="1"/>
+                <w:bCs w:val="1"/>
                 <w:color w:val="333333"/>
                 <w:sz w:val="18"/>
                 <w:szCs w:val="18"/>
@@ -27869,6 +28224,7 @@
               <w:rPr>
                 <w:rFonts w:ascii="Consolas" w:cs="Consolas" w:eastAsia="Consolas" w:hAnsi="Consolas"/>
                 <w:b w:val="1"/>
+                <w:bCs w:val="1"/>
                 <w:color w:val="990000"/>
                 <w:sz w:val="18"/>
                 <w:szCs w:val="18"/>
@@ -27894,6 +28250,7 @@
               <w:rPr>
                 <w:rFonts w:ascii="Consolas" w:cs="Consolas" w:eastAsia="Consolas" w:hAnsi="Consolas"/>
                 <w:b w:val="1"/>
+                <w:bCs w:val="1"/>
                 <w:color w:val="333333"/>
                 <w:sz w:val="18"/>
                 <w:szCs w:val="18"/>
@@ -28057,6 +28414,7 @@
       <w:r>
         <w:rPr>
           <w:b w:val="1"/>
+          <w:bCs w:val="1"/>
           <w:rtl w:val="0"/>
         </w:rPr>
         <w:t xml:space="preserve">http.request.render()”</w:t>
@@ -28603,12 +28961,14 @@
         <w:ind w:left="566.9291338582675" w:right="57" w:firstLine="0"/>
         <w:rPr>
           <w:b w:val="1"/>
+          <w:bCs w:val="1"/>
         </w:rPr>
       </w:pPr>
       <w:r>
         <w:rPr>
           <w:rFonts w:ascii="Pacifico" w:cs="Pacifico" w:eastAsia="Pacifico" w:hAnsi="Pacifico"/>
           <w:b w:val="1"/>
+          <w:bCs w:val="1"/>
           <w:sz w:val="20"/>
           <w:szCs w:val="20"/>
           <w:rtl w:val="0"/>
@@ -28619,6 +28979,7 @@
         <w:rPr>
           <w:rFonts w:ascii="Arimo" w:cs="Arimo" w:eastAsia="Arimo" w:hAnsi="Arimo"/>
           <w:b w:val="1"/>
+          <w:bCs w:val="1"/>
           <w:sz w:val="20"/>
           <w:szCs w:val="20"/>
           <w:rtl w:val="0"/>
@@ -28628,6 +28989,7 @@
       <w:r>
         <w:rPr>
           <w:b w:val="1"/>
+          <w:bCs w:val="1"/>
           <w:rtl w:val="0"/>
         </w:rPr>
         <w:t xml:space="preserve">Atenció:  </w:t>
@@ -28651,6 +29013,7 @@
       <w:r>
         <w:rPr>
           <w:b w:val="1"/>
+          <w:bCs w:val="1"/>
           <w:u w:val="single"/>
           <w:rtl w:val="0"/>
         </w:rPr>
@@ -28676,6 +29039,7 @@
       <w:r>
         <w:rPr>
           <w:b w:val="1"/>
+          <w:bCs w:val="1"/>
           <w:rtl w:val="0"/>
         </w:rPr>
         <w:t xml:space="preserve">l'API REST.</w:t>
@@ -28700,6 +29064,7 @@
       <w:r>
         <w:rPr>
           <w:b w:val="1"/>
+          <w:bCs w:val="1"/>
           <w:rtl w:val="0"/>
         </w:rPr>
         <w:t xml:space="preserve">auth=’public’</w:t>
@@ -28834,6 +29199,7 @@
         <w:rPr>
           <w:rFonts w:ascii="Pacifico" w:cs="Pacifico" w:eastAsia="Pacifico" w:hAnsi="Pacifico"/>
           <w:b w:val="1"/>
+          <w:bCs w:val="1"/>
           <w:rtl w:val="0"/>
         </w:rPr>
         <w:t xml:space="preserve">❕</w:t>
@@ -28841,6 +29207,7 @@
       <w:r>
         <w:rPr>
           <w:b w:val="1"/>
+          <w:bCs w:val="1"/>
           <w:rtl w:val="0"/>
         </w:rPr>
         <w:t xml:space="preserve">Atenció</w:t>
@@ -28869,7 +29236,7 @@
         <w:pStyle w:val="Heading1"/>
         <w:numPr>
           <w:ilvl w:val="1"/>
-          <w:numId w:val="6"/>
+          <w:numId w:val="8"/>
         </w:numPr>
         <w:ind w:left="576"/>
         <w:rPr>
@@ -28901,6 +29268,7 @@
       <w:r>
         <w:rPr>
           <w:b w:val="1"/>
+          <w:bCs w:val="1"/>
           <w:rtl w:val="0"/>
         </w:rPr>
         <w:t xml:space="preserve">@http.route</w:t>
@@ -28917,7 +29285,7 @@
         <w:pStyle w:val="Heading2"/>
         <w:numPr>
           <w:ilvl w:val="2"/>
-          <w:numId w:val="6"/>
+          <w:numId w:val="8"/>
         </w:numPr>
         <w:ind w:left="720"/>
         <w:rPr>
@@ -29031,6 +29399,7 @@
       <w:r>
         <w:rPr>
           <w:b w:val="1"/>
+          <w:bCs w:val="1"/>
           <w:rtl w:val="0"/>
         </w:rPr>
         <w:t xml:space="preserve">**args</w:t>
@@ -29044,6 +29413,7 @@
       <w:r>
         <w:rPr>
           <w:b w:val="1"/>
+          <w:bCs w:val="1"/>
           <w:rtl w:val="0"/>
         </w:rPr>
         <w:t xml:space="preserve">args</w:t>
@@ -29057,6 +29427,7 @@
       <w:r>
         <w:rPr>
           <w:b w:val="1"/>
+          <w:bCs w:val="1"/>
           <w:rtl w:val="0"/>
         </w:rPr>
         <w:t xml:space="preserve">args</w:t>
@@ -29070,6 +29441,7 @@
       <w:r>
         <w:rPr>
           <w:b w:val="1"/>
+          <w:bCs w:val="1"/>
           <w:rtl w:val="0"/>
         </w:rPr>
         <w:t xml:space="preserve">**kw</w:t>
@@ -29159,6 +29531,7 @@
               <w:rPr>
                 <w:rFonts w:ascii="Consolas" w:cs="Consolas" w:eastAsia="Consolas" w:hAnsi="Consolas"/>
                 <w:b w:val="1"/>
+                <w:bCs w:val="1"/>
                 <w:color w:val="999999"/>
                 <w:sz w:val="18"/>
                 <w:szCs w:val="18"/>
@@ -29183,6 +29556,7 @@
               <w:rPr>
                 <w:rFonts w:ascii="Consolas" w:cs="Consolas" w:eastAsia="Consolas" w:hAnsi="Consolas"/>
                 <w:b w:val="1"/>
+                <w:bCs w:val="1"/>
                 <w:color w:val="333333"/>
                 <w:sz w:val="18"/>
                 <w:szCs w:val="18"/>
@@ -29206,6 +29580,7 @@
               <w:rPr>
                 <w:rFonts w:ascii="Consolas" w:cs="Consolas" w:eastAsia="Consolas" w:hAnsi="Consolas"/>
                 <w:b w:val="1"/>
+                <w:bCs w:val="1"/>
                 <w:color w:val="990000"/>
                 <w:sz w:val="18"/>
                 <w:szCs w:val="18"/>
@@ -29281,6 +29656,7 @@
               <w:rPr>
                 <w:rFonts w:ascii="Consolas" w:cs="Consolas" w:eastAsia="Consolas" w:hAnsi="Consolas"/>
                 <w:b w:val="1"/>
+                <w:bCs w:val="1"/>
                 <w:color w:val="333333"/>
                 <w:sz w:val="18"/>
                 <w:szCs w:val="18"/>
@@ -29329,6 +29705,7 @@
               <w:rPr>
                 <w:rFonts w:ascii="Consolas" w:cs="Consolas" w:eastAsia="Consolas" w:hAnsi="Consolas"/>
                 <w:b w:val="1"/>
+                <w:bCs w:val="1"/>
                 <w:color w:val="333333"/>
                 <w:sz w:val="18"/>
                 <w:szCs w:val="18"/>
@@ -29377,6 +29754,7 @@
         <w:r>
           <w:rPr>
             <w:b w:val="1"/>
+            <w:bCs w:val="1"/>
             <w:color w:val="1155cc"/>
             <w:u w:val="single"/>
             <w:rtl w:val="0"/>
@@ -29395,7 +29773,7 @@
         <w:pStyle w:val="Heading2"/>
         <w:numPr>
           <w:ilvl w:val="2"/>
-          <w:numId w:val="6"/>
+          <w:numId w:val="8"/>
         </w:numPr>
         <w:ind w:left="720"/>
         <w:rPr>
@@ -29485,6 +29863,7 @@
               <w:rPr>
                 <w:rFonts w:ascii="Consolas" w:cs="Consolas" w:eastAsia="Consolas" w:hAnsi="Consolas"/>
                 <w:b w:val="1"/>
+                <w:bCs w:val="1"/>
                 <w:color w:val="999999"/>
                 <w:sz w:val="18"/>
                 <w:szCs w:val="18"/>
@@ -29509,6 +29888,7 @@
               <w:rPr>
                 <w:rFonts w:ascii="Consolas" w:cs="Consolas" w:eastAsia="Consolas" w:hAnsi="Consolas"/>
                 <w:b w:val="1"/>
+                <w:bCs w:val="1"/>
                 <w:color w:val="333333"/>
                 <w:sz w:val="18"/>
                 <w:szCs w:val="18"/>
@@ -29532,6 +29912,7 @@
               <w:rPr>
                 <w:rFonts w:ascii="Consolas" w:cs="Consolas" w:eastAsia="Consolas" w:hAnsi="Consolas"/>
                 <w:b w:val="1"/>
+                <w:bCs w:val="1"/>
                 <w:color w:val="990000"/>
                 <w:sz w:val="18"/>
                 <w:szCs w:val="18"/>
@@ -29605,6 +29986,7 @@
               <w:rPr>
                 <w:rFonts w:ascii="Consolas" w:cs="Consolas" w:eastAsia="Consolas" w:hAnsi="Consolas"/>
                 <w:b w:val="1"/>
+                <w:bCs w:val="1"/>
                 <w:color w:val="333333"/>
                 <w:sz w:val="18"/>
                 <w:szCs w:val="18"/>
@@ -29653,6 +30035,7 @@
               <w:rPr>
                 <w:rFonts w:ascii="Consolas" w:cs="Consolas" w:eastAsia="Consolas" w:hAnsi="Consolas"/>
                 <w:b w:val="1"/>
+                <w:bCs w:val="1"/>
                 <w:color w:val="333333"/>
                 <w:sz w:val="18"/>
                 <w:szCs w:val="18"/>
@@ -29685,6 +30068,7 @@
       <w:pPr>
         <w:rPr>
           <w:b w:val="1"/>
+          <w:bCs w:val="1"/>
           <w:u w:val="single"/>
         </w:rPr>
       </w:pPr>
@@ -29698,6 +30082,7 @@
         <w:r>
           <w:rPr>
             <w:b w:val="1"/>
+            <w:bCs w:val="1"/>
             <w:color w:val="1155cc"/>
             <w:u w:val="single"/>
             <w:rtl w:val="0"/>
@@ -29716,7 +30101,7 @@
         <w:pStyle w:val="Heading2"/>
         <w:numPr>
           <w:ilvl w:val="2"/>
-          <w:numId w:val="6"/>
+          <w:numId w:val="8"/>
         </w:numPr>
         <w:ind w:left="720"/>
         <w:rPr>
@@ -29751,6 +30136,7 @@
       <w:r>
         <w:rPr>
           <w:b w:val="1"/>
+          <w:bCs w:val="1"/>
           <w:rtl w:val="0"/>
         </w:rPr>
         <w:t xml:space="preserve">type=’http’</w:t>
@@ -29764,6 +30150,7 @@
       <w:r>
         <w:rPr>
           <w:b w:val="1"/>
+          <w:bCs w:val="1"/>
           <w:rtl w:val="0"/>
         </w:rPr>
         <w:t xml:space="preserve">type=’json’ </w:t>
@@ -29783,6 +30170,7 @@
       <w:r>
         <w:rPr>
           <w:b w:val="1"/>
+          <w:bCs w:val="1"/>
           <w:rtl w:val="0"/>
         </w:rPr>
         <w:t xml:space="preserve">"Content-Type: application/json"</w:t>
@@ -30101,6 +30489,7 @@
       <w:r>
         <w:rPr>
           <w:b w:val="1"/>
+          <w:bCs w:val="1"/>
           <w:rtl w:val="0"/>
         </w:rPr>
         <w:t xml:space="preserve">type=’json’ </w:t>
@@ -30114,6 +30503,7 @@
       <w:r>
         <w:rPr>
           <w:b w:val="1"/>
+          <w:bCs w:val="1"/>
           <w:rtl w:val="0"/>
         </w:rPr>
         <w:t xml:space="preserve">type=’http’</w:t>
@@ -30129,6 +30519,7 @@
       <w:pPr>
         <w:rPr>
           <w:b w:val="1"/>
+          <w:bCs w:val="1"/>
         </w:rPr>
       </w:pPr>
       <w:r>
@@ -30140,6 +30531,7 @@
       <w:r>
         <w:rPr>
           <w:b w:val="1"/>
+          <w:bCs w:val="1"/>
           <w:rtl w:val="0"/>
         </w:rPr>
         <w:t xml:space="preserve">“http”</w:t>
@@ -30153,6 +30545,7 @@
       <w:r>
         <w:rPr>
           <w:b w:val="1"/>
+          <w:bCs w:val="1"/>
           <w:rtl w:val="0"/>
         </w:rPr>
         <w:t xml:space="preserve">“http”</w:t>
@@ -30166,6 +30559,7 @@
       <w:r>
         <w:rPr>
           <w:b w:val="1"/>
+          <w:bCs w:val="1"/>
           <w:rtl w:val="0"/>
         </w:rPr>
         <w:t xml:space="preserve">type=’http’</w:t>
@@ -30179,6 +30573,7 @@
       <w:r>
         <w:rPr>
           <w:b w:val="1"/>
+          <w:bCs w:val="1"/>
           <w:rtl w:val="0"/>
         </w:rPr>
         <w:t xml:space="preserve">http.response”:</w:t>
@@ -30328,6 +30723,7 @@
       <w:r>
         <w:rPr>
           <w:b w:val="1"/>
+          <w:bCs w:val="1"/>
           <w:rtl w:val="0"/>
         </w:rPr>
         <w:t xml:space="preserve">http.response</w:t>
@@ -30499,7 +30895,7 @@
         <w:pStyle w:val="Heading1"/>
         <w:numPr>
           <w:ilvl w:val="2"/>
-          <w:numId w:val="6"/>
+          <w:numId w:val="8"/>
         </w:numPr>
         <w:ind w:left="720"/>
         <w:rPr>
@@ -30528,6 +30924,7 @@
       <w:r>
         <w:rPr>
           <w:b w:val="1"/>
+          <w:bCs w:val="1"/>
           <w:rtl w:val="0"/>
         </w:rPr>
         <w:t xml:space="preserve">cors=</w:t>
@@ -30541,6 +30938,7 @@
       <w:r>
         <w:rPr>
           <w:b w:val="1"/>
+          <w:bCs w:val="1"/>
           <w:rtl w:val="0"/>
         </w:rPr>
         <w:t xml:space="preserve">cors=”*”</w:t>
@@ -30565,6 +30963,7 @@
       <w:r>
         <w:rPr>
           <w:b w:val="1"/>
+          <w:bCs w:val="1"/>
           <w:rtl w:val="0"/>
         </w:rPr>
         <w:t xml:space="preserve">per la qual cosa és necessari implementar un protocol de sessió per “Token”</w:t>
@@ -30592,7 +30991,7 @@
         <w:pStyle w:val="Heading1"/>
         <w:numPr>
           <w:ilvl w:val="2"/>
-          <w:numId w:val="6"/>
+          <w:numId w:val="8"/>
         </w:numPr>
         <w:ind w:left="720"/>
         <w:rPr>
@@ -30676,6 +31075,7 @@
               <w:rPr>
                 <w:rFonts w:ascii="Consolas" w:cs="Consolas" w:eastAsia="Consolas" w:hAnsi="Consolas"/>
                 <w:b w:val="1"/>
+                <w:bCs w:val="1"/>
                 <w:color w:val="999999"/>
                 <w:sz w:val="18"/>
                 <w:szCs w:val="18"/>
@@ -30699,6 +31099,7 @@
               <w:rPr>
                 <w:rFonts w:ascii="Consolas" w:cs="Consolas" w:eastAsia="Consolas" w:hAnsi="Consolas"/>
                 <w:b w:val="1"/>
+                <w:bCs w:val="1"/>
                 <w:color w:val="333333"/>
                 <w:sz w:val="18"/>
                 <w:szCs w:val="18"/>
@@ -30722,6 +31123,7 @@
               <w:rPr>
                 <w:rFonts w:ascii="Consolas" w:cs="Consolas" w:eastAsia="Consolas" w:hAnsi="Consolas"/>
                 <w:b w:val="1"/>
+                <w:bCs w:val="1"/>
                 <w:color w:val="990000"/>
                 <w:sz w:val="18"/>
                 <w:szCs w:val="18"/>
@@ -30749,6 +31151,7 @@
               <w:rPr>
                 <w:rFonts w:ascii="Consolas" w:cs="Consolas" w:eastAsia="Consolas" w:hAnsi="Consolas"/>
                 <w:b w:val="1"/>
+                <w:bCs w:val="1"/>
                 <w:color w:val="333333"/>
                 <w:sz w:val="18"/>
                 <w:szCs w:val="18"/>
@@ -30807,6 +31210,7 @@
         <w:rPr>
           <w:rFonts w:ascii="Consolas" w:cs="Consolas" w:eastAsia="Consolas" w:hAnsi="Consolas"/>
           <w:b w:val="1"/>
+          <w:bCs w:val="1"/>
           <w:sz w:val="18"/>
           <w:szCs w:val="18"/>
           <w:highlight w:val="white"/>
@@ -30961,12 +31365,12 @@
           <wp:inline distB="114300" distT="114300" distL="114300" distR="114300">
             <wp:extent cx="4454450" cy="3279457"/>
             <wp:effectExtent b="0" l="0" r="0" t="0"/>
-            <wp:docPr id="2" name="image3.png"/>
+            <wp:docPr id="2" name="image1.png"/>
             <a:graphic>
               <a:graphicData uri="http://schemas.openxmlformats.org/drawingml/2006/picture">
                 <pic:pic>
                   <pic:nvPicPr>
-                    <pic:cNvPr id="0" name="image3.png"/>
+                    <pic:cNvPr id="0" name="image1.png"/>
                     <pic:cNvPicPr preferRelativeResize="0"/>
                   </pic:nvPicPr>
                   <pic:blipFill>
@@ -31001,7 +31405,7 @@
         <w:pStyle w:val="Heading1"/>
         <w:numPr>
           <w:ilvl w:val="2"/>
-          <w:numId w:val="6"/>
+          <w:numId w:val="8"/>
         </w:numPr>
         <w:ind w:left="720"/>
         <w:rPr>
@@ -31032,7 +31436,7 @@
       <w:pPr>
         <w:numPr>
           <w:ilvl w:val="0"/>
-          <w:numId w:val="12"/>
+          <w:numId w:val="1"/>
         </w:numPr>
         <w:spacing w:after="0" w:afterAutospacing="0"/>
         <w:ind w:left="720" w:hanging="360"/>
@@ -31046,6 +31450,7 @@
       <w:r>
         <w:rPr>
           <w:b w:val="1"/>
+          <w:bCs w:val="1"/>
           <w:rtl w:val="0"/>
         </w:rPr>
         <w:t xml:space="preserve">cors=”*”</w:t>
@@ -31061,7 +31466,7 @@
       <w:pPr>
         <w:numPr>
           <w:ilvl w:val="0"/>
-          <w:numId w:val="12"/>
+          <w:numId w:val="1"/>
         </w:numPr>
         <w:spacing w:after="0" w:afterAutospacing="0" w:before="0" w:beforeAutospacing="0"/>
         <w:ind w:left="720" w:hanging="360"/>
@@ -31075,6 +31480,7 @@
       <w:r>
         <w:rPr>
           <w:b w:val="1"/>
+          <w:bCs w:val="1"/>
           <w:rtl w:val="0"/>
         </w:rPr>
         <w:t xml:space="preserve">csrf</w:t>
@@ -31090,7 +31496,7 @@
       <w:pPr>
         <w:numPr>
           <w:ilvl w:val="0"/>
-          <w:numId w:val="12"/>
+          <w:numId w:val="1"/>
         </w:numPr>
         <w:spacing w:after="0" w:afterAutospacing="0" w:before="0" w:beforeAutospacing="0"/>
         <w:ind w:left="720" w:hanging="360"/>
@@ -31106,7 +31512,7 @@
       <w:pPr>
         <w:numPr>
           <w:ilvl w:val="0"/>
-          <w:numId w:val="12"/>
+          <w:numId w:val="1"/>
         </w:numPr>
         <w:spacing w:after="0" w:afterAutospacing="0" w:before="0" w:beforeAutospacing="0"/>
         <w:ind w:left="720" w:hanging="360"/>
@@ -31122,7 +31528,7 @@
       <w:pPr>
         <w:numPr>
           <w:ilvl w:val="0"/>
-          <w:numId w:val="12"/>
+          <w:numId w:val="1"/>
         </w:numPr>
         <w:spacing w:before="0" w:beforeAutospacing="0"/>
         <w:ind w:left="720" w:hanging="360"/>
@@ -31136,6 +31542,7 @@
       <w:r>
         <w:rPr>
           <w:b w:val="1"/>
+          <w:bCs w:val="1"/>
           <w:rtl w:val="0"/>
         </w:rPr>
         <w:t xml:space="preserve">type=’json’</w:t>
@@ -31149,6 +31556,7 @@
       <w:r>
         <w:rPr>
           <w:b w:val="1"/>
+          <w:bCs w:val="1"/>
           <w:rtl w:val="0"/>
         </w:rPr>
         <w:t xml:space="preserve">type=’http’</w:t>
@@ -31168,6 +31576,7 @@
       <w:r>
         <w:rPr>
           <w:b w:val="1"/>
+          <w:bCs w:val="1"/>
           <w:rtl w:val="0"/>
         </w:rPr>
         <w:t xml:space="preserve">json.dumps()”</w:t>
@@ -31181,6 +31590,7 @@
       <w:r>
         <w:rPr>
           <w:b w:val="1"/>
+          <w:bCs w:val="1"/>
           <w:rtl w:val="0"/>
         </w:rPr>
         <w:t xml:space="preserve">odoo.tools.date_utils”</w:t>
@@ -31277,6 +31687,7 @@
               <w:rPr>
                 <w:rFonts w:ascii="Consolas" w:cs="Consolas" w:eastAsia="Consolas" w:hAnsi="Consolas"/>
                 <w:b w:val="1"/>
+                <w:bCs w:val="1"/>
                 <w:color w:val="999999"/>
                 <w:sz w:val="18"/>
                 <w:szCs w:val="18"/>
@@ -31300,6 +31711,7 @@
               <w:rPr>
                 <w:rFonts w:ascii="Consolas" w:cs="Consolas" w:eastAsia="Consolas" w:hAnsi="Consolas"/>
                 <w:b w:val="1"/>
+                <w:bCs w:val="1"/>
                 <w:color w:val="333333"/>
                 <w:sz w:val="18"/>
                 <w:szCs w:val="18"/>
@@ -31323,6 +31735,7 @@
               <w:rPr>
                 <w:rFonts w:ascii="Consolas" w:cs="Consolas" w:eastAsia="Consolas" w:hAnsi="Consolas"/>
                 <w:b w:val="1"/>
+                <w:bCs w:val="1"/>
                 <w:color w:val="990000"/>
                 <w:sz w:val="18"/>
                 <w:szCs w:val="18"/>
@@ -31398,6 +31811,7 @@
               <w:rPr>
                 <w:rFonts w:ascii="Consolas" w:cs="Consolas" w:eastAsia="Consolas" w:hAnsi="Consolas"/>
                 <w:b w:val="1"/>
+                <w:bCs w:val="1"/>
                 <w:color w:val="333333"/>
                 <w:sz w:val="18"/>
                 <w:szCs w:val="18"/>
@@ -31491,6 +31905,7 @@
               <w:rPr>
                 <w:rFonts w:ascii="Consolas" w:cs="Consolas" w:eastAsia="Consolas" w:hAnsi="Consolas"/>
                 <w:b w:val="1"/>
+                <w:bCs w:val="1"/>
                 <w:color w:val="333333"/>
                 <w:sz w:val="18"/>
                 <w:szCs w:val="18"/>
@@ -31516,6 +31931,7 @@
               <w:rPr>
                 <w:rFonts w:ascii="Consolas" w:cs="Consolas" w:eastAsia="Consolas" w:hAnsi="Consolas"/>
                 <w:b w:val="1"/>
+                <w:bCs w:val="1"/>
                 <w:color w:val="333333"/>
                 <w:sz w:val="18"/>
                 <w:szCs w:val="18"/>
@@ -31561,6 +31977,7 @@
               <w:rPr>
                 <w:rFonts w:ascii="Consolas" w:cs="Consolas" w:eastAsia="Consolas" w:hAnsi="Consolas"/>
                 <w:b w:val="1"/>
+                <w:bCs w:val="1"/>
                 <w:color w:val="333333"/>
                 <w:sz w:val="18"/>
                 <w:szCs w:val="18"/>
@@ -31744,6 +32161,7 @@
               <w:rPr>
                 <w:rFonts w:ascii="Consolas" w:cs="Consolas" w:eastAsia="Consolas" w:hAnsi="Consolas"/>
                 <w:b w:val="1"/>
+                <w:bCs w:val="1"/>
                 <w:color w:val="333333"/>
                 <w:sz w:val="18"/>
                 <w:szCs w:val="18"/>
@@ -31769,6 +32187,7 @@
               <w:rPr>
                 <w:rFonts w:ascii="Consolas" w:cs="Consolas" w:eastAsia="Consolas" w:hAnsi="Consolas"/>
                 <w:b w:val="1"/>
+                <w:bCs w:val="1"/>
                 <w:color w:val="333333"/>
                 <w:sz w:val="18"/>
                 <w:szCs w:val="18"/>
@@ -31815,6 +32234,7 @@
               <w:rPr>
                 <w:rFonts w:ascii="Consolas" w:cs="Consolas" w:eastAsia="Consolas" w:hAnsi="Consolas"/>
                 <w:b w:val="1"/>
+                <w:bCs w:val="1"/>
                 <w:color w:val="999999"/>
                 <w:sz w:val="18"/>
                 <w:szCs w:val="18"/>
@@ -31838,6 +32258,7 @@
               <w:rPr>
                 <w:rFonts w:ascii="Consolas" w:cs="Consolas" w:eastAsia="Consolas" w:hAnsi="Consolas"/>
                 <w:b w:val="1"/>
+                <w:bCs w:val="1"/>
                 <w:color w:val="333333"/>
                 <w:sz w:val="18"/>
                 <w:szCs w:val="18"/>
@@ -31861,6 +32282,7 @@
               <w:rPr>
                 <w:rFonts w:ascii="Consolas" w:cs="Consolas" w:eastAsia="Consolas" w:hAnsi="Consolas"/>
                 <w:b w:val="1"/>
+                <w:bCs w:val="1"/>
                 <w:color w:val="990000"/>
                 <w:sz w:val="18"/>
                 <w:szCs w:val="18"/>
@@ -31938,6 +32360,7 @@
               <w:rPr>
                 <w:rFonts w:ascii="Consolas" w:cs="Consolas" w:eastAsia="Consolas" w:hAnsi="Consolas"/>
                 <w:b w:val="1"/>
+                <w:bCs w:val="1"/>
                 <w:color w:val="333333"/>
                 <w:sz w:val="18"/>
                 <w:szCs w:val="18"/>
@@ -31983,6 +32406,7 @@
               <w:rPr>
                 <w:rFonts w:ascii="Consolas" w:cs="Consolas" w:eastAsia="Consolas" w:hAnsi="Consolas"/>
                 <w:b w:val="1"/>
+                <w:bCs w:val="1"/>
                 <w:color w:val="333333"/>
                 <w:sz w:val="18"/>
                 <w:szCs w:val="18"/>
@@ -32076,6 +32500,7 @@
               <w:rPr>
                 <w:rFonts w:ascii="Consolas" w:cs="Consolas" w:eastAsia="Consolas" w:hAnsi="Consolas"/>
                 <w:b w:val="1"/>
+                <w:bCs w:val="1"/>
                 <w:color w:val="333333"/>
                 <w:sz w:val="18"/>
                 <w:szCs w:val="18"/>
@@ -32147,6 +32572,7 @@
               <w:rPr>
                 <w:rFonts w:ascii="Consolas" w:cs="Consolas" w:eastAsia="Consolas" w:hAnsi="Consolas"/>
                 <w:b w:val="1"/>
+                <w:bCs w:val="1"/>
                 <w:color w:val="333333"/>
                 <w:sz w:val="18"/>
                 <w:szCs w:val="18"/>
@@ -32170,6 +32596,7 @@
               <w:rPr>
                 <w:rFonts w:ascii="Consolas" w:cs="Consolas" w:eastAsia="Consolas" w:hAnsi="Consolas"/>
                 <w:i w:val="1"/>
+                <w:iCs w:val="1"/>
                 <w:color w:val="999988"/>
                 <w:sz w:val="18"/>
                 <w:szCs w:val="18"/>
@@ -32245,6 +32672,7 @@
               <w:rPr>
                 <w:rFonts w:ascii="Consolas" w:cs="Consolas" w:eastAsia="Consolas" w:hAnsi="Consolas"/>
                 <w:b w:val="1"/>
+                <w:bCs w:val="1"/>
                 <w:color w:val="333333"/>
                 <w:sz w:val="18"/>
                 <w:szCs w:val="18"/>
@@ -32340,6 +32768,7 @@
               <w:rPr>
                 <w:rFonts w:ascii="Consolas" w:cs="Consolas" w:eastAsia="Consolas" w:hAnsi="Consolas"/>
                 <w:b w:val="1"/>
+                <w:bCs w:val="1"/>
                 <w:color w:val="333333"/>
                 <w:sz w:val="18"/>
                 <w:szCs w:val="18"/>
@@ -32416,6 +32845,7 @@
               <w:rPr>
                 <w:rFonts w:ascii="Consolas" w:cs="Consolas" w:eastAsia="Consolas" w:hAnsi="Consolas"/>
                 <w:b w:val="1"/>
+                <w:bCs w:val="1"/>
                 <w:color w:val="333333"/>
                 <w:sz w:val="18"/>
                 <w:szCs w:val="18"/>
@@ -32487,7 +32917,7 @@
         <w:pStyle w:val="Heading1"/>
         <w:numPr>
           <w:ilvl w:val="2"/>
-          <w:numId w:val="6"/>
+          <w:numId w:val="8"/>
         </w:numPr>
         <w:ind w:left="720"/>
         <w:rPr>
@@ -32581,6 +33011,7 @@
               <w:rPr>
                 <w:rFonts w:ascii="Consolas" w:cs="Consolas" w:eastAsia="Consolas" w:hAnsi="Consolas"/>
                 <w:b w:val="1"/>
+                <w:bCs w:val="1"/>
                 <w:color w:val="999999"/>
                 <w:sz w:val="18"/>
                 <w:szCs w:val="18"/>
@@ -32630,6 +33061,7 @@
               <w:rPr>
                 <w:rFonts w:ascii="Consolas" w:cs="Consolas" w:eastAsia="Consolas" w:hAnsi="Consolas"/>
                 <w:b w:val="1"/>
+                <w:bCs w:val="1"/>
                 <w:color w:val="333333"/>
                 <w:sz w:val="18"/>
                 <w:szCs w:val="18"/>
@@ -32653,6 +33085,7 @@
               <w:rPr>
                 <w:rFonts w:ascii="Consolas" w:cs="Consolas" w:eastAsia="Consolas" w:hAnsi="Consolas"/>
                 <w:b w:val="1"/>
+                <w:bCs w:val="1"/>
                 <w:color w:val="445588"/>
                 <w:sz w:val="18"/>
                 <w:szCs w:val="18"/>
@@ -32678,6 +33111,7 @@
               <w:rPr>
                 <w:rFonts w:ascii="Consolas" w:cs="Consolas" w:eastAsia="Consolas" w:hAnsi="Consolas"/>
                 <w:b w:val="1"/>
+                <w:bCs w:val="1"/>
                 <w:color w:val="445588"/>
                 <w:sz w:val="18"/>
                 <w:szCs w:val="18"/>
@@ -32701,6 +33135,7 @@
               <w:rPr>
                 <w:rFonts w:ascii="Consolas" w:cs="Consolas" w:eastAsia="Consolas" w:hAnsi="Consolas"/>
                 <w:b w:val="1"/>
+                <w:bCs w:val="1"/>
                 <w:color w:val="445588"/>
                 <w:sz w:val="18"/>
                 <w:szCs w:val="18"/>
@@ -32724,6 +33159,7 @@
               <w:rPr>
                 <w:rFonts w:ascii="Consolas" w:cs="Consolas" w:eastAsia="Consolas" w:hAnsi="Consolas"/>
                 <w:b w:val="1"/>
+                <w:bCs w:val="1"/>
                 <w:color w:val="445588"/>
                 <w:sz w:val="18"/>
                 <w:szCs w:val="18"/>
@@ -32747,6 +33183,7 @@
               <w:rPr>
                 <w:rFonts w:ascii="Consolas" w:cs="Consolas" w:eastAsia="Consolas" w:hAnsi="Consolas"/>
                 <w:b w:val="1"/>
+                <w:bCs w:val="1"/>
                 <w:color w:val="445588"/>
                 <w:sz w:val="18"/>
                 <w:szCs w:val="18"/>
@@ -32770,6 +33207,7 @@
               <w:rPr>
                 <w:rFonts w:ascii="Consolas" w:cs="Consolas" w:eastAsia="Consolas" w:hAnsi="Consolas"/>
                 <w:b w:val="1"/>
+                <w:bCs w:val="1"/>
                 <w:color w:val="445588"/>
                 <w:sz w:val="18"/>
                 <w:szCs w:val="18"/>
@@ -32793,6 +33231,7 @@
               <w:rPr>
                 <w:rFonts w:ascii="Consolas" w:cs="Consolas" w:eastAsia="Consolas" w:hAnsi="Consolas"/>
                 <w:b w:val="1"/>
+                <w:bCs w:val="1"/>
                 <w:color w:val="445588"/>
                 <w:sz w:val="18"/>
                 <w:szCs w:val="18"/>
@@ -32816,6 +33255,7 @@
               <w:rPr>
                 <w:rFonts w:ascii="Consolas" w:cs="Consolas" w:eastAsia="Consolas" w:hAnsi="Consolas"/>
                 <w:b w:val="1"/>
+                <w:bCs w:val="1"/>
                 <w:color w:val="445588"/>
                 <w:sz w:val="18"/>
                 <w:szCs w:val="18"/>
@@ -32839,6 +33279,7 @@
               <w:rPr>
                 <w:rFonts w:ascii="Consolas" w:cs="Consolas" w:eastAsia="Consolas" w:hAnsi="Consolas"/>
                 <w:b w:val="1"/>
+                <w:bCs w:val="1"/>
                 <w:color w:val="445588"/>
                 <w:sz w:val="18"/>
                 <w:szCs w:val="18"/>
@@ -32862,6 +33303,7 @@
               <w:rPr>
                 <w:rFonts w:ascii="Consolas" w:cs="Consolas" w:eastAsia="Consolas" w:hAnsi="Consolas"/>
                 <w:b w:val="1"/>
+                <w:bCs w:val="1"/>
                 <w:color w:val="445588"/>
                 <w:sz w:val="18"/>
                 <w:szCs w:val="18"/>
@@ -32886,6 +33328,7 @@
               <w:rPr>
                 <w:rFonts w:ascii="Consolas" w:cs="Consolas" w:eastAsia="Consolas" w:hAnsi="Consolas"/>
                 <w:b w:val="1"/>
+                <w:bCs w:val="1"/>
                 <w:color w:val="445588"/>
                 <w:sz w:val="18"/>
                 <w:szCs w:val="18"/>
@@ -32909,6 +33352,7 @@
               <w:rPr>
                 <w:rFonts w:ascii="Consolas" w:cs="Consolas" w:eastAsia="Consolas" w:hAnsi="Consolas"/>
                 <w:b w:val="1"/>
+                <w:bCs w:val="1"/>
                 <w:color w:val="445588"/>
                 <w:sz w:val="18"/>
                 <w:szCs w:val="18"/>
@@ -33148,6 +33592,7 @@
               <w:rPr>
                 <w:rFonts w:ascii="Consolas" w:cs="Consolas" w:eastAsia="Consolas" w:hAnsi="Consolas"/>
                 <w:b w:val="1"/>
+                <w:bCs w:val="1"/>
                 <w:color w:val="333333"/>
                 <w:sz w:val="18"/>
                 <w:szCs w:val="18"/>
@@ -33236,7 +33681,7 @@
         <w:pStyle w:val="Heading1"/>
         <w:numPr>
           <w:ilvl w:val="0"/>
-          <w:numId w:val="6"/>
+          <w:numId w:val="8"/>
         </w:numPr>
         <w:ind w:left="432"/>
       </w:pPr>
@@ -33262,6 +33707,7 @@
       <w:r>
         <w:rPr>
           <w:b w:val="1"/>
+          <w:bCs w:val="1"/>
           <w:rtl w:val="0"/>
         </w:rPr>
         <w:t xml:space="preserve">__manifest__.py</w:t>
@@ -33680,7 +34126,7 @@
         <w:pStyle w:val="Heading1"/>
         <w:numPr>
           <w:ilvl w:val="0"/>
-          <w:numId w:val="6"/>
+          <w:numId w:val="8"/>
         </w:numPr>
         <w:ind w:left="432"/>
       </w:pPr>
@@ -33725,7 +34171,7 @@
         <w:pageBreakBefore w:val="0"/>
         <w:numPr>
           <w:ilvl w:val="0"/>
-          <w:numId w:val="6"/>
+          <w:numId w:val="8"/>
         </w:numPr>
         <w:ind w:left="432" w:right="0"/>
         <w:rPr/>
@@ -33846,7 +34292,7 @@
         <w:pageBreakBefore w:val="0"/>
         <w:numPr>
           <w:ilvl w:val="0"/>
-          <w:numId w:val="6"/>
+          <w:numId w:val="8"/>
         </w:numPr>
         <w:ind w:left="432"/>
         <w:rPr>
@@ -33884,7 +34330,7 @@
         <w:pageBreakBefore w:val="0"/>
         <w:numPr>
           <w:ilvl w:val="0"/>
-          <w:numId w:val="4"/>
+          <w:numId w:val="7"/>
         </w:numPr>
         <w:spacing w:after="0" w:afterAutospacing="0"/>
         <w:ind w:left="720" w:hanging="360"/>
@@ -33904,7 +34350,7 @@
         <w:pageBreakBefore w:val="0"/>
         <w:numPr>
           <w:ilvl w:val="0"/>
-          <w:numId w:val="4"/>
+          <w:numId w:val="7"/>
         </w:numPr>
         <w:spacing w:before="0" w:beforeAutospacing="0"/>
         <w:ind w:left="720" w:hanging="360"/>
@@ -33968,7 +34414,9 @@
       <w:rPr>
         <w:rFonts w:ascii="Tahoma" w:cs="Tahoma" w:eastAsia="Tahoma" w:hAnsi="Tahoma"/>
         <w:b w:val="0"/>
+        <w:bCs w:val="0"/>
         <w:i w:val="0"/>
+        <w:iCs w:val="0"/>
         <w:smallCaps w:val="1"/>
         <w:strike w:val="0"/>
         <w:color w:val="999966"/>
@@ -33983,7 +34431,9 @@
       <w:rPr>
         <w:rFonts w:ascii="Tahoma" w:cs="Tahoma" w:eastAsia="Tahoma" w:hAnsi="Tahoma"/>
         <w:b w:val="0"/>
+        <w:bCs w:val="0"/>
         <w:i w:val="0"/>
+        <w:iCs w:val="0"/>
         <w:smallCaps w:val="1"/>
         <w:strike w:val="0"/>
         <w:color w:val="999966"/>
@@ -34011,7 +34461,9 @@
       <w:rPr>
         <w:rFonts w:ascii="Tahoma" w:cs="Tahoma" w:eastAsia="Tahoma" w:hAnsi="Tahoma"/>
         <w:b w:val="0"/>
+        <w:bCs w:val="0"/>
         <w:i w:val="0"/>
+        <w:iCs w:val="0"/>
         <w:smallCaps w:val="1"/>
         <w:strike w:val="0"/>
         <w:color w:val="999966"/>
@@ -34040,7 +34492,9 @@
       <w:rPr>
         <w:rFonts w:ascii="Tahoma" w:cs="Tahoma" w:eastAsia="Tahoma" w:hAnsi="Tahoma"/>
         <w:b w:val="0"/>
+        <w:bCs w:val="0"/>
         <w:i w:val="0"/>
+        <w:iCs w:val="0"/>
         <w:smallCaps w:val="1"/>
         <w:strike w:val="0"/>
         <w:color w:val="999966"/>
@@ -34057,7 +34511,9 @@
       <w:rPr>
         <w:rFonts w:ascii="Tahoma" w:cs="Tahoma" w:eastAsia="Tahoma" w:hAnsi="Tahoma"/>
         <w:b w:val="0"/>
+        <w:bCs w:val="0"/>
         <w:i w:val="0"/>
+        <w:iCs w:val="0"/>
         <w:smallCaps w:val="1"/>
         <w:strike w:val="0"/>
         <w:color w:val="999966"/>
@@ -34098,7 +34554,9 @@
       <w:rPr>
         <w:rFonts w:ascii="Tahoma" w:cs="Tahoma" w:eastAsia="Tahoma" w:hAnsi="Tahoma"/>
         <w:b w:val="0"/>
+        <w:bCs w:val="0"/>
         <w:i w:val="0"/>
+        <w:iCs w:val="0"/>
         <w:smallCaps w:val="1"/>
         <w:strike w:val="0"/>
         <w:color w:val="999966"/>
@@ -34144,7 +34602,9 @@
       <w:rPr>
         <w:rFonts w:ascii="Tahoma" w:cs="Tahoma" w:eastAsia="Tahoma" w:hAnsi="Tahoma"/>
         <w:b w:val="0"/>
+        <w:bCs w:val="0"/>
         <w:i w:val="0"/>
+        <w:iCs w:val="0"/>
         <w:smallCaps w:val="1"/>
         <w:strike w:val="0"/>
         <w:color w:val="999966"/>
@@ -34170,7 +34630,9 @@
       <w:rPr>
         <w:rFonts w:ascii="Tahoma" w:cs="Tahoma" w:eastAsia="Tahoma" w:hAnsi="Tahoma"/>
         <w:b w:val="0"/>
+        <w:bCs w:val="0"/>
         <w:i w:val="0"/>
+        <w:iCs w:val="0"/>
         <w:smallCaps w:val="1"/>
         <w:strike w:val="0"/>
         <w:color w:val="999966"/>
@@ -34198,7 +34660,9 @@
       <w:rPr>
         <w:rFonts w:ascii="Tahoma" w:cs="Tahoma" w:eastAsia="Tahoma" w:hAnsi="Tahoma"/>
         <w:b w:val="0"/>
+        <w:bCs w:val="0"/>
         <w:i w:val="0"/>
+        <w:iCs w:val="0"/>
         <w:smallCaps w:val="1"/>
         <w:strike w:val="0"/>
         <w:color w:val="999966"/>
@@ -34226,7 +34690,9 @@
       <w:rPr>
         <w:rFonts w:ascii="Tahoma" w:cs="Tahoma" w:eastAsia="Tahoma" w:hAnsi="Tahoma"/>
         <w:b w:val="0"/>
+        <w:bCs w:val="0"/>
         <w:i w:val="0"/>
+        <w:iCs w:val="0"/>
         <w:smallCaps w:val="1"/>
         <w:strike w:val="0"/>
         <w:color w:val="999966"/>
@@ -34814,98 +35280,6 @@
   <w:abstractNum w:abstractNumId="6">
     <w:lvl w:ilvl="0">
       <w:start w:val="1"/>
-      <w:numFmt w:val="decimal"/>
-      <w:lvlText w:val="%1."/>
-      <w:lvlJc w:val="left"/>
-      <w:pPr>
-        <w:ind w:left="432" w:hanging="432"/>
-      </w:pPr>
-      <w:rPr/>
-    </w:lvl>
-    <w:lvl w:ilvl="1">
-      <w:start w:val="1"/>
-      <w:numFmt w:val="decimal"/>
-      <w:lvlText w:val=" %1.%2 "/>
-      <w:lvlJc w:val="left"/>
-      <w:pPr>
-        <w:ind w:left="576" w:hanging="576"/>
-      </w:pPr>
-      <w:rPr/>
-    </w:lvl>
-    <w:lvl w:ilvl="2">
-      <w:start w:val="1"/>
-      <w:numFmt w:val="decimal"/>
-      <w:lvlText w:val=" %1.%2.%3 "/>
-      <w:lvlJc w:val="left"/>
-      <w:pPr>
-        <w:ind w:left="720" w:hanging="720"/>
-      </w:pPr>
-      <w:rPr/>
-    </w:lvl>
-    <w:lvl w:ilvl="3">
-      <w:start w:val="1"/>
-      <w:numFmt w:val="decimal"/>
-      <w:lvlText w:val=" %1.%2.%3.%4 "/>
-      <w:lvlJc w:val="left"/>
-      <w:pPr>
-        <w:ind w:left="864" w:hanging="864"/>
-      </w:pPr>
-      <w:rPr/>
-    </w:lvl>
-    <w:lvl w:ilvl="4">
-      <w:start w:val="1"/>
-      <w:numFmt w:val="decimal"/>
-      <w:lvlText w:val=" %1.%2.%3.%4.%5 "/>
-      <w:lvlJc w:val="left"/>
-      <w:pPr>
-        <w:ind w:left="1008" w:hanging="1008"/>
-      </w:pPr>
-      <w:rPr/>
-    </w:lvl>
-    <w:lvl w:ilvl="5">
-      <w:start w:val="1"/>
-      <w:numFmt w:val="decimal"/>
-      <w:lvlText w:val=" %1.%2.%3.%4.%5.%6 "/>
-      <w:lvlJc w:val="left"/>
-      <w:pPr>
-        <w:ind w:left="1152" w:hanging="1152"/>
-      </w:pPr>
-      <w:rPr/>
-    </w:lvl>
-    <w:lvl w:ilvl="6">
-      <w:start w:val="1"/>
-      <w:numFmt w:val="decimal"/>
-      <w:lvlText w:val=" %1.%2.%3.%4.%5.%6.%7 "/>
-      <w:lvlJc w:val="left"/>
-      <w:pPr>
-        <w:ind w:left="1296" w:hanging="1296"/>
-      </w:pPr>
-      <w:rPr/>
-    </w:lvl>
-    <w:lvl w:ilvl="7">
-      <w:start w:val="1"/>
-      <w:numFmt w:val="decimal"/>
-      <w:lvlText w:val=" %1.%2.%3.%4.%5.%6.%7.%8 "/>
-      <w:lvlJc w:val="left"/>
-      <w:pPr>
-        <w:ind w:left="1440" w:hanging="1440"/>
-      </w:pPr>
-      <w:rPr/>
-    </w:lvl>
-    <w:lvl w:ilvl="8">
-      <w:start w:val="1"/>
-      <w:numFmt w:val="decimal"/>
-      <w:lvlText w:val=" %1.%2.%3.%4.%5.%6.%7.%8.%9 "/>
-      <w:lvlJc w:val="left"/>
-      <w:pPr>
-        <w:ind w:left="1584" w:hanging="1584"/>
-      </w:pPr>
-      <w:rPr/>
-    </w:lvl>
-  </w:abstractNum>
-  <w:abstractNum w:abstractNumId="7">
-    <w:lvl w:ilvl="0">
-      <w:start w:val="1"/>
       <w:numFmt w:val="bullet"/>
       <w:lvlText w:val="●"/>
       <w:lvlJc w:val="left"/>
@@ -35013,7 +35387,7 @@
       </w:rPr>
     </w:lvl>
   </w:abstractNum>
-  <w:abstractNum w:abstractNumId="8">
+  <w:abstractNum w:abstractNumId="7">
     <w:lvl w:ilvl="0">
       <w:start w:val="1"/>
       <w:numFmt w:val="bullet"/>
@@ -35121,6 +35495,98 @@
       <w:rPr>
         <w:u w:val="none"/>
       </w:rPr>
+    </w:lvl>
+  </w:abstractNum>
+  <w:abstractNum w:abstractNumId="8">
+    <w:lvl w:ilvl="0">
+      <w:start w:val="1"/>
+      <w:numFmt w:val="decimal"/>
+      <w:lvlText w:val="%1."/>
+      <w:lvlJc w:val="left"/>
+      <w:pPr>
+        <w:ind w:left="432" w:hanging="432"/>
+      </w:pPr>
+      <w:rPr/>
+    </w:lvl>
+    <w:lvl w:ilvl="1">
+      <w:start w:val="1"/>
+      <w:numFmt w:val="decimal"/>
+      <w:lvlText w:val=" %1.%2 "/>
+      <w:lvlJc w:val="left"/>
+      <w:pPr>
+        <w:ind w:left="576" w:hanging="576"/>
+      </w:pPr>
+      <w:rPr/>
+    </w:lvl>
+    <w:lvl w:ilvl="2">
+      <w:start w:val="1"/>
+      <w:numFmt w:val="decimal"/>
+      <w:lvlText w:val=" %1.%2.%3 "/>
+      <w:lvlJc w:val="left"/>
+      <w:pPr>
+        <w:ind w:left="720" w:hanging="720"/>
+      </w:pPr>
+      <w:rPr/>
+    </w:lvl>
+    <w:lvl w:ilvl="3">
+      <w:start w:val="1"/>
+      <w:numFmt w:val="decimal"/>
+      <w:lvlText w:val=" %1.%2.%3.%4 "/>
+      <w:lvlJc w:val="left"/>
+      <w:pPr>
+        <w:ind w:left="864" w:hanging="864"/>
+      </w:pPr>
+      <w:rPr/>
+    </w:lvl>
+    <w:lvl w:ilvl="4">
+      <w:start w:val="1"/>
+      <w:numFmt w:val="decimal"/>
+      <w:lvlText w:val=" %1.%2.%3.%4.%5 "/>
+      <w:lvlJc w:val="left"/>
+      <w:pPr>
+        <w:ind w:left="1008" w:hanging="1008"/>
+      </w:pPr>
+      <w:rPr/>
+    </w:lvl>
+    <w:lvl w:ilvl="5">
+      <w:start w:val="1"/>
+      <w:numFmt w:val="decimal"/>
+      <w:lvlText w:val=" %1.%2.%3.%4.%5.%6 "/>
+      <w:lvlJc w:val="left"/>
+      <w:pPr>
+        <w:ind w:left="1152" w:hanging="1152"/>
+      </w:pPr>
+      <w:rPr/>
+    </w:lvl>
+    <w:lvl w:ilvl="6">
+      <w:start w:val="1"/>
+      <w:numFmt w:val="decimal"/>
+      <w:lvlText w:val=" %1.%2.%3.%4.%5.%6.%7 "/>
+      <w:lvlJc w:val="left"/>
+      <w:pPr>
+        <w:ind w:left="1296" w:hanging="1296"/>
+      </w:pPr>
+      <w:rPr/>
+    </w:lvl>
+    <w:lvl w:ilvl="7">
+      <w:start w:val="1"/>
+      <w:numFmt w:val="decimal"/>
+      <w:lvlText w:val=" %1.%2.%3.%4.%5.%6.%7.%8 "/>
+      <w:lvlJc w:val="left"/>
+      <w:pPr>
+        <w:ind w:left="1440" w:hanging="1440"/>
+      </w:pPr>
+      <w:rPr/>
+    </w:lvl>
+    <w:lvl w:ilvl="8">
+      <w:start w:val="1"/>
+      <w:numFmt w:val="decimal"/>
+      <w:lvlText w:val=" %1.%2.%3.%4.%5.%6.%7.%8.%9 "/>
+      <w:lvlJc w:val="left"/>
+      <w:pPr>
+        <w:ind w:left="1584" w:hanging="1584"/>
+      </w:pPr>
+      <w:rPr/>
     </w:lvl>
   </w:abstractNum>
   <w:abstractNum w:abstractNumId="9">
@@ -35734,11 +36200,19 @@
       </w:pPr>
     </w:pPrDefault>
   </w:docDefaults>
+  <w:style w:type="table" w:styleId="TableNormal" w:default="1">
+    <w:name w:val="TableNormal"/>
+    <w:tblPr>
+      <w:tblCellMar>
+        <w:top w:w="100.0" w:type="dxa"/>
+        <w:left w:w="100.0" w:type="dxa"/>
+        <w:bottom w:w="100.0" w:type="dxa"/>
+        <w:right w:w="100.0" w:type="dxa"/>
+      </w:tblCellMar>
+    </w:tblPr>
+  </w:style>
   <w:style w:type="paragraph" w:styleId="Normal" w:default="1">
     <w:name w:val="normal"/>
-  </w:style>
-  <w:style w:type="table" w:styleId="TableNormal" w:default="1">
-    <w:name w:val="Table Normal"/>
   </w:style>
   <w:style w:type="paragraph" w:styleId="Heading1">
     <w:name w:val="heading 1"/>
@@ -35786,6 +36260,7 @@
     <w:rPr>
       <w:rFonts w:ascii="Arial" w:cs="Arial" w:eastAsia="Arial" w:hAnsi="Arial"/>
       <w:b w:val="0"/>
+      <w:bCs w:val="0"/>
       <w:smallCaps w:val="0"/>
       <w:color w:val="669966"/>
       <w:sz w:val="22"/>
@@ -35806,7 +36281,9 @@
     <w:rPr>
       <w:rFonts w:ascii="Arial" w:cs="Arial" w:eastAsia="Arial" w:hAnsi="Arial"/>
       <w:b w:val="1"/>
+      <w:bCs w:val="1"/>
       <w:i w:val="1"/>
+      <w:iCs w:val="1"/>
       <w:smallCaps w:val="0"/>
       <w:sz w:val="21"/>
       <w:szCs w:val="21"/>
@@ -35827,6 +36304,7 @@
     <w:rPr>
       <w:rFonts w:ascii="Arial" w:cs="Arial" w:eastAsia="Arial" w:hAnsi="Arial"/>
       <w:b w:val="1"/>
+      <w:bCs w:val="1"/>
       <w:smallCaps w:val="1"/>
       <w:sz w:val="24"/>
       <w:szCs w:val="24"/>
@@ -35844,6 +36322,7 @@
     </w:pPr>
     <w:rPr>
       <w:b w:val="1"/>
+      <w:bCs w:val="1"/>
       <w:sz w:val="20"/>
       <w:szCs w:val="20"/>
     </w:rPr>
@@ -35860,6 +36339,7 @@
     </w:pPr>
     <w:rPr>
       <w:b w:val="1"/>
+      <w:bCs w:val="1"/>
       <w:sz w:val="72"/>
       <w:szCs w:val="72"/>
     </w:rPr>
@@ -35877,6 +36357,7 @@
     <w:rPr>
       <w:rFonts w:ascii="Georgia" w:cs="Georgia" w:eastAsia="Georgia" w:hAnsi="Georgia"/>
       <w:i w:val="1"/>
+      <w:iCs w:val="1"/>
       <w:color w:val="666666"/>
       <w:sz w:val="48"/>
       <w:szCs w:val="48"/>
@@ -35887,12 +36368,6 @@
     <w:tblPr>
       <w:tblStyleRowBandSize w:val="1"/>
       <w:tblStyleColBandSize w:val="1"/>
-      <w:tblCellMar>
-        <w:top w:w="100.0" w:type="dxa"/>
-        <w:left w:w="100.0" w:type="dxa"/>
-        <w:bottom w:w="100.0" w:type="dxa"/>
-        <w:right w:w="100.0" w:type="dxa"/>
-      </w:tblCellMar>
     </w:tblPr>
   </w:style>
   <w:style w:type="table" w:styleId="Table2">
@@ -35900,12 +36375,6 @@
     <w:tblPr>
       <w:tblStyleRowBandSize w:val="1"/>
       <w:tblStyleColBandSize w:val="1"/>
-      <w:tblCellMar>
-        <w:top w:w="100.0" w:type="dxa"/>
-        <w:left w:w="100.0" w:type="dxa"/>
-        <w:bottom w:w="100.0" w:type="dxa"/>
-        <w:right w:w="100.0" w:type="dxa"/>
-      </w:tblCellMar>
     </w:tblPr>
   </w:style>
   <w:style w:type="table" w:styleId="Table3">
@@ -35913,12 +36382,6 @@
     <w:tblPr>
       <w:tblStyleRowBandSize w:val="1"/>
       <w:tblStyleColBandSize w:val="1"/>
-      <w:tblCellMar>
-        <w:top w:w="100.0" w:type="dxa"/>
-        <w:left w:w="100.0" w:type="dxa"/>
-        <w:bottom w:w="100.0" w:type="dxa"/>
-        <w:right w:w="100.0" w:type="dxa"/>
-      </w:tblCellMar>
     </w:tblPr>
   </w:style>
   <w:style w:type="table" w:styleId="Table4">
@@ -35926,12 +36389,6 @@
     <w:tblPr>
       <w:tblStyleRowBandSize w:val="1"/>
       <w:tblStyleColBandSize w:val="1"/>
-      <w:tblCellMar>
-        <w:top w:w="100.0" w:type="dxa"/>
-        <w:left w:w="100.0" w:type="dxa"/>
-        <w:bottom w:w="100.0" w:type="dxa"/>
-        <w:right w:w="100.0" w:type="dxa"/>
-      </w:tblCellMar>
     </w:tblPr>
   </w:style>
   <w:style w:type="table" w:styleId="Table5">
@@ -35939,12 +36396,6 @@
     <w:tblPr>
       <w:tblStyleRowBandSize w:val="1"/>
       <w:tblStyleColBandSize w:val="1"/>
-      <w:tblCellMar>
-        <w:top w:w="100.0" w:type="dxa"/>
-        <w:left w:w="100.0" w:type="dxa"/>
-        <w:bottom w:w="100.0" w:type="dxa"/>
-        <w:right w:w="100.0" w:type="dxa"/>
-      </w:tblCellMar>
     </w:tblPr>
   </w:style>
   <w:style w:type="table" w:styleId="Table6">
@@ -35952,12 +36403,6 @@
     <w:tblPr>
       <w:tblStyleRowBandSize w:val="1"/>
       <w:tblStyleColBandSize w:val="1"/>
-      <w:tblCellMar>
-        <w:top w:w="100.0" w:type="dxa"/>
-        <w:left w:w="100.0" w:type="dxa"/>
-        <w:bottom w:w="100.0" w:type="dxa"/>
-        <w:right w:w="100.0" w:type="dxa"/>
-      </w:tblCellMar>
     </w:tblPr>
   </w:style>
   <w:style w:type="table" w:styleId="Table7">
@@ -35965,12 +36410,6 @@
     <w:tblPr>
       <w:tblStyleRowBandSize w:val="1"/>
       <w:tblStyleColBandSize w:val="1"/>
-      <w:tblCellMar>
-        <w:top w:w="100.0" w:type="dxa"/>
-        <w:left w:w="100.0" w:type="dxa"/>
-        <w:bottom w:w="100.0" w:type="dxa"/>
-        <w:right w:w="100.0" w:type="dxa"/>
-      </w:tblCellMar>
     </w:tblPr>
   </w:style>
   <w:style w:type="table" w:styleId="Table8">
@@ -35978,12 +36417,6 @@
     <w:tblPr>
       <w:tblStyleRowBandSize w:val="1"/>
       <w:tblStyleColBandSize w:val="1"/>
-      <w:tblCellMar>
-        <w:top w:w="100.0" w:type="dxa"/>
-        <w:left w:w="100.0" w:type="dxa"/>
-        <w:bottom w:w="100.0" w:type="dxa"/>
-        <w:right w:w="100.0" w:type="dxa"/>
-      </w:tblCellMar>
     </w:tblPr>
   </w:style>
   <w:style w:type="table" w:styleId="Table9">
@@ -35991,12 +36424,6 @@
     <w:tblPr>
       <w:tblStyleRowBandSize w:val="1"/>
       <w:tblStyleColBandSize w:val="1"/>
-      <w:tblCellMar>
-        <w:top w:w="100.0" w:type="dxa"/>
-        <w:left w:w="100.0" w:type="dxa"/>
-        <w:bottom w:w="100.0" w:type="dxa"/>
-        <w:right w:w="100.0" w:type="dxa"/>
-      </w:tblCellMar>
     </w:tblPr>
   </w:style>
   <w:style w:type="table" w:styleId="Table10">
@@ -36004,12 +36431,6 @@
     <w:tblPr>
       <w:tblStyleRowBandSize w:val="1"/>
       <w:tblStyleColBandSize w:val="1"/>
-      <w:tblCellMar>
-        <w:top w:w="100.0" w:type="dxa"/>
-        <w:left w:w="100.0" w:type="dxa"/>
-        <w:bottom w:w="100.0" w:type="dxa"/>
-        <w:right w:w="100.0" w:type="dxa"/>
-      </w:tblCellMar>
     </w:tblPr>
   </w:style>
   <w:style w:type="table" w:styleId="Table11">
@@ -36017,12 +36438,6 @@
     <w:tblPr>
       <w:tblStyleRowBandSize w:val="1"/>
       <w:tblStyleColBandSize w:val="1"/>
-      <w:tblCellMar>
-        <w:top w:w="100.0" w:type="dxa"/>
-        <w:left w:w="100.0" w:type="dxa"/>
-        <w:bottom w:w="100.0" w:type="dxa"/>
-        <w:right w:w="100.0" w:type="dxa"/>
-      </w:tblCellMar>
     </w:tblPr>
   </w:style>
   <w:style w:type="table" w:styleId="Table12">
@@ -36030,12 +36445,6 @@
     <w:tblPr>
       <w:tblStyleRowBandSize w:val="1"/>
       <w:tblStyleColBandSize w:val="1"/>
-      <w:tblCellMar>
-        <w:top w:w="100.0" w:type="dxa"/>
-        <w:left w:w="100.0" w:type="dxa"/>
-        <w:bottom w:w="100.0" w:type="dxa"/>
-        <w:right w:w="100.0" w:type="dxa"/>
-      </w:tblCellMar>
     </w:tblPr>
   </w:style>
   <w:style w:type="table" w:styleId="Table13">
@@ -36043,12 +36452,6 @@
     <w:tblPr>
       <w:tblStyleRowBandSize w:val="1"/>
       <w:tblStyleColBandSize w:val="1"/>
-      <w:tblCellMar>
-        <w:top w:w="100.0" w:type="dxa"/>
-        <w:left w:w="100.0" w:type="dxa"/>
-        <w:bottom w:w="100.0" w:type="dxa"/>
-        <w:right w:w="100.0" w:type="dxa"/>
-      </w:tblCellMar>
     </w:tblPr>
   </w:style>
   <w:style w:type="table" w:styleId="Table14">
@@ -36056,12 +36459,6 @@
     <w:tblPr>
       <w:tblStyleRowBandSize w:val="1"/>
       <w:tblStyleColBandSize w:val="1"/>
-      <w:tblCellMar>
-        <w:top w:w="100.0" w:type="dxa"/>
-        <w:left w:w="100.0" w:type="dxa"/>
-        <w:bottom w:w="100.0" w:type="dxa"/>
-        <w:right w:w="100.0" w:type="dxa"/>
-      </w:tblCellMar>
     </w:tblPr>
   </w:style>
   <w:style w:type="table" w:styleId="Table15">
@@ -36069,12 +36466,6 @@
     <w:tblPr>
       <w:tblStyleRowBandSize w:val="1"/>
       <w:tblStyleColBandSize w:val="1"/>
-      <w:tblCellMar>
-        <w:top w:w="100.0" w:type="dxa"/>
-        <w:left w:w="100.0" w:type="dxa"/>
-        <w:bottom w:w="100.0" w:type="dxa"/>
-        <w:right w:w="100.0" w:type="dxa"/>
-      </w:tblCellMar>
     </w:tblPr>
   </w:style>
   <w:style w:type="table" w:styleId="Table16">
@@ -36082,12 +36473,6 @@
     <w:tblPr>
       <w:tblStyleRowBandSize w:val="1"/>
       <w:tblStyleColBandSize w:val="1"/>
-      <w:tblCellMar>
-        <w:top w:w="100.0" w:type="dxa"/>
-        <w:left w:w="100.0" w:type="dxa"/>
-        <w:bottom w:w="100.0" w:type="dxa"/>
-        <w:right w:w="100.0" w:type="dxa"/>
-      </w:tblCellMar>
     </w:tblPr>
   </w:style>
   <w:style w:type="table" w:styleId="Table17">
@@ -36095,12 +36480,6 @@
     <w:tblPr>
       <w:tblStyleRowBandSize w:val="1"/>
       <w:tblStyleColBandSize w:val="1"/>
-      <w:tblCellMar>
-        <w:top w:w="100.0" w:type="dxa"/>
-        <w:left w:w="100.0" w:type="dxa"/>
-        <w:bottom w:w="100.0" w:type="dxa"/>
-        <w:right w:w="100.0" w:type="dxa"/>
-      </w:tblCellMar>
     </w:tblPr>
   </w:style>
   <w:style w:type="table" w:styleId="Table18">
@@ -36108,12 +36487,6 @@
     <w:tblPr>
       <w:tblStyleRowBandSize w:val="1"/>
       <w:tblStyleColBandSize w:val="1"/>
-      <w:tblCellMar>
-        <w:top w:w="100.0" w:type="dxa"/>
-        <w:left w:w="100.0" w:type="dxa"/>
-        <w:bottom w:w="100.0" w:type="dxa"/>
-        <w:right w:w="100.0" w:type="dxa"/>
-      </w:tblCellMar>
     </w:tblPr>
   </w:style>
   <w:style w:type="table" w:styleId="Table19">
@@ -36121,12 +36494,6 @@
     <w:tblPr>
       <w:tblStyleRowBandSize w:val="1"/>
       <w:tblStyleColBandSize w:val="1"/>
-      <w:tblCellMar>
-        <w:top w:w="100.0" w:type="dxa"/>
-        <w:left w:w="100.0" w:type="dxa"/>
-        <w:bottom w:w="100.0" w:type="dxa"/>
-        <w:right w:w="100.0" w:type="dxa"/>
-      </w:tblCellMar>
     </w:tblPr>
   </w:style>
   <w:style w:type="table" w:styleId="Table20">
@@ -36134,12 +36501,6 @@
     <w:tblPr>
       <w:tblStyleRowBandSize w:val="1"/>
       <w:tblStyleColBandSize w:val="1"/>
-      <w:tblCellMar>
-        <w:top w:w="100.0" w:type="dxa"/>
-        <w:left w:w="100.0" w:type="dxa"/>
-        <w:bottom w:w="100.0" w:type="dxa"/>
-        <w:right w:w="100.0" w:type="dxa"/>
-      </w:tblCellMar>
     </w:tblPr>
   </w:style>
   <w:style w:type="table" w:styleId="Table21">
@@ -36147,12 +36508,6 @@
     <w:tblPr>
       <w:tblStyleRowBandSize w:val="1"/>
       <w:tblStyleColBandSize w:val="1"/>
-      <w:tblCellMar>
-        <w:top w:w="100.0" w:type="dxa"/>
-        <w:left w:w="100.0" w:type="dxa"/>
-        <w:bottom w:w="100.0" w:type="dxa"/>
-        <w:right w:w="100.0" w:type="dxa"/>
-      </w:tblCellMar>
     </w:tblPr>
   </w:style>
   <w:style w:type="table" w:styleId="Table22">
@@ -36160,12 +36515,6 @@
     <w:tblPr>
       <w:tblStyleRowBandSize w:val="1"/>
       <w:tblStyleColBandSize w:val="1"/>
-      <w:tblCellMar>
-        <w:top w:w="100.0" w:type="dxa"/>
-        <w:left w:w="100.0" w:type="dxa"/>
-        <w:bottom w:w="100.0" w:type="dxa"/>
-        <w:right w:w="100.0" w:type="dxa"/>
-      </w:tblCellMar>
     </w:tblPr>
   </w:style>
   <w:style w:type="table" w:styleId="Table23">
@@ -36173,12 +36522,6 @@
     <w:tblPr>
       <w:tblStyleRowBandSize w:val="1"/>
       <w:tblStyleColBandSize w:val="1"/>
-      <w:tblCellMar>
-        <w:top w:w="100.0" w:type="dxa"/>
-        <w:left w:w="100.0" w:type="dxa"/>
-        <w:bottom w:w="100.0" w:type="dxa"/>
-        <w:right w:w="100.0" w:type="dxa"/>
-      </w:tblCellMar>
     </w:tblPr>
   </w:style>
   <w:style w:type="table" w:styleId="Table24">
@@ -36186,12 +36529,6 @@
     <w:tblPr>
       <w:tblStyleRowBandSize w:val="1"/>
       <w:tblStyleColBandSize w:val="1"/>
-      <w:tblCellMar>
-        <w:top w:w="100.0" w:type="dxa"/>
-        <w:left w:w="100.0" w:type="dxa"/>
-        <w:bottom w:w="100.0" w:type="dxa"/>
-        <w:right w:w="100.0" w:type="dxa"/>
-      </w:tblCellMar>
     </w:tblPr>
   </w:style>
   <w:style w:type="table" w:styleId="Table25">
@@ -36199,12 +36536,6 @@
     <w:tblPr>
       <w:tblStyleRowBandSize w:val="1"/>
       <w:tblStyleColBandSize w:val="1"/>
-      <w:tblCellMar>
-        <w:top w:w="100.0" w:type="dxa"/>
-        <w:left w:w="100.0" w:type="dxa"/>
-        <w:bottom w:w="100.0" w:type="dxa"/>
-        <w:right w:w="100.0" w:type="dxa"/>
-      </w:tblCellMar>
     </w:tblPr>
   </w:style>
   <w:style w:type="table" w:styleId="Table26">
@@ -36212,12 +36543,6 @@
     <w:tblPr>
       <w:tblStyleRowBandSize w:val="1"/>
       <w:tblStyleColBandSize w:val="1"/>
-      <w:tblCellMar>
-        <w:top w:w="100.0" w:type="dxa"/>
-        <w:left w:w="100.0" w:type="dxa"/>
-        <w:bottom w:w="100.0" w:type="dxa"/>
-        <w:right w:w="100.0" w:type="dxa"/>
-      </w:tblCellMar>
     </w:tblPr>
   </w:style>
   <w:style w:type="table" w:styleId="Table27">
@@ -36225,12 +36550,6 @@
     <w:tblPr>
       <w:tblStyleRowBandSize w:val="1"/>
       <w:tblStyleColBandSize w:val="1"/>
-      <w:tblCellMar>
-        <w:top w:w="100.0" w:type="dxa"/>
-        <w:left w:w="100.0" w:type="dxa"/>
-        <w:bottom w:w="100.0" w:type="dxa"/>
-        <w:right w:w="100.0" w:type="dxa"/>
-      </w:tblCellMar>
     </w:tblPr>
   </w:style>
   <w:style w:type="table" w:styleId="Table28">
@@ -36238,12 +36557,6 @@
     <w:tblPr>
       <w:tblStyleRowBandSize w:val="1"/>
       <w:tblStyleColBandSize w:val="1"/>
-      <w:tblCellMar>
-        <w:top w:w="100.0" w:type="dxa"/>
-        <w:left w:w="100.0" w:type="dxa"/>
-        <w:bottom w:w="100.0" w:type="dxa"/>
-        <w:right w:w="100.0" w:type="dxa"/>
-      </w:tblCellMar>
     </w:tblPr>
   </w:style>
   <w:style w:type="table" w:styleId="Table29">
@@ -36251,12 +36564,6 @@
     <w:tblPr>
       <w:tblStyleRowBandSize w:val="1"/>
       <w:tblStyleColBandSize w:val="1"/>
-      <w:tblCellMar>
-        <w:top w:w="100.0" w:type="dxa"/>
-        <w:left w:w="100.0" w:type="dxa"/>
-        <w:bottom w:w="100.0" w:type="dxa"/>
-        <w:right w:w="100.0" w:type="dxa"/>
-      </w:tblCellMar>
     </w:tblPr>
   </w:style>
   <w:style w:type="table" w:styleId="Table30">
@@ -36264,12 +36571,6 @@
     <w:tblPr>
       <w:tblStyleRowBandSize w:val="1"/>
       <w:tblStyleColBandSize w:val="1"/>
-      <w:tblCellMar>
-        <w:top w:w="100.0" w:type="dxa"/>
-        <w:left w:w="100.0" w:type="dxa"/>
-        <w:bottom w:w="100.0" w:type="dxa"/>
-        <w:right w:w="100.0" w:type="dxa"/>
-      </w:tblCellMar>
     </w:tblPr>
   </w:style>
   <w:style w:type="table" w:styleId="Table31">
@@ -36277,12 +36578,6 @@
     <w:tblPr>
       <w:tblStyleRowBandSize w:val="1"/>
       <w:tblStyleColBandSize w:val="1"/>
-      <w:tblCellMar>
-        <w:top w:w="100.0" w:type="dxa"/>
-        <w:left w:w="100.0" w:type="dxa"/>
-        <w:bottom w:w="100.0" w:type="dxa"/>
-        <w:right w:w="100.0" w:type="dxa"/>
-      </w:tblCellMar>
     </w:tblPr>
   </w:style>
   <w:style w:type="table" w:styleId="Table32">
@@ -36290,12 +36585,6 @@
     <w:tblPr>
       <w:tblStyleRowBandSize w:val="1"/>
       <w:tblStyleColBandSize w:val="1"/>
-      <w:tblCellMar>
-        <w:top w:w="100.0" w:type="dxa"/>
-        <w:left w:w="100.0" w:type="dxa"/>
-        <w:bottom w:w="100.0" w:type="dxa"/>
-        <w:right w:w="100.0" w:type="dxa"/>
-      </w:tblCellMar>
     </w:tblPr>
   </w:style>
   <w:style w:type="table" w:styleId="Table33">
@@ -36303,12 +36592,6 @@
     <w:tblPr>
       <w:tblStyleRowBandSize w:val="1"/>
       <w:tblStyleColBandSize w:val="1"/>
-      <w:tblCellMar>
-        <w:top w:w="100.0" w:type="dxa"/>
-        <w:left w:w="100.0" w:type="dxa"/>
-        <w:bottom w:w="100.0" w:type="dxa"/>
-        <w:right w:w="100.0" w:type="dxa"/>
-      </w:tblCellMar>
     </w:tblPr>
   </w:style>
   <w:style w:type="table" w:styleId="Table34">
@@ -36316,12 +36599,6 @@
     <w:tblPr>
       <w:tblStyleRowBandSize w:val="1"/>
       <w:tblStyleColBandSize w:val="1"/>
-      <w:tblCellMar>
-        <w:top w:w="100.0" w:type="dxa"/>
-        <w:left w:w="100.0" w:type="dxa"/>
-        <w:bottom w:w="100.0" w:type="dxa"/>
-        <w:right w:w="100.0" w:type="dxa"/>
-      </w:tblCellMar>
     </w:tblPr>
   </w:style>
   <w:style w:type="table" w:styleId="Table35">
@@ -36329,12 +36606,6 @@
     <w:tblPr>
       <w:tblStyleRowBandSize w:val="1"/>
       <w:tblStyleColBandSize w:val="1"/>
-      <w:tblCellMar>
-        <w:top w:w="100.0" w:type="dxa"/>
-        <w:left w:w="100.0" w:type="dxa"/>
-        <w:bottom w:w="100.0" w:type="dxa"/>
-        <w:right w:w="100.0" w:type="dxa"/>
-      </w:tblCellMar>
     </w:tblPr>
   </w:style>
   <w:style w:type="table" w:styleId="Table36">
@@ -36342,12 +36613,6 @@
     <w:tblPr>
       <w:tblStyleRowBandSize w:val="1"/>
       <w:tblStyleColBandSize w:val="1"/>
-      <w:tblCellMar>
-        <w:top w:w="100.0" w:type="dxa"/>
-        <w:left w:w="100.0" w:type="dxa"/>
-        <w:bottom w:w="100.0" w:type="dxa"/>
-        <w:right w:w="100.0" w:type="dxa"/>
-      </w:tblCellMar>
     </w:tblPr>
   </w:style>
   <w:style w:type="table" w:styleId="Table37">
@@ -36355,12 +36620,6 @@
     <w:tblPr>
       <w:tblStyleRowBandSize w:val="1"/>
       <w:tblStyleColBandSize w:val="1"/>
-      <w:tblCellMar>
-        <w:top w:w="100.0" w:type="dxa"/>
-        <w:left w:w="100.0" w:type="dxa"/>
-        <w:bottom w:w="100.0" w:type="dxa"/>
-        <w:right w:w="100.0" w:type="dxa"/>
-      </w:tblCellMar>
     </w:tblPr>
   </w:style>
   <w:style w:type="table" w:styleId="Table38">
@@ -36368,12 +36627,6 @@
     <w:tblPr>
       <w:tblStyleRowBandSize w:val="1"/>
       <w:tblStyleColBandSize w:val="1"/>
-      <w:tblCellMar>
-        <w:top w:w="100.0" w:type="dxa"/>
-        <w:left w:w="100.0" w:type="dxa"/>
-        <w:bottom w:w="100.0" w:type="dxa"/>
-        <w:right w:w="100.0" w:type="dxa"/>
-      </w:tblCellMar>
     </w:tblPr>
   </w:style>
   <w:style w:type="table" w:styleId="Table39">
@@ -36381,12 +36634,6 @@
     <w:tblPr>
       <w:tblStyleRowBandSize w:val="1"/>
       <w:tblStyleColBandSize w:val="1"/>
-      <w:tblCellMar>
-        <w:top w:w="100.0" w:type="dxa"/>
-        <w:left w:w="100.0" w:type="dxa"/>
-        <w:bottom w:w="100.0" w:type="dxa"/>
-        <w:right w:w="100.0" w:type="dxa"/>
-      </w:tblCellMar>
     </w:tblPr>
   </w:style>
   <w:style w:type="table" w:styleId="Table40">
@@ -36394,12 +36641,6 @@
     <w:tblPr>
       <w:tblStyleRowBandSize w:val="1"/>
       <w:tblStyleColBandSize w:val="1"/>
-      <w:tblCellMar>
-        <w:top w:w="100.0" w:type="dxa"/>
-        <w:left w:w="100.0" w:type="dxa"/>
-        <w:bottom w:w="100.0" w:type="dxa"/>
-        <w:right w:w="100.0" w:type="dxa"/>
-      </w:tblCellMar>
     </w:tblPr>
   </w:style>
   <w:style w:type="table" w:styleId="Table41">
@@ -36407,12 +36648,6 @@
     <w:tblPr>
       <w:tblStyleRowBandSize w:val="1"/>
       <w:tblStyleColBandSize w:val="1"/>
-      <w:tblCellMar>
-        <w:top w:w="100.0" w:type="dxa"/>
-        <w:left w:w="100.0" w:type="dxa"/>
-        <w:bottom w:w="100.0" w:type="dxa"/>
-        <w:right w:w="100.0" w:type="dxa"/>
-      </w:tblCellMar>
     </w:tblPr>
   </w:style>
   <w:style w:type="table" w:styleId="Table42">
@@ -36420,12 +36655,6 @@
     <w:tblPr>
       <w:tblStyleRowBandSize w:val="1"/>
       <w:tblStyleColBandSize w:val="1"/>
-      <w:tblCellMar>
-        <w:top w:w="100.0" w:type="dxa"/>
-        <w:left w:w="100.0" w:type="dxa"/>
-        <w:bottom w:w="100.0" w:type="dxa"/>
-        <w:right w:w="100.0" w:type="dxa"/>
-      </w:tblCellMar>
     </w:tblPr>
   </w:style>
   <w:style w:type="table" w:styleId="Table43">
@@ -36433,12 +36662,6 @@
     <w:tblPr>
       <w:tblStyleRowBandSize w:val="1"/>
       <w:tblStyleColBandSize w:val="1"/>
-      <w:tblCellMar>
-        <w:top w:w="100.0" w:type="dxa"/>
-        <w:left w:w="100.0" w:type="dxa"/>
-        <w:bottom w:w="100.0" w:type="dxa"/>
-        <w:right w:w="100.0" w:type="dxa"/>
-      </w:tblCellMar>
     </w:tblPr>
   </w:style>
   <w:style w:type="table" w:styleId="Table44">
@@ -36446,12 +36669,6 @@
     <w:tblPr>
       <w:tblStyleRowBandSize w:val="1"/>
       <w:tblStyleColBandSize w:val="1"/>
-      <w:tblCellMar>
-        <w:top w:w="100.0" w:type="dxa"/>
-        <w:left w:w="100.0" w:type="dxa"/>
-        <w:bottom w:w="100.0" w:type="dxa"/>
-        <w:right w:w="100.0" w:type="dxa"/>
-      </w:tblCellMar>
     </w:tblPr>
   </w:style>
   <w:style w:type="table" w:styleId="Table45">
@@ -36459,12 +36676,6 @@
     <w:tblPr>
       <w:tblStyleRowBandSize w:val="1"/>
       <w:tblStyleColBandSize w:val="1"/>
-      <w:tblCellMar>
-        <w:top w:w="100.0" w:type="dxa"/>
-        <w:left w:w="100.0" w:type="dxa"/>
-        <w:bottom w:w="100.0" w:type="dxa"/>
-        <w:right w:w="100.0" w:type="dxa"/>
-      </w:tblCellMar>
     </w:tblPr>
   </w:style>
   <w:style w:type="table" w:styleId="Table46">
@@ -36472,12 +36683,6 @@
     <w:tblPr>
       <w:tblStyleRowBandSize w:val="1"/>
       <w:tblStyleColBandSize w:val="1"/>
-      <w:tblCellMar>
-        <w:top w:w="100.0" w:type="dxa"/>
-        <w:left w:w="100.0" w:type="dxa"/>
-        <w:bottom w:w="100.0" w:type="dxa"/>
-        <w:right w:w="100.0" w:type="dxa"/>
-      </w:tblCellMar>
     </w:tblPr>
   </w:style>
   <w:style w:type="table" w:styleId="Table47">
@@ -36485,12 +36690,6 @@
     <w:tblPr>
       <w:tblStyleRowBandSize w:val="1"/>
       <w:tblStyleColBandSize w:val="1"/>
-      <w:tblCellMar>
-        <w:top w:w="100.0" w:type="dxa"/>
-        <w:left w:w="100.0" w:type="dxa"/>
-        <w:bottom w:w="100.0" w:type="dxa"/>
-        <w:right w:w="100.0" w:type="dxa"/>
-      </w:tblCellMar>
     </w:tblPr>
   </w:style>
   <w:style w:type="table" w:styleId="Table48">
@@ -36498,12 +36697,6 @@
     <w:tblPr>
       <w:tblStyleRowBandSize w:val="1"/>
       <w:tblStyleColBandSize w:val="1"/>
-      <w:tblCellMar>
-        <w:top w:w="100.0" w:type="dxa"/>
-        <w:left w:w="100.0" w:type="dxa"/>
-        <w:bottom w:w="100.0" w:type="dxa"/>
-        <w:right w:w="100.0" w:type="dxa"/>
-      </w:tblCellMar>
     </w:tblPr>
   </w:style>
   <w:style w:type="table" w:styleId="Table49">
@@ -36511,12 +36704,6 @@
     <w:tblPr>
       <w:tblStyleRowBandSize w:val="1"/>
       <w:tblStyleColBandSize w:val="1"/>
-      <w:tblCellMar>
-        <w:top w:w="100.0" w:type="dxa"/>
-        <w:left w:w="100.0" w:type="dxa"/>
-        <w:bottom w:w="100.0" w:type="dxa"/>
-        <w:right w:w="100.0" w:type="dxa"/>
-      </w:tblCellMar>
     </w:tblPr>
   </w:style>
   <w:style w:type="table" w:styleId="Table50">
@@ -36524,12 +36711,6 @@
     <w:tblPr>
       <w:tblStyleRowBandSize w:val="1"/>
       <w:tblStyleColBandSize w:val="1"/>
-      <w:tblCellMar>
-        <w:top w:w="100.0" w:type="dxa"/>
-        <w:left w:w="100.0" w:type="dxa"/>
-        <w:bottom w:w="100.0" w:type="dxa"/>
-        <w:right w:w="100.0" w:type="dxa"/>
-      </w:tblCellMar>
     </w:tblPr>
   </w:style>
   <w:style w:type="table" w:styleId="Table51">
@@ -36537,12 +36718,6 @@
     <w:tblPr>
       <w:tblStyleRowBandSize w:val="1"/>
       <w:tblStyleColBandSize w:val="1"/>
-      <w:tblCellMar>
-        <w:top w:w="100.0" w:type="dxa"/>
-        <w:left w:w="100.0" w:type="dxa"/>
-        <w:bottom w:w="100.0" w:type="dxa"/>
-        <w:right w:w="100.0" w:type="dxa"/>
-      </w:tblCellMar>
     </w:tblPr>
   </w:style>
 </w:styles>
